--- a/Documentation/Emerald Wallet - Planning & Design.docx
+++ b/Documentation/Emerald Wallet - Planning & Design.docx
@@ -787,18 +787,2515 @@
     </w:p>
     <w:p>
       <w:pPr>
+        <w:pStyle w:val="VCText"/>
+        <w:rPr>
+          <w:b/>
+          <w:bCs/>
+          <w:sz w:val="28"/>
+          <w:szCs w:val="28"/>
+        </w:rPr>
+      </w:pPr>
+      <w:r>
+        <w:rPr>
+          <w:b/>
+          <w:bCs/>
+          <w:sz w:val="28"/>
+          <w:szCs w:val="28"/>
+        </w:rPr>
+        <w:t>User Account Creation and Authentication</w:t>
+      </w:r>
+    </w:p>
+    <w:p>
+      <w:pPr>
+        <w:pStyle w:val="VCText"/>
+        <w:rPr>
+          <w:sz w:val="24"/>
+          <w:szCs w:val="24"/>
+        </w:rPr>
+      </w:pPr>
+      <w:r>
+        <w:rPr>
+          <w:b/>
+          <w:bCs/>
+          <w:sz w:val="24"/>
+          <w:szCs w:val="24"/>
+        </w:rPr>
+        <w:t>Description</w:t>
+      </w:r>
+    </w:p>
+    <w:p>
+      <w:pPr>
+        <w:pStyle w:val="VCText"/>
+      </w:pPr>
+      <w:r>
+        <w:t>The system must allow users to create a secure account and log into the application.</w:t>
+      </w:r>
+    </w:p>
+    <w:p>
+      <w:pPr>
+        <w:pStyle w:val="VCText"/>
+        <w:rPr>
+          <w:sz w:val="24"/>
+          <w:szCs w:val="24"/>
+        </w:rPr>
+      </w:pPr>
+      <w:r>
+        <w:rPr>
+          <w:b/>
+          <w:bCs/>
+          <w:sz w:val="24"/>
+          <w:szCs w:val="24"/>
+        </w:rPr>
+        <w:t>Inputs</w:t>
+      </w:r>
+    </w:p>
+    <w:p>
+      <w:pPr>
+        <w:pStyle w:val="VCText"/>
+        <w:numPr>
+          <w:ilvl w:val="0"/>
+          <w:numId w:val="1"/>
+        </w:numPr>
+      </w:pPr>
+      <w:r>
+        <w:t>Username</w:t>
+      </w:r>
+    </w:p>
+    <w:p>
+      <w:pPr>
+        <w:pStyle w:val="VCText"/>
+        <w:numPr>
+          <w:ilvl w:val="0"/>
+          <w:numId w:val="1"/>
+        </w:numPr>
+      </w:pPr>
+      <w:r>
+        <w:t>Email address</w:t>
+      </w:r>
+    </w:p>
+    <w:p>
+      <w:pPr>
+        <w:pStyle w:val="VCText"/>
+        <w:numPr>
+          <w:ilvl w:val="0"/>
+          <w:numId w:val="1"/>
+        </w:numPr>
+      </w:pPr>
+      <w:r>
+        <w:t>Password</w:t>
+      </w:r>
+    </w:p>
+    <w:p>
+      <w:pPr>
+        <w:pStyle w:val="VCText"/>
+        <w:rPr>
+          <w:sz w:val="24"/>
+          <w:szCs w:val="24"/>
+        </w:rPr>
+      </w:pPr>
+      <w:r>
+        <w:rPr>
+          <w:b/>
+          <w:bCs/>
+          <w:sz w:val="24"/>
+          <w:szCs w:val="24"/>
+        </w:rPr>
+        <w:t>Processing</w:t>
+      </w:r>
+    </w:p>
+    <w:p>
+      <w:pPr>
+        <w:pStyle w:val="VCText"/>
+        <w:numPr>
+          <w:ilvl w:val="0"/>
+          <w:numId w:val="2"/>
+        </w:numPr>
+      </w:pPr>
+      <w:r>
+        <w:t>Validate that the email address follows a valid format.</w:t>
+      </w:r>
+    </w:p>
+    <w:p>
+      <w:pPr>
+        <w:pStyle w:val="VCText"/>
+        <w:numPr>
+          <w:ilvl w:val="0"/>
+          <w:numId w:val="2"/>
+        </w:numPr>
+      </w:pPr>
+      <w:r>
+        <w:t>Ensure passwords meet security requirements.</w:t>
+      </w:r>
+    </w:p>
+    <w:p>
+      <w:pPr>
+        <w:pStyle w:val="VCText"/>
+        <w:numPr>
+          <w:ilvl w:val="0"/>
+          <w:numId w:val="2"/>
+        </w:numPr>
+      </w:pPr>
+      <w:r>
+        <w:t>Store user account details securely in the database.</w:t>
+      </w:r>
+    </w:p>
+    <w:p>
+      <w:pPr>
+        <w:pStyle w:val="VCText"/>
+        <w:rPr>
+          <w:sz w:val="24"/>
+          <w:szCs w:val="24"/>
+        </w:rPr>
+      </w:pPr>
+      <w:r>
+        <w:rPr>
+          <w:b/>
+          <w:bCs/>
+          <w:sz w:val="24"/>
+          <w:szCs w:val="24"/>
+        </w:rPr>
+        <w:t>Outputs</w:t>
+      </w:r>
+    </w:p>
+    <w:p>
+      <w:pPr>
+        <w:pStyle w:val="VCText"/>
+        <w:numPr>
+          <w:ilvl w:val="0"/>
+          <w:numId w:val="3"/>
+        </w:numPr>
+      </w:pPr>
+      <w:r>
+        <w:t>Successful login grants access to the budgeting dashboard.</w:t>
+      </w:r>
+    </w:p>
+    <w:p>
+      <w:pPr>
+        <w:pStyle w:val="VCText"/>
+        <w:numPr>
+          <w:ilvl w:val="0"/>
+          <w:numId w:val="3"/>
+        </w:numPr>
+      </w:pPr>
+      <w:r>
+        <w:t>Invalid credentials produce an error message.</w:t>
+      </w:r>
+    </w:p>
+    <w:p>
+      <w:pPr>
+        <w:pStyle w:val="VCText"/>
+      </w:pPr>
+    </w:p>
+    <w:p>
+      <w:pPr>
+        <w:pStyle w:val="VCText"/>
+        <w:rPr>
+          <w:b/>
+          <w:bCs/>
+          <w:sz w:val="28"/>
+          <w:szCs w:val="28"/>
+        </w:rPr>
+      </w:pPr>
+      <w:r>
+        <w:rPr>
+          <w:b/>
+          <w:bCs/>
+          <w:sz w:val="28"/>
+          <w:szCs w:val="28"/>
+        </w:rPr>
+        <w:t>Income Recording</w:t>
+      </w:r>
+    </w:p>
+    <w:p>
+      <w:pPr>
+        <w:pStyle w:val="VCText"/>
+        <w:rPr>
+          <w:sz w:val="24"/>
+          <w:szCs w:val="24"/>
+        </w:rPr>
+      </w:pPr>
+      <w:r>
+        <w:rPr>
+          <w:b/>
+          <w:bCs/>
+          <w:sz w:val="24"/>
+          <w:szCs w:val="24"/>
+        </w:rPr>
+        <w:t>Description</w:t>
+      </w:r>
+    </w:p>
+    <w:p>
+      <w:pPr>
+        <w:pStyle w:val="VCText"/>
+      </w:pPr>
+      <w:r>
+        <w:t>Users must be able to record sources of income.</w:t>
+      </w:r>
+    </w:p>
+    <w:p>
+      <w:pPr>
+        <w:pStyle w:val="VCText"/>
+        <w:rPr>
+          <w:sz w:val="24"/>
+          <w:szCs w:val="24"/>
+        </w:rPr>
+      </w:pPr>
+      <w:r>
+        <w:rPr>
+          <w:b/>
+          <w:bCs/>
+          <w:sz w:val="24"/>
+          <w:szCs w:val="24"/>
+        </w:rPr>
+        <w:t>Inputs</w:t>
+      </w:r>
+    </w:p>
+    <w:p>
+      <w:pPr>
+        <w:pStyle w:val="VCText"/>
+        <w:numPr>
+          <w:ilvl w:val="0"/>
+          <w:numId w:val="4"/>
+        </w:numPr>
+      </w:pPr>
+      <w:r>
+        <w:t>Income amount</w:t>
+      </w:r>
+    </w:p>
+    <w:p>
+      <w:pPr>
+        <w:pStyle w:val="VCText"/>
+        <w:numPr>
+          <w:ilvl w:val="0"/>
+          <w:numId w:val="4"/>
+        </w:numPr>
+      </w:pPr>
+      <w:r>
+        <w:t>Income source</w:t>
+      </w:r>
+    </w:p>
+    <w:p>
+      <w:pPr>
+        <w:pStyle w:val="VCText"/>
+        <w:numPr>
+          <w:ilvl w:val="0"/>
+          <w:numId w:val="4"/>
+        </w:numPr>
+      </w:pPr>
+      <w:r>
+        <w:t>Date received</w:t>
+      </w:r>
+    </w:p>
+    <w:p>
+      <w:pPr>
+        <w:pStyle w:val="VCText"/>
+        <w:rPr>
+          <w:sz w:val="24"/>
+          <w:szCs w:val="24"/>
+        </w:rPr>
+      </w:pPr>
+      <w:r>
+        <w:rPr>
+          <w:b/>
+          <w:bCs/>
+          <w:sz w:val="24"/>
+          <w:szCs w:val="24"/>
+        </w:rPr>
+        <w:t>Processing</w:t>
+      </w:r>
+    </w:p>
+    <w:p>
+      <w:pPr>
+        <w:pStyle w:val="VCText"/>
+        <w:numPr>
+          <w:ilvl w:val="0"/>
+          <w:numId w:val="5"/>
+        </w:numPr>
+      </w:pPr>
+      <w:r>
+        <w:t>Store the income record in the database.</w:t>
+      </w:r>
+    </w:p>
+    <w:p>
+      <w:pPr>
+        <w:pStyle w:val="VCText"/>
+        <w:numPr>
+          <w:ilvl w:val="0"/>
+          <w:numId w:val="5"/>
+        </w:numPr>
+      </w:pPr>
+      <w:r>
+        <w:t>Update the total available balance.</w:t>
+      </w:r>
+    </w:p>
+    <w:p>
+      <w:pPr>
+        <w:pStyle w:val="VCText"/>
+        <w:rPr>
+          <w:sz w:val="24"/>
+          <w:szCs w:val="24"/>
+        </w:rPr>
+      </w:pPr>
+      <w:r>
+        <w:rPr>
+          <w:b/>
+          <w:bCs/>
+          <w:sz w:val="24"/>
+          <w:szCs w:val="24"/>
+        </w:rPr>
+        <w:t>Outputs</w:t>
+      </w:r>
+    </w:p>
+    <w:p>
+      <w:pPr>
+        <w:pStyle w:val="VCText"/>
+        <w:numPr>
+          <w:ilvl w:val="0"/>
+          <w:numId w:val="6"/>
+        </w:numPr>
+      </w:pPr>
+      <w:r>
+        <w:t>Updated balance displayed on the dashboard.</w:t>
+      </w:r>
+    </w:p>
+    <w:p>
+      <w:pPr>
+        <w:pStyle w:val="VCText"/>
+      </w:pPr>
+    </w:p>
+    <w:p>
+      <w:pPr>
+        <w:pStyle w:val="VCText"/>
+        <w:rPr>
+          <w:b/>
+          <w:bCs/>
+          <w:sz w:val="28"/>
+          <w:szCs w:val="28"/>
+        </w:rPr>
+      </w:pPr>
+      <w:r>
+        <w:rPr>
+          <w:b/>
+          <w:bCs/>
+          <w:sz w:val="28"/>
+          <w:szCs w:val="28"/>
+        </w:rPr>
+        <w:lastRenderedPageBreak/>
+        <w:t>Expense Entry and Category Assignment</w:t>
+      </w:r>
+    </w:p>
+    <w:p>
+      <w:pPr>
+        <w:pStyle w:val="VCText"/>
+        <w:rPr>
+          <w:sz w:val="24"/>
+          <w:szCs w:val="24"/>
+        </w:rPr>
+      </w:pPr>
+      <w:r>
+        <w:rPr>
+          <w:b/>
+          <w:bCs/>
+          <w:sz w:val="24"/>
+          <w:szCs w:val="24"/>
+        </w:rPr>
+        <w:t>Description</w:t>
+      </w:r>
+    </w:p>
+    <w:p>
+      <w:pPr>
+        <w:pStyle w:val="VCText"/>
+      </w:pPr>
+      <w:r>
+        <w:t>Users must be able to record expenses and assign them to categories.</w:t>
+      </w:r>
+    </w:p>
+    <w:p>
+      <w:pPr>
+        <w:pStyle w:val="VCText"/>
+        <w:rPr>
+          <w:sz w:val="24"/>
+          <w:szCs w:val="24"/>
+        </w:rPr>
+      </w:pPr>
+      <w:r>
+        <w:rPr>
+          <w:b/>
+          <w:bCs/>
+          <w:sz w:val="24"/>
+          <w:szCs w:val="24"/>
+        </w:rPr>
+        <w:t>Inputs</w:t>
+      </w:r>
+    </w:p>
+    <w:p>
+      <w:pPr>
+        <w:pStyle w:val="VCText"/>
+        <w:numPr>
+          <w:ilvl w:val="0"/>
+          <w:numId w:val="7"/>
+        </w:numPr>
+      </w:pPr>
+      <w:r>
+        <w:t>Expense amount</w:t>
+      </w:r>
+    </w:p>
+    <w:p>
+      <w:pPr>
+        <w:pStyle w:val="VCText"/>
+        <w:numPr>
+          <w:ilvl w:val="0"/>
+          <w:numId w:val="7"/>
+        </w:numPr>
+      </w:pPr>
+      <w:r>
+        <w:t>Expense category</w:t>
+      </w:r>
+    </w:p>
+    <w:p>
+      <w:pPr>
+        <w:pStyle w:val="VCText"/>
+        <w:numPr>
+          <w:ilvl w:val="0"/>
+          <w:numId w:val="7"/>
+        </w:numPr>
+      </w:pPr>
+      <w:r>
+        <w:t>Date of transaction</w:t>
+      </w:r>
+    </w:p>
+    <w:p>
+      <w:pPr>
+        <w:pStyle w:val="VCText"/>
+        <w:numPr>
+          <w:ilvl w:val="0"/>
+          <w:numId w:val="7"/>
+        </w:numPr>
+      </w:pPr>
+      <w:r>
+        <w:t>Optional description</w:t>
+      </w:r>
+    </w:p>
+    <w:p>
+      <w:pPr>
+        <w:pStyle w:val="VCText"/>
+        <w:rPr>
+          <w:sz w:val="24"/>
+          <w:szCs w:val="24"/>
+        </w:rPr>
+      </w:pPr>
+      <w:r>
+        <w:rPr>
+          <w:b/>
+          <w:bCs/>
+          <w:sz w:val="24"/>
+          <w:szCs w:val="24"/>
+        </w:rPr>
+        <w:t>Processing</w:t>
+      </w:r>
+    </w:p>
+    <w:p>
+      <w:pPr>
+        <w:pStyle w:val="VCText"/>
+        <w:numPr>
+          <w:ilvl w:val="0"/>
+          <w:numId w:val="8"/>
+        </w:numPr>
+      </w:pPr>
+      <w:r>
+        <w:t>Save the expense entry in the database.</w:t>
+      </w:r>
+    </w:p>
+    <w:p>
+      <w:pPr>
+        <w:pStyle w:val="VCText"/>
+        <w:numPr>
+          <w:ilvl w:val="0"/>
+          <w:numId w:val="8"/>
+        </w:numPr>
+      </w:pPr>
+      <w:r>
+        <w:t>Deduct the expense amount from the relevant category budget.</w:t>
+      </w:r>
+    </w:p>
+    <w:p>
+      <w:pPr>
+        <w:pStyle w:val="VCText"/>
+        <w:rPr>
+          <w:sz w:val="24"/>
+          <w:szCs w:val="24"/>
+        </w:rPr>
+      </w:pPr>
+      <w:r>
+        <w:rPr>
+          <w:b/>
+          <w:bCs/>
+          <w:sz w:val="24"/>
+          <w:szCs w:val="24"/>
+        </w:rPr>
+        <w:t>Outputs</w:t>
+      </w:r>
+    </w:p>
+    <w:p>
+      <w:pPr>
+        <w:pStyle w:val="VCText"/>
+        <w:numPr>
+          <w:ilvl w:val="0"/>
+          <w:numId w:val="9"/>
+        </w:numPr>
+      </w:pPr>
+      <w:r>
+        <w:t>Updated category spending totals.</w:t>
+      </w:r>
+    </w:p>
+    <w:p>
+      <w:pPr>
+        <w:pStyle w:val="VCText"/>
+        <w:numPr>
+          <w:ilvl w:val="0"/>
+          <w:numId w:val="9"/>
+        </w:numPr>
+      </w:pPr>
+      <w:r>
+        <w:t>Updated overall balance.</w:t>
+      </w:r>
+    </w:p>
+    <w:p>
+      <w:pPr>
+        <w:pStyle w:val="VCText"/>
+      </w:pPr>
+    </w:p>
+    <w:p>
+      <w:pPr>
+        <w:pStyle w:val="VCText"/>
+        <w:rPr>
+          <w:b/>
+          <w:bCs/>
+          <w:sz w:val="28"/>
+          <w:szCs w:val="28"/>
+        </w:rPr>
+      </w:pPr>
+      <w:r>
+        <w:rPr>
+          <w:b/>
+          <w:bCs/>
+          <w:sz w:val="28"/>
+          <w:szCs w:val="28"/>
+        </w:rPr>
+        <w:t>Receipt Image Attachment</w:t>
+      </w:r>
+    </w:p>
+    <w:p>
+      <w:pPr>
+        <w:pStyle w:val="VCText"/>
+        <w:rPr>
+          <w:sz w:val="24"/>
+          <w:szCs w:val="24"/>
+        </w:rPr>
+      </w:pPr>
+      <w:r>
+        <w:rPr>
+          <w:b/>
+          <w:bCs/>
+          <w:sz w:val="24"/>
+          <w:szCs w:val="24"/>
+        </w:rPr>
+        <w:t>Description</w:t>
+      </w:r>
+    </w:p>
+    <w:p>
+      <w:pPr>
+        <w:pStyle w:val="VCText"/>
+      </w:pPr>
+      <w:r>
+        <w:t>Users must be able to attach a receipt image to an expense entry.</w:t>
+      </w:r>
+    </w:p>
+    <w:p>
+      <w:pPr>
+        <w:pStyle w:val="VCText"/>
+        <w:rPr>
+          <w:sz w:val="24"/>
+          <w:szCs w:val="24"/>
+        </w:rPr>
+      </w:pPr>
+      <w:r>
+        <w:rPr>
+          <w:b/>
+          <w:bCs/>
+          <w:sz w:val="24"/>
+          <w:szCs w:val="24"/>
+        </w:rPr>
+        <w:t>Inputs</w:t>
+      </w:r>
+    </w:p>
+    <w:p>
+      <w:pPr>
+        <w:pStyle w:val="VCText"/>
+        <w:numPr>
+          <w:ilvl w:val="0"/>
+          <w:numId w:val="10"/>
+        </w:numPr>
+      </w:pPr>
+      <w:r>
+        <w:t>Image captured via camera or uploaded from gallery.</w:t>
+      </w:r>
+    </w:p>
+    <w:p>
+      <w:pPr>
+        <w:pStyle w:val="VCText"/>
+        <w:rPr>
+          <w:sz w:val="24"/>
+          <w:szCs w:val="24"/>
+        </w:rPr>
+      </w:pPr>
+      <w:r>
+        <w:rPr>
+          <w:b/>
+          <w:bCs/>
+          <w:sz w:val="24"/>
+          <w:szCs w:val="24"/>
+        </w:rPr>
+        <w:t>Processing</w:t>
+      </w:r>
+    </w:p>
+    <w:p>
+      <w:pPr>
+        <w:pStyle w:val="VCText"/>
+        <w:numPr>
+          <w:ilvl w:val="0"/>
+          <w:numId w:val="11"/>
+        </w:numPr>
+      </w:pPr>
+      <w:r>
+        <w:t>Store the image file reference in the database.</w:t>
+      </w:r>
+    </w:p>
+    <w:p>
+      <w:pPr>
+        <w:pStyle w:val="VCText"/>
+        <w:numPr>
+          <w:ilvl w:val="0"/>
+          <w:numId w:val="11"/>
+        </w:numPr>
+      </w:pPr>
+      <w:r>
+        <w:t>Link the image to the associated expense record.</w:t>
+      </w:r>
+    </w:p>
+    <w:p>
+      <w:pPr>
+        <w:pStyle w:val="VCText"/>
+        <w:rPr>
+          <w:sz w:val="24"/>
+        </w:rPr>
+      </w:pPr>
+      <w:r>
+        <w:rPr>
+          <w:b/>
+          <w:bCs/>
+          <w:sz w:val="24"/>
+        </w:rPr>
+        <w:t>Outputs</w:t>
+      </w:r>
+    </w:p>
+    <w:p>
+      <w:pPr>
+        <w:pStyle w:val="VCText"/>
+        <w:numPr>
+          <w:ilvl w:val="0"/>
+          <w:numId w:val="12"/>
+        </w:numPr>
+      </w:pPr>
+      <w:r>
+        <w:t>Receipt image accessible from the expense entry.</w:t>
+      </w:r>
+    </w:p>
+    <w:p>
+      <w:pPr>
+        <w:pStyle w:val="VCText"/>
+      </w:pPr>
+    </w:p>
+    <w:p>
+      <w:pPr>
+        <w:pStyle w:val="VCText"/>
+      </w:pPr>
+    </w:p>
+    <w:p>
+      <w:pPr>
+        <w:pStyle w:val="VCText"/>
+      </w:pPr>
+    </w:p>
+    <w:p>
+      <w:pPr>
         <w:pStyle w:val="VCHeading"/>
       </w:pPr>
     </w:p>
     <w:p>
       <w:pPr>
         <w:pStyle w:val="VCText"/>
-      </w:pPr>
-    </w:p>
-    <w:p>
-      <w:pPr>
-        <w:pStyle w:val="VCText"/>
-      </w:pPr>
+        <w:rPr>
+          <w:b/>
+          <w:bCs/>
+          <w:sz w:val="28"/>
+          <w:szCs w:val="28"/>
+        </w:rPr>
+      </w:pPr>
+      <w:r>
+        <w:rPr>
+          <w:b/>
+          <w:bCs/>
+          <w:sz w:val="28"/>
+          <w:szCs w:val="28"/>
+        </w:rPr>
+        <w:lastRenderedPageBreak/>
+        <w:t>Budget Category Management</w:t>
+      </w:r>
+    </w:p>
+    <w:p>
+      <w:pPr>
+        <w:pStyle w:val="VCText"/>
+        <w:rPr>
+          <w:sz w:val="24"/>
+          <w:szCs w:val="24"/>
+        </w:rPr>
+      </w:pPr>
+      <w:r>
+        <w:rPr>
+          <w:b/>
+          <w:bCs/>
+          <w:sz w:val="24"/>
+          <w:szCs w:val="24"/>
+        </w:rPr>
+        <w:t>Description</w:t>
+      </w:r>
+    </w:p>
+    <w:p>
+      <w:pPr>
+        <w:pStyle w:val="VCText"/>
+      </w:pPr>
+      <w:r>
+        <w:t>Users must be able to create and manage spending categories.</w:t>
+      </w:r>
+    </w:p>
+    <w:p>
+      <w:pPr>
+        <w:pStyle w:val="VCText"/>
+        <w:rPr>
+          <w:sz w:val="24"/>
+          <w:szCs w:val="24"/>
+        </w:rPr>
+      </w:pPr>
+      <w:r>
+        <w:rPr>
+          <w:b/>
+          <w:bCs/>
+          <w:sz w:val="24"/>
+          <w:szCs w:val="24"/>
+        </w:rPr>
+        <w:t>Inputs</w:t>
+      </w:r>
+    </w:p>
+    <w:p>
+      <w:pPr>
+        <w:pStyle w:val="VCText"/>
+        <w:numPr>
+          <w:ilvl w:val="0"/>
+          <w:numId w:val="13"/>
+        </w:numPr>
+      </w:pPr>
+      <w:r>
+        <w:t>Category name</w:t>
+      </w:r>
+    </w:p>
+    <w:p>
+      <w:pPr>
+        <w:pStyle w:val="VCText"/>
+        <w:numPr>
+          <w:ilvl w:val="0"/>
+          <w:numId w:val="13"/>
+        </w:numPr>
+      </w:pPr>
+      <w:r>
+        <w:t>Monthly budget limit</w:t>
+      </w:r>
+    </w:p>
+    <w:p>
+      <w:pPr>
+        <w:pStyle w:val="VCText"/>
+        <w:rPr>
+          <w:sz w:val="24"/>
+          <w:szCs w:val="24"/>
+        </w:rPr>
+      </w:pPr>
+      <w:r>
+        <w:rPr>
+          <w:b/>
+          <w:bCs/>
+          <w:sz w:val="24"/>
+          <w:szCs w:val="24"/>
+        </w:rPr>
+        <w:t>Processing</w:t>
+      </w:r>
+    </w:p>
+    <w:p>
+      <w:pPr>
+        <w:pStyle w:val="VCText"/>
+        <w:numPr>
+          <w:ilvl w:val="0"/>
+          <w:numId w:val="14"/>
+        </w:numPr>
+      </w:pPr>
+      <w:r>
+        <w:t>Store category details.</w:t>
+      </w:r>
+    </w:p>
+    <w:p>
+      <w:pPr>
+        <w:pStyle w:val="VCText"/>
+        <w:numPr>
+          <w:ilvl w:val="0"/>
+          <w:numId w:val="14"/>
+        </w:numPr>
+      </w:pPr>
+      <w:r>
+        <w:t>Monitor expenses against category limits.</w:t>
+      </w:r>
+    </w:p>
+    <w:p>
+      <w:pPr>
+        <w:pStyle w:val="VCText"/>
+        <w:rPr>
+          <w:sz w:val="24"/>
+          <w:szCs w:val="24"/>
+        </w:rPr>
+      </w:pPr>
+      <w:r>
+        <w:rPr>
+          <w:b/>
+          <w:bCs/>
+          <w:sz w:val="24"/>
+          <w:szCs w:val="24"/>
+        </w:rPr>
+        <w:t>Outputs</w:t>
+      </w:r>
+    </w:p>
+    <w:p>
+      <w:pPr>
+        <w:pStyle w:val="VCText"/>
+        <w:numPr>
+          <w:ilvl w:val="0"/>
+          <w:numId w:val="15"/>
+        </w:numPr>
+      </w:pPr>
+      <w:r>
+        <w:t>Category budget progress indicators.</w:t>
+      </w:r>
+    </w:p>
+    <w:p>
+      <w:pPr>
+        <w:pStyle w:val="VCText"/>
+      </w:pPr>
+    </w:p>
+    <w:p>
+      <w:pPr>
+        <w:pStyle w:val="VCText"/>
+        <w:rPr>
+          <w:b/>
+          <w:bCs/>
+          <w:sz w:val="28"/>
+          <w:szCs w:val="28"/>
+        </w:rPr>
+      </w:pPr>
+      <w:r>
+        <w:rPr>
+          <w:b/>
+          <w:bCs/>
+          <w:sz w:val="28"/>
+          <w:szCs w:val="28"/>
+        </w:rPr>
+        <w:t>Expense List and Receipt Viewing</w:t>
+      </w:r>
+    </w:p>
+    <w:p>
+      <w:pPr>
+        <w:pStyle w:val="VCText"/>
+        <w:rPr>
+          <w:sz w:val="24"/>
+          <w:szCs w:val="24"/>
+        </w:rPr>
+      </w:pPr>
+      <w:r>
+        <w:rPr>
+          <w:b/>
+          <w:bCs/>
+          <w:sz w:val="24"/>
+          <w:szCs w:val="24"/>
+        </w:rPr>
+        <w:t>Description</w:t>
+      </w:r>
+    </w:p>
+    <w:p>
+      <w:pPr>
+        <w:pStyle w:val="VCText"/>
+      </w:pPr>
+      <w:r>
+        <w:t>Users must be able to view a list of all recorded expenses.</w:t>
+      </w:r>
+    </w:p>
+    <w:p>
+      <w:pPr>
+        <w:pStyle w:val="VCText"/>
+        <w:rPr>
+          <w:sz w:val="24"/>
+          <w:szCs w:val="24"/>
+        </w:rPr>
+      </w:pPr>
+      <w:r>
+        <w:rPr>
+          <w:b/>
+          <w:bCs/>
+          <w:sz w:val="24"/>
+          <w:szCs w:val="24"/>
+        </w:rPr>
+        <w:t>Inputs</w:t>
+      </w:r>
+    </w:p>
+    <w:p>
+      <w:pPr>
+        <w:pStyle w:val="VCText"/>
+        <w:numPr>
+          <w:ilvl w:val="0"/>
+          <w:numId w:val="16"/>
+        </w:numPr>
+      </w:pPr>
+      <w:r>
+        <w:t xml:space="preserve">Selected </w:t>
+      </w:r>
+      <w:r>
+        <w:t>period</w:t>
+      </w:r>
+      <w:r>
+        <w:t xml:space="preserve"> filter.</w:t>
+      </w:r>
+    </w:p>
+    <w:p>
+      <w:pPr>
+        <w:pStyle w:val="VCText"/>
+        <w:rPr>
+          <w:sz w:val="24"/>
+          <w:szCs w:val="24"/>
+        </w:rPr>
+      </w:pPr>
+      <w:r>
+        <w:rPr>
+          <w:b/>
+          <w:bCs/>
+          <w:sz w:val="24"/>
+          <w:szCs w:val="24"/>
+        </w:rPr>
+        <w:t>Processing</w:t>
+      </w:r>
+    </w:p>
+    <w:p>
+      <w:pPr>
+        <w:pStyle w:val="VCText"/>
+        <w:numPr>
+          <w:ilvl w:val="0"/>
+          <w:numId w:val="17"/>
+        </w:numPr>
+      </w:pPr>
+      <w:r>
+        <w:t>Retrieve all expense records matching the selected period.</w:t>
+      </w:r>
+    </w:p>
+    <w:p>
+      <w:pPr>
+        <w:pStyle w:val="VCText"/>
+        <w:rPr>
+          <w:sz w:val="24"/>
+          <w:szCs w:val="24"/>
+        </w:rPr>
+      </w:pPr>
+      <w:r>
+        <w:rPr>
+          <w:b/>
+          <w:bCs/>
+          <w:sz w:val="24"/>
+          <w:szCs w:val="24"/>
+        </w:rPr>
+        <w:t>Outputs</w:t>
+      </w:r>
+    </w:p>
+    <w:p>
+      <w:pPr>
+        <w:pStyle w:val="VCText"/>
+        <w:numPr>
+          <w:ilvl w:val="0"/>
+          <w:numId w:val="18"/>
+        </w:numPr>
+      </w:pPr>
+      <w:r>
+        <w:t>Display a list of expenses including:</w:t>
+      </w:r>
+    </w:p>
+    <w:p>
+      <w:pPr>
+        <w:pStyle w:val="VCText"/>
+        <w:numPr>
+          <w:ilvl w:val="1"/>
+          <w:numId w:val="18"/>
+        </w:numPr>
+      </w:pPr>
+      <w:r>
+        <w:t>Amount</w:t>
+      </w:r>
+    </w:p>
+    <w:p>
+      <w:pPr>
+        <w:pStyle w:val="VCText"/>
+        <w:numPr>
+          <w:ilvl w:val="1"/>
+          <w:numId w:val="18"/>
+        </w:numPr>
+      </w:pPr>
+      <w:r>
+        <w:t>Category</w:t>
+      </w:r>
+    </w:p>
+    <w:p>
+      <w:pPr>
+        <w:pStyle w:val="VCText"/>
+        <w:numPr>
+          <w:ilvl w:val="1"/>
+          <w:numId w:val="18"/>
+        </w:numPr>
+      </w:pPr>
+      <w:r>
+        <w:t>Date</w:t>
+      </w:r>
+    </w:p>
+    <w:p>
+      <w:pPr>
+        <w:pStyle w:val="VCText"/>
+        <w:numPr>
+          <w:ilvl w:val="1"/>
+          <w:numId w:val="18"/>
+        </w:numPr>
+      </w:pPr>
+      <w:r>
+        <w:t>Receipt image (if attached).</w:t>
+      </w:r>
+    </w:p>
+    <w:p>
+      <w:pPr>
+        <w:pStyle w:val="VCText"/>
+      </w:pPr>
+    </w:p>
+    <w:p>
+      <w:pPr>
+        <w:pStyle w:val="VCText"/>
+      </w:pPr>
+    </w:p>
+    <w:p>
+      <w:pPr>
+        <w:pStyle w:val="VCText"/>
+      </w:pPr>
+    </w:p>
+    <w:p>
+      <w:pPr>
+        <w:pStyle w:val="VCText"/>
+      </w:pPr>
+    </w:p>
+    <w:p>
+      <w:pPr>
+        <w:pStyle w:val="VCText"/>
+      </w:pPr>
+    </w:p>
+    <w:p>
+      <w:pPr>
+        <w:pStyle w:val="VCText"/>
+        <w:rPr>
+          <w:b/>
+          <w:bCs/>
+          <w:sz w:val="28"/>
+          <w:szCs w:val="28"/>
+        </w:rPr>
+      </w:pPr>
+      <w:r>
+        <w:rPr>
+          <w:b/>
+          <w:bCs/>
+          <w:sz w:val="28"/>
+          <w:szCs w:val="28"/>
+        </w:rPr>
+        <w:lastRenderedPageBreak/>
+        <w:t>Expense Filtering by Time Period</w:t>
+      </w:r>
+    </w:p>
+    <w:p>
+      <w:pPr>
+        <w:pStyle w:val="VCText"/>
+        <w:rPr>
+          <w:sz w:val="24"/>
+          <w:szCs w:val="24"/>
+        </w:rPr>
+      </w:pPr>
+      <w:r>
+        <w:rPr>
+          <w:b/>
+          <w:bCs/>
+          <w:sz w:val="24"/>
+          <w:szCs w:val="24"/>
+        </w:rPr>
+        <w:t>Description</w:t>
+      </w:r>
+    </w:p>
+    <w:p>
+      <w:pPr>
+        <w:pStyle w:val="VCText"/>
+      </w:pPr>
+      <w:r>
+        <w:t xml:space="preserve">Users must be able to view expenses over a user-selected </w:t>
+      </w:r>
+      <w:proofErr w:type="gramStart"/>
+      <w:r>
+        <w:t>time period</w:t>
+      </w:r>
+      <w:proofErr w:type="gramEnd"/>
+      <w:r>
+        <w:t>.</w:t>
+      </w:r>
+    </w:p>
+    <w:p>
+      <w:pPr>
+        <w:pStyle w:val="VCText"/>
+        <w:rPr>
+          <w:sz w:val="24"/>
+          <w:szCs w:val="24"/>
+        </w:rPr>
+      </w:pPr>
+      <w:r>
+        <w:rPr>
+          <w:b/>
+          <w:bCs/>
+          <w:sz w:val="24"/>
+          <w:szCs w:val="24"/>
+        </w:rPr>
+        <w:t>Inputs</w:t>
+      </w:r>
+    </w:p>
+    <w:p>
+      <w:pPr>
+        <w:pStyle w:val="VCText"/>
+        <w:numPr>
+          <w:ilvl w:val="0"/>
+          <w:numId w:val="19"/>
+        </w:numPr>
+      </w:pPr>
+      <w:r>
+        <w:t>Start date</w:t>
+      </w:r>
+    </w:p>
+    <w:p>
+      <w:pPr>
+        <w:pStyle w:val="VCText"/>
+        <w:numPr>
+          <w:ilvl w:val="0"/>
+          <w:numId w:val="19"/>
+        </w:numPr>
+      </w:pPr>
+      <w:r>
+        <w:t>End date</w:t>
+      </w:r>
+    </w:p>
+    <w:p>
+      <w:pPr>
+        <w:pStyle w:val="VCText"/>
+        <w:rPr>
+          <w:sz w:val="24"/>
+          <w:szCs w:val="24"/>
+        </w:rPr>
+      </w:pPr>
+      <w:r>
+        <w:rPr>
+          <w:b/>
+          <w:bCs/>
+          <w:sz w:val="24"/>
+          <w:szCs w:val="24"/>
+        </w:rPr>
+        <w:t>Processing</w:t>
+      </w:r>
+    </w:p>
+    <w:p>
+      <w:pPr>
+        <w:pStyle w:val="VCText"/>
+        <w:numPr>
+          <w:ilvl w:val="0"/>
+          <w:numId w:val="20"/>
+        </w:numPr>
+      </w:pPr>
+      <w:r>
+        <w:t>Query the database for expense records within the selected range.</w:t>
+      </w:r>
+    </w:p>
+    <w:p>
+      <w:pPr>
+        <w:pStyle w:val="VCText"/>
+        <w:rPr>
+          <w:sz w:val="24"/>
+          <w:szCs w:val="24"/>
+        </w:rPr>
+      </w:pPr>
+      <w:r>
+        <w:rPr>
+          <w:b/>
+          <w:bCs/>
+          <w:sz w:val="24"/>
+          <w:szCs w:val="24"/>
+        </w:rPr>
+        <w:t>Outputs</w:t>
+      </w:r>
+    </w:p>
+    <w:p>
+      <w:pPr>
+        <w:pStyle w:val="VCText"/>
+        <w:numPr>
+          <w:ilvl w:val="0"/>
+          <w:numId w:val="21"/>
+        </w:numPr>
+      </w:pPr>
+      <w:r>
+        <w:t>Filtered expense list.</w:t>
+      </w:r>
+    </w:p>
+    <w:p>
+      <w:pPr>
+        <w:pStyle w:val="VCText"/>
+      </w:pPr>
+    </w:p>
+    <w:p>
+      <w:pPr>
+        <w:pStyle w:val="VCText"/>
+        <w:rPr>
+          <w:b/>
+          <w:bCs/>
+          <w:sz w:val="22"/>
+        </w:rPr>
+      </w:pPr>
+      <w:r>
+        <w:rPr>
+          <w:b/>
+          <w:bCs/>
+          <w:sz w:val="28"/>
+          <w:szCs w:val="28"/>
+        </w:rPr>
+        <w:t>Category Spending Summary</w:t>
+      </w:r>
+    </w:p>
+    <w:p>
+      <w:pPr>
+        <w:pStyle w:val="VCText"/>
+        <w:rPr>
+          <w:sz w:val="24"/>
+          <w:szCs w:val="24"/>
+        </w:rPr>
+      </w:pPr>
+      <w:r>
+        <w:rPr>
+          <w:b/>
+          <w:bCs/>
+          <w:sz w:val="24"/>
+          <w:szCs w:val="24"/>
+        </w:rPr>
+        <w:t>Description</w:t>
+      </w:r>
+    </w:p>
+    <w:p>
+      <w:pPr>
+        <w:pStyle w:val="VCText"/>
+      </w:pPr>
+      <w:r>
+        <w:t xml:space="preserve">Users must be able to view the total amount spent per category within a selected </w:t>
+      </w:r>
+      <w:proofErr w:type="gramStart"/>
+      <w:r>
+        <w:t>time period</w:t>
+      </w:r>
+      <w:proofErr w:type="gramEnd"/>
+      <w:r>
+        <w:t>.</w:t>
+      </w:r>
+    </w:p>
+    <w:p>
+      <w:pPr>
+        <w:pStyle w:val="VCText"/>
+        <w:rPr>
+          <w:sz w:val="24"/>
+          <w:szCs w:val="24"/>
+        </w:rPr>
+      </w:pPr>
+      <w:r>
+        <w:rPr>
+          <w:b/>
+          <w:bCs/>
+          <w:sz w:val="24"/>
+          <w:szCs w:val="24"/>
+        </w:rPr>
+        <w:t>Inputs</w:t>
+      </w:r>
+    </w:p>
+    <w:p>
+      <w:pPr>
+        <w:pStyle w:val="VCText"/>
+        <w:numPr>
+          <w:ilvl w:val="0"/>
+          <w:numId w:val="22"/>
+        </w:numPr>
+      </w:pPr>
+      <w:r>
+        <w:t xml:space="preserve">Selected </w:t>
+      </w:r>
+      <w:proofErr w:type="gramStart"/>
+      <w:r>
+        <w:t>time period</w:t>
+      </w:r>
+      <w:proofErr w:type="gramEnd"/>
+      <w:r>
+        <w:t>.</w:t>
+      </w:r>
+    </w:p>
+    <w:p>
+      <w:pPr>
+        <w:pStyle w:val="VCText"/>
+        <w:rPr>
+          <w:sz w:val="24"/>
+          <w:szCs w:val="24"/>
+        </w:rPr>
+      </w:pPr>
+      <w:r>
+        <w:rPr>
+          <w:b/>
+          <w:bCs/>
+          <w:sz w:val="24"/>
+          <w:szCs w:val="24"/>
+        </w:rPr>
+        <w:t>Processing</w:t>
+      </w:r>
+    </w:p>
+    <w:p>
+      <w:pPr>
+        <w:pStyle w:val="VCText"/>
+        <w:numPr>
+          <w:ilvl w:val="0"/>
+          <w:numId w:val="23"/>
+        </w:numPr>
+      </w:pPr>
+      <w:r>
+        <w:t>Aggregate expenses by category.</w:t>
+      </w:r>
+    </w:p>
+    <w:p>
+      <w:pPr>
+        <w:pStyle w:val="VCText"/>
+        <w:rPr>
+          <w:sz w:val="24"/>
+          <w:szCs w:val="24"/>
+        </w:rPr>
+      </w:pPr>
+      <w:r>
+        <w:rPr>
+          <w:b/>
+          <w:bCs/>
+          <w:sz w:val="24"/>
+          <w:szCs w:val="24"/>
+        </w:rPr>
+        <w:t>Outputs</w:t>
+      </w:r>
+    </w:p>
+    <w:p>
+      <w:pPr>
+        <w:pStyle w:val="VCText"/>
+        <w:numPr>
+          <w:ilvl w:val="0"/>
+          <w:numId w:val="24"/>
+        </w:numPr>
+      </w:pPr>
+      <w:r>
+        <w:t>Display totals per category.</w:t>
+      </w:r>
+    </w:p>
+    <w:p>
+      <w:pPr>
+        <w:pStyle w:val="VCText"/>
+      </w:pPr>
+    </w:p>
+    <w:p>
+      <w:pPr>
+        <w:pStyle w:val="VCText"/>
+        <w:rPr>
+          <w:b/>
+          <w:bCs/>
+        </w:rPr>
+      </w:pPr>
+      <w:r>
+        <w:rPr>
+          <w:b/>
+          <w:bCs/>
+          <w:sz w:val="28"/>
+          <w:szCs w:val="28"/>
+        </w:rPr>
+        <w:t>Monthly Spending Goals (Minimum and Maximum)</w:t>
+      </w:r>
+    </w:p>
+    <w:p>
+      <w:pPr>
+        <w:pStyle w:val="VCText"/>
+        <w:rPr>
+          <w:sz w:val="24"/>
+          <w:szCs w:val="24"/>
+        </w:rPr>
+      </w:pPr>
+      <w:r>
+        <w:rPr>
+          <w:b/>
+          <w:bCs/>
+          <w:sz w:val="24"/>
+          <w:szCs w:val="24"/>
+        </w:rPr>
+        <w:t>Description</w:t>
+      </w:r>
+    </w:p>
+    <w:p>
+      <w:pPr>
+        <w:pStyle w:val="VCText"/>
+      </w:pPr>
+      <w:r>
+        <w:t>Users must be able to define overall monthly spending goals.</w:t>
+      </w:r>
+    </w:p>
+    <w:p>
+      <w:pPr>
+        <w:pStyle w:val="VCText"/>
+        <w:rPr>
+          <w:sz w:val="24"/>
+          <w:szCs w:val="24"/>
+        </w:rPr>
+      </w:pPr>
+      <w:r>
+        <w:rPr>
+          <w:b/>
+          <w:bCs/>
+          <w:sz w:val="24"/>
+          <w:szCs w:val="24"/>
+        </w:rPr>
+        <w:t>Inputs</w:t>
+      </w:r>
+    </w:p>
+    <w:p>
+      <w:pPr>
+        <w:pStyle w:val="VCText"/>
+        <w:numPr>
+          <w:ilvl w:val="0"/>
+          <w:numId w:val="25"/>
+        </w:numPr>
+      </w:pPr>
+      <w:r>
+        <w:t>Minimum monthly savings goal</w:t>
+      </w:r>
+    </w:p>
+    <w:p>
+      <w:pPr>
+        <w:pStyle w:val="VCText"/>
+        <w:numPr>
+          <w:ilvl w:val="0"/>
+          <w:numId w:val="25"/>
+        </w:numPr>
+      </w:pPr>
+      <w:r>
+        <w:t>Maximum monthly spending limit</w:t>
+      </w:r>
+    </w:p>
+    <w:p>
+      <w:pPr>
+        <w:pStyle w:val="VCText"/>
+        <w:rPr>
+          <w:sz w:val="24"/>
+          <w:szCs w:val="24"/>
+        </w:rPr>
+      </w:pPr>
+      <w:r>
+        <w:rPr>
+          <w:b/>
+          <w:bCs/>
+          <w:sz w:val="24"/>
+          <w:szCs w:val="24"/>
+        </w:rPr>
+        <w:t>Processing</w:t>
+      </w:r>
+    </w:p>
+    <w:p>
+      <w:pPr>
+        <w:pStyle w:val="VCText"/>
+        <w:numPr>
+          <w:ilvl w:val="0"/>
+          <w:numId w:val="26"/>
+        </w:numPr>
+      </w:pPr>
+      <w:r>
+        <w:t>Compare total expenses against defined goals.</w:t>
+      </w:r>
+    </w:p>
+    <w:p>
+      <w:pPr>
+        <w:pStyle w:val="VCText"/>
+        <w:rPr>
+          <w:sz w:val="24"/>
+          <w:szCs w:val="24"/>
+        </w:rPr>
+      </w:pPr>
+      <w:r>
+        <w:rPr>
+          <w:b/>
+          <w:bCs/>
+          <w:sz w:val="24"/>
+          <w:szCs w:val="24"/>
+        </w:rPr>
+        <w:lastRenderedPageBreak/>
+        <w:t>Outputs</w:t>
+      </w:r>
+    </w:p>
+    <w:p>
+      <w:pPr>
+        <w:pStyle w:val="VCText"/>
+        <w:numPr>
+          <w:ilvl w:val="0"/>
+          <w:numId w:val="27"/>
+        </w:numPr>
+      </w:pPr>
+      <w:r>
+        <w:t>Progress indicators showing whether the user is within or exceeding their spending limits.</w:t>
+      </w:r>
+    </w:p>
+    <w:p>
+      <w:pPr>
+        <w:pStyle w:val="VCText"/>
+      </w:pPr>
+    </w:p>
+    <w:p>
+      <w:pPr>
+        <w:pStyle w:val="VCText"/>
+        <w:rPr>
+          <w:b/>
+          <w:bCs/>
+          <w:sz w:val="28"/>
+          <w:szCs w:val="28"/>
+        </w:rPr>
+      </w:pPr>
+      <w:r>
+        <w:rPr>
+          <w:b/>
+          <w:bCs/>
+          <w:sz w:val="28"/>
+          <w:szCs w:val="28"/>
+        </w:rPr>
+        <w:t>Financial Progress Dashboard</w:t>
+      </w:r>
+    </w:p>
+    <w:p>
+      <w:pPr>
+        <w:pStyle w:val="VCText"/>
+        <w:rPr>
+          <w:sz w:val="24"/>
+          <w:szCs w:val="24"/>
+        </w:rPr>
+      </w:pPr>
+      <w:r>
+        <w:rPr>
+          <w:b/>
+          <w:bCs/>
+          <w:sz w:val="24"/>
+          <w:szCs w:val="24"/>
+        </w:rPr>
+        <w:t>Description</w:t>
+      </w:r>
+    </w:p>
+    <w:p>
+      <w:pPr>
+        <w:pStyle w:val="VCText"/>
+      </w:pPr>
+      <w:r>
+        <w:t>The system must display a dashboard summarizing financial activity.</w:t>
+      </w:r>
+    </w:p>
+    <w:p>
+      <w:pPr>
+        <w:pStyle w:val="VCText"/>
+        <w:rPr>
+          <w:sz w:val="24"/>
+          <w:szCs w:val="24"/>
+        </w:rPr>
+      </w:pPr>
+      <w:r>
+        <w:rPr>
+          <w:b/>
+          <w:bCs/>
+          <w:sz w:val="24"/>
+          <w:szCs w:val="24"/>
+        </w:rPr>
+        <w:t>Processing</w:t>
+      </w:r>
+    </w:p>
+    <w:p>
+      <w:pPr>
+        <w:pStyle w:val="VCText"/>
+        <w:numPr>
+          <w:ilvl w:val="0"/>
+          <w:numId w:val="28"/>
+        </w:numPr>
+      </w:pPr>
+      <w:r>
+        <w:t>Calculate category spending progress.</w:t>
+      </w:r>
+    </w:p>
+    <w:p>
+      <w:pPr>
+        <w:pStyle w:val="VCText"/>
+        <w:numPr>
+          <w:ilvl w:val="0"/>
+          <w:numId w:val="28"/>
+        </w:numPr>
+      </w:pPr>
+      <w:r>
+        <w:t>Identify overspending categories.</w:t>
+      </w:r>
+    </w:p>
+    <w:p>
+      <w:pPr>
+        <w:pStyle w:val="VCText"/>
+        <w:rPr>
+          <w:sz w:val="24"/>
+          <w:szCs w:val="24"/>
+        </w:rPr>
+      </w:pPr>
+      <w:r>
+        <w:rPr>
+          <w:b/>
+          <w:bCs/>
+          <w:sz w:val="24"/>
+          <w:szCs w:val="24"/>
+        </w:rPr>
+        <w:t>Outputs</w:t>
+      </w:r>
+    </w:p>
+    <w:p>
+      <w:pPr>
+        <w:pStyle w:val="VCText"/>
+        <w:numPr>
+          <w:ilvl w:val="0"/>
+          <w:numId w:val="29"/>
+        </w:numPr>
+      </w:pPr>
+      <w:r>
+        <w:t>Visual dashboard displaying:</w:t>
+      </w:r>
+    </w:p>
+    <w:p>
+      <w:pPr>
+        <w:pStyle w:val="VCText"/>
+        <w:numPr>
+          <w:ilvl w:val="1"/>
+          <w:numId w:val="29"/>
+        </w:numPr>
+      </w:pPr>
+      <w:r>
+        <w:t>Budget progress bars</w:t>
+      </w:r>
+    </w:p>
+    <w:p>
+      <w:pPr>
+        <w:pStyle w:val="VCText"/>
+        <w:numPr>
+          <w:ilvl w:val="1"/>
+          <w:numId w:val="29"/>
+        </w:numPr>
+      </w:pPr>
+      <w:r>
+        <w:t>Overspending alerts</w:t>
+      </w:r>
+    </w:p>
+    <w:p>
+      <w:pPr>
+        <w:pStyle w:val="VCText"/>
+        <w:numPr>
+          <w:ilvl w:val="1"/>
+          <w:numId w:val="29"/>
+        </w:numPr>
+      </w:pPr>
+      <w:r>
+        <w:t>Remaining balance indicators.</w:t>
+      </w:r>
+    </w:p>
+    <w:p>
+      <w:pPr>
+        <w:pStyle w:val="VCText"/>
+      </w:pPr>
+    </w:p>
+    <w:p>
+      <w:pPr>
+        <w:pStyle w:val="VCText"/>
+      </w:pPr>
+    </w:p>
+    <w:p>
+      <w:pPr>
+        <w:rPr>
+          <w:rFonts w:ascii="Calibri" w:hAnsi="Calibri"/>
+          <w:sz w:val="23"/>
+        </w:rPr>
+      </w:pPr>
+      <w:r>
+        <w:br w:type="page"/>
+      </w:r>
+    </w:p>
+    <w:p>
+      <w:pPr>
+        <w:pStyle w:val="VCHeading"/>
+      </w:pPr>
+      <w:r>
+        <w:lastRenderedPageBreak/>
+        <w:t>Gamification Features</w:t>
+      </w:r>
+    </w:p>
+    <w:p>
+      <w:pPr>
+        <w:pStyle w:val="VCText"/>
+      </w:pPr>
+      <w:r>
+        <w:t>To encourage positive financial habits, Emerald Wallet integrates gamification elements that reward responsible spending behaviour.</w:t>
+      </w:r>
+    </w:p>
+    <w:p>
+      <w:pPr>
+        <w:pStyle w:val="VCText"/>
+        <w:rPr>
+          <w:b/>
+          <w:bCs/>
+          <w:sz w:val="28"/>
+          <w:szCs w:val="28"/>
+        </w:rPr>
+      </w:pPr>
+      <w:r>
+        <w:rPr>
+          <w:b/>
+          <w:bCs/>
+          <w:sz w:val="28"/>
+          <w:szCs w:val="28"/>
+        </w:rPr>
+        <w:t>Achievement Badges</w:t>
+      </w:r>
+    </w:p>
+    <w:p>
+      <w:pPr>
+        <w:pStyle w:val="VCText"/>
+      </w:pPr>
+      <w:r>
+        <w:t>Users can earn badges for completing financial milestones, such as maintaining a budget for an entire month.</w:t>
+      </w:r>
+    </w:p>
+    <w:p>
+      <w:pPr>
+        <w:pStyle w:val="VCText"/>
+        <w:rPr>
+          <w:b/>
+          <w:bCs/>
+          <w:sz w:val="28"/>
+          <w:szCs w:val="28"/>
+        </w:rPr>
+      </w:pPr>
+      <w:r>
+        <w:rPr>
+          <w:b/>
+          <w:bCs/>
+          <w:sz w:val="28"/>
+          <w:szCs w:val="28"/>
+        </w:rPr>
+        <w:t>Savings Streaks</w:t>
+      </w:r>
+    </w:p>
+    <w:p>
+      <w:pPr>
+        <w:pStyle w:val="VCText"/>
+      </w:pPr>
+      <w:r>
+        <w:t>Users earn streaks for consecutive days or weeks where expenses remain within defined limits.</w:t>
+      </w:r>
+    </w:p>
+    <w:p>
+      <w:pPr>
+        <w:pStyle w:val="VCText"/>
+        <w:rPr>
+          <w:b/>
+          <w:bCs/>
+          <w:sz w:val="28"/>
+          <w:szCs w:val="28"/>
+        </w:rPr>
+      </w:pPr>
+      <w:r>
+        <w:rPr>
+          <w:b/>
+          <w:bCs/>
+          <w:sz w:val="28"/>
+          <w:szCs w:val="28"/>
+        </w:rPr>
+        <w:t>Financial Health Score</w:t>
+      </w:r>
+    </w:p>
+    <w:p>
+      <w:pPr>
+        <w:pStyle w:val="VCText"/>
+      </w:pPr>
+      <w:r>
+        <w:t>The application calculates a financial health score based on spending behaviour and adherence to budget goals.</w:t>
+      </w:r>
+    </w:p>
+    <w:p>
+      <w:pPr>
+        <w:pStyle w:val="VCText"/>
+      </w:pPr>
+      <w:r>
+        <w:t>Gamification techniques have been shown to improve engagement and encourage behaviour change in financial applications (Hamari, Koivisto &amp; Sarsa, 2014).</w:t>
+      </w:r>
+    </w:p>
+    <w:p>
+      <w:pPr>
+        <w:pStyle w:val="VCText"/>
+      </w:pPr>
+    </w:p>
+    <w:p>
+      <w:pPr>
+        <w:pStyle w:val="VCHeading"/>
+        <w:rPr>
+          <w:sz w:val="23"/>
+        </w:rPr>
+      </w:pPr>
+      <w:r>
+        <w:t>Innovative Features</w:t>
+      </w:r>
+    </w:p>
+    <w:p>
+      <w:pPr>
+        <w:pStyle w:val="VCText"/>
+      </w:pPr>
+      <w:r>
+        <w:t>In addition to the minimum requirements, Emerald Wallet introduces several innovative features.</w:t>
+      </w:r>
+    </w:p>
+    <w:p>
+      <w:pPr>
+        <w:pStyle w:val="VCText"/>
+        <w:rPr>
+          <w:b/>
+          <w:bCs/>
+          <w:sz w:val="28"/>
+          <w:szCs w:val="28"/>
+        </w:rPr>
+      </w:pPr>
+      <w:r>
+        <w:rPr>
+          <w:b/>
+          <w:bCs/>
+          <w:sz w:val="28"/>
+          <w:szCs w:val="28"/>
+        </w:rPr>
+        <w:t>Smart Spending Alerts</w:t>
+      </w:r>
+    </w:p>
+    <w:p>
+      <w:pPr>
+        <w:pStyle w:val="VCText"/>
+      </w:pPr>
+      <w:r>
+        <w:t>The system will notify users when spending in a category approaches the defined limit.</w:t>
+      </w:r>
+    </w:p>
+    <w:p>
+      <w:pPr>
+        <w:pStyle w:val="VCText"/>
+        <w:rPr>
+          <w:b/>
+          <w:bCs/>
+          <w:sz w:val="28"/>
+          <w:szCs w:val="28"/>
+        </w:rPr>
+      </w:pPr>
+      <w:r>
+        <w:rPr>
+          <w:b/>
+          <w:bCs/>
+          <w:sz w:val="28"/>
+          <w:szCs w:val="28"/>
+        </w:rPr>
+        <w:t>Financial Insights</w:t>
+      </w:r>
+    </w:p>
+    <w:p>
+      <w:pPr>
+        <w:pStyle w:val="VCText"/>
+      </w:pPr>
+      <w:r>
+        <w:t>Users will receive simple insights about spending trends to help improve financial habits.</w:t>
+      </w:r>
+    </w:p>
+    <w:p>
+      <w:pPr>
+        <w:pStyle w:val="VCText"/>
+        <w:rPr>
+          <w:b/>
+          <w:bCs/>
+          <w:sz w:val="28"/>
+          <w:szCs w:val="28"/>
+        </w:rPr>
+      </w:pPr>
+      <w:r>
+        <w:rPr>
+          <w:b/>
+          <w:bCs/>
+          <w:sz w:val="28"/>
+          <w:szCs w:val="28"/>
+        </w:rPr>
+        <w:t>Visual Budget Progress</w:t>
+      </w:r>
+    </w:p>
+    <w:p>
+      <w:pPr>
+        <w:pStyle w:val="VCText"/>
+      </w:pPr>
+      <w:r>
+        <w:t>A graphical dashboard will visually highlight overspending categories and remaining budget allocations.</w:t>
+      </w:r>
+    </w:p>
+    <w:p>
+      <w:pPr>
+        <w:pStyle w:val="VCText"/>
+      </w:pPr>
+      <w:r>
+        <w:t>These features aim to improve financial awareness and help users make informed spending decisions.</w:t>
+      </w:r>
+    </w:p>
+    <w:p>
+      <w:pPr>
+        <w:pStyle w:val="VCHeading"/>
+      </w:pPr>
+    </w:p>
+    <w:p>
+      <w:pPr>
+        <w:pStyle w:val="VCHeading"/>
+      </w:pPr>
+    </w:p>
+    <w:p>
+      <w:pPr>
+        <w:pStyle w:val="VCHeading"/>
+      </w:pPr>
+      <w:r>
+        <w:lastRenderedPageBreak/>
+        <w:t>System Architecture</w:t>
+      </w:r>
+    </w:p>
+    <w:p>
+      <w:pPr>
+        <w:pStyle w:val="VCText"/>
+      </w:pPr>
+      <w:r>
+        <w:t xml:space="preserve">Emerald Wallet will use the </w:t>
+      </w:r>
+      <w:r>
+        <w:rPr>
+          <w:b/>
+          <w:bCs/>
+        </w:rPr>
+        <w:t>MVVM architecture pattern</w:t>
+      </w:r>
+      <w:r>
+        <w:t>, which separates the application into three primary layers:</w:t>
+      </w:r>
+    </w:p>
+    <w:p>
+      <w:pPr>
+        <w:pStyle w:val="VCText"/>
+        <w:rPr>
+          <w:sz w:val="28"/>
+          <w:szCs w:val="28"/>
+        </w:rPr>
+      </w:pPr>
+      <w:r>
+        <w:rPr>
+          <w:b/>
+          <w:bCs/>
+          <w:sz w:val="28"/>
+          <w:szCs w:val="28"/>
+        </w:rPr>
+        <w:t>Model</w:t>
+      </w:r>
+    </w:p>
+    <w:p>
+      <w:pPr>
+        <w:pStyle w:val="VCText"/>
+      </w:pPr>
+      <w:r>
+        <w:t>Manages the application data, including database entities and repositories.</w:t>
+      </w:r>
+    </w:p>
+    <w:p>
+      <w:pPr>
+        <w:pStyle w:val="VCText"/>
+        <w:rPr>
+          <w:sz w:val="28"/>
+          <w:szCs w:val="28"/>
+        </w:rPr>
+      </w:pPr>
+      <w:r>
+        <w:rPr>
+          <w:b/>
+          <w:bCs/>
+          <w:sz w:val="28"/>
+          <w:szCs w:val="28"/>
+        </w:rPr>
+        <w:t>View</w:t>
+      </w:r>
+    </w:p>
+    <w:p>
+      <w:pPr>
+        <w:pStyle w:val="VCText"/>
+      </w:pPr>
+      <w:r>
+        <w:t>Handles the user interface components created using Jetpack Compose.</w:t>
+      </w:r>
+    </w:p>
+    <w:p>
+      <w:pPr>
+        <w:pStyle w:val="VCText"/>
+        <w:rPr>
+          <w:sz w:val="28"/>
+          <w:szCs w:val="28"/>
+        </w:rPr>
+      </w:pPr>
+      <w:proofErr w:type="spellStart"/>
+      <w:r>
+        <w:rPr>
+          <w:b/>
+          <w:bCs/>
+          <w:sz w:val="28"/>
+          <w:szCs w:val="28"/>
+        </w:rPr>
+        <w:t>ViewModel</w:t>
+      </w:r>
+      <w:proofErr w:type="spellEnd"/>
+    </w:p>
+    <w:p>
+      <w:pPr>
+        <w:pStyle w:val="VCText"/>
+      </w:pPr>
+      <w:r>
+        <w:t>Acts as an intermediary between the View and Model layers by processing user input and updating the interface.</w:t>
+      </w:r>
+    </w:p>
+    <w:p>
+      <w:pPr>
+        <w:pStyle w:val="VCText"/>
+      </w:pPr>
+      <w:r>
+        <w:t>This structure improves modularity and allows different components of the application to be developed and maintained independently.</w:t>
+      </w:r>
+    </w:p>
+    <w:p>
+      <w:pPr>
+        <w:pStyle w:val="VCText"/>
+      </w:pPr>
+    </w:p>
+    <w:p>
+      <w:pPr>
+        <w:pStyle w:val="VCHeading"/>
+      </w:pPr>
+      <w:r>
+        <w:t>Data Design</w:t>
+      </w:r>
+    </w:p>
+    <w:p>
+      <w:pPr>
+        <w:pStyle w:val="VCText"/>
+      </w:pPr>
+      <w:r>
+        <w:t>The system database will contain several primary tables.</w:t>
+      </w:r>
+    </w:p>
+    <w:p>
+      <w:pPr>
+        <w:pStyle w:val="VCText"/>
+        <w:rPr>
+          <w:b/>
+          <w:bCs/>
+          <w:sz w:val="28"/>
+          <w:szCs w:val="28"/>
+        </w:rPr>
+      </w:pPr>
+      <w:r>
+        <w:rPr>
+          <w:b/>
+          <w:bCs/>
+          <w:sz w:val="28"/>
+          <w:szCs w:val="28"/>
+        </w:rPr>
+        <w:t>Users</w:t>
+      </w:r>
+    </w:p>
+    <w:p>
+      <w:pPr>
+        <w:pStyle w:val="VCText"/>
+      </w:pPr>
+      <w:r>
+        <w:t>Stores user account details.</w:t>
+      </w:r>
+    </w:p>
+    <w:p>
+      <w:pPr>
+        <w:pStyle w:val="VCText"/>
+        <w:rPr>
+          <w:b/>
+          <w:bCs/>
+          <w:sz w:val="28"/>
+          <w:szCs w:val="28"/>
+        </w:rPr>
+      </w:pPr>
+      <w:r>
+        <w:rPr>
+          <w:b/>
+          <w:bCs/>
+          <w:sz w:val="28"/>
+          <w:szCs w:val="28"/>
+        </w:rPr>
+        <w:t>Income</w:t>
+      </w:r>
+    </w:p>
+    <w:p>
+      <w:pPr>
+        <w:pStyle w:val="VCText"/>
+      </w:pPr>
+      <w:r>
+        <w:t>Stores records of income entries.</w:t>
+      </w:r>
+    </w:p>
+    <w:p>
+      <w:pPr>
+        <w:pStyle w:val="VCText"/>
+        <w:rPr>
+          <w:b/>
+          <w:bCs/>
+          <w:sz w:val="28"/>
+          <w:szCs w:val="28"/>
+        </w:rPr>
+      </w:pPr>
+      <w:r>
+        <w:rPr>
+          <w:b/>
+          <w:bCs/>
+          <w:sz w:val="28"/>
+          <w:szCs w:val="28"/>
+        </w:rPr>
+        <w:t>Expenses</w:t>
+      </w:r>
+    </w:p>
+    <w:p>
+      <w:pPr>
+        <w:pStyle w:val="VCText"/>
+      </w:pPr>
+      <w:r>
+        <w:t>Stores all expense transactions including receipt references.</w:t>
+      </w:r>
+    </w:p>
+    <w:p>
+      <w:pPr>
+        <w:pStyle w:val="VCText"/>
+        <w:rPr>
+          <w:b/>
+          <w:bCs/>
+          <w:sz w:val="28"/>
+          <w:szCs w:val="28"/>
+        </w:rPr>
+      </w:pPr>
+      <w:r>
+        <w:rPr>
+          <w:b/>
+          <w:bCs/>
+          <w:sz w:val="28"/>
+          <w:szCs w:val="28"/>
+        </w:rPr>
+        <w:t>Categories</w:t>
+      </w:r>
+    </w:p>
+    <w:p>
+      <w:pPr>
+        <w:pStyle w:val="VCText"/>
+      </w:pPr>
+      <w:r>
+        <w:t>Stores budgeting categories and spending limits.</w:t>
+      </w:r>
+    </w:p>
+    <w:p>
+      <w:pPr>
+        <w:pStyle w:val="VCText"/>
+      </w:pPr>
+      <w:r>
+        <w:t>Relationships between these tables allow the application to link transactions to specific users and categories.</w:t>
+      </w:r>
+    </w:p>
+    <w:p>
+      <w:pPr>
+        <w:pStyle w:val="VCText"/>
+      </w:pPr>
+    </w:p>
+    <w:p>
+      <w:pPr>
+        <w:pStyle w:val="VCText"/>
+      </w:pPr>
+    </w:p>
+    <w:p>
+      <w:pPr>
+        <w:pStyle w:val="VCText"/>
+      </w:pPr>
+    </w:p>
+    <w:p>
+      <w:pPr>
+        <w:pStyle w:val="VCText"/>
+      </w:pPr>
+    </w:p>
+    <w:p>
+      <w:pPr>
+        <w:pStyle w:val="VCHeading"/>
+      </w:pPr>
+      <w:r>
+        <w:lastRenderedPageBreak/>
+        <w:t>Gantt Chart</w:t>
+      </w:r>
+    </w:p>
+    <w:p>
+      <w:pPr>
+        <w:pStyle w:val="VCText"/>
+      </w:pPr>
+    </w:p>
+    <w:p>
+      <w:pPr>
+        <w:pStyle w:val="VCText"/>
+      </w:pPr>
+    </w:p>
+    <w:p>
+      <w:pPr>
+        <w:pStyle w:val="VCText"/>
+      </w:pPr>
+    </w:p>
+    <w:p>
+      <w:pPr>
+        <w:pStyle w:val="VCText"/>
+      </w:pPr>
+    </w:p>
+    <w:p>
+      <w:pPr>
+        <w:pStyle w:val="VCText"/>
+      </w:pPr>
+    </w:p>
+    <w:p>
+      <w:pPr>
+        <w:rPr>
+          <w:rFonts w:ascii="Calibri" w:hAnsi="Calibri"/>
+          <w:sz w:val="23"/>
+        </w:rPr>
+      </w:pPr>
+      <w:r>
+        <w:br w:type="page"/>
+      </w:r>
+    </w:p>
+    <w:p>
+      <w:pPr>
+        <w:pStyle w:val="VCHeading"/>
+      </w:pPr>
+      <w:r>
+        <w:lastRenderedPageBreak/>
+        <w:t xml:space="preserve">Interface </w:t>
+      </w:r>
+      <w:proofErr w:type="spellStart"/>
+      <w:r>
+        <w:t>Mockups</w:t>
+      </w:r>
+      <w:proofErr w:type="spellEnd"/>
+    </w:p>
+    <w:p>
+      <w:pPr>
+        <w:pStyle w:val="VCHeading"/>
+      </w:pPr>
+    </w:p>
+    <w:p>
+      <w:pPr>
+        <w:rPr>
+          <w:rFonts w:ascii="Calibri" w:hAnsi="Calibri"/>
+          <w:b/>
+          <w:sz w:val="48"/>
+        </w:rPr>
+      </w:pPr>
+      <w:r>
+        <w:br w:type="page"/>
+      </w:r>
+    </w:p>
+    <w:p>
+      <w:pPr>
+        <w:pStyle w:val="VCHeading"/>
+      </w:pPr>
+      <w:r>
+        <w:lastRenderedPageBreak/>
+        <w:t>References List</w:t>
+      </w:r>
+    </w:p>
+    <w:p>
+      <w:pPr>
+        <w:pStyle w:val="VCText"/>
+      </w:pPr>
+      <w:proofErr w:type="spellStart"/>
+      <w:r>
+        <w:t>Goodbudget</w:t>
+      </w:r>
+      <w:proofErr w:type="spellEnd"/>
+      <w:r>
+        <w:t xml:space="preserve">, 2024. </w:t>
+      </w:r>
+      <w:proofErr w:type="spellStart"/>
+      <w:r>
+        <w:rPr>
+          <w:i/>
+          <w:iCs/>
+        </w:rPr>
+        <w:t>Goodbudget</w:t>
+      </w:r>
+      <w:proofErr w:type="spellEnd"/>
+      <w:r>
+        <w:rPr>
+          <w:i/>
+          <w:iCs/>
+        </w:rPr>
+        <w:t xml:space="preserve"> budgeting methodology.</w:t>
+      </w:r>
+      <w:r>
+        <w:t xml:space="preserve"> Available at: </w:t>
+      </w:r>
+      <w:hyperlink r:id="rId8" w:tgtFrame="_new" w:history="1">
+        <w:r>
+          <w:rPr>
+            <w:rStyle w:val="Hyperlink"/>
+          </w:rPr>
+          <w:t>https://goodbudget.com</w:t>
+        </w:r>
+      </w:hyperlink>
+      <w:r>
+        <w:br/>
+        <w:t>(Accessed: 15 March 2026).</w:t>
+      </w:r>
+    </w:p>
+    <w:p>
+      <w:pPr>
+        <w:pStyle w:val="VCText"/>
+      </w:pPr>
+      <w:r>
+        <w:t xml:space="preserve">Hamari, J., Koivisto, J. and Sarsa, H., 2014. Does gamification work? A literature review of empirical studies on gamification. </w:t>
+      </w:r>
+      <w:r>
+        <w:rPr>
+          <w:i/>
+          <w:iCs/>
+        </w:rPr>
+        <w:t>47th Hawaii International Conference on System Sciences.</w:t>
+      </w:r>
+    </w:p>
+    <w:p>
+      <w:pPr>
+        <w:pStyle w:val="VCText"/>
+      </w:pPr>
+      <w:r>
+        <w:t xml:space="preserve">Quicken, 2024. </w:t>
+      </w:r>
+      <w:proofErr w:type="spellStart"/>
+      <w:r>
+        <w:rPr>
+          <w:i/>
+          <w:iCs/>
+        </w:rPr>
+        <w:t>Simplifi</w:t>
+      </w:r>
+      <w:proofErr w:type="spellEnd"/>
+      <w:r>
+        <w:rPr>
+          <w:i/>
+          <w:iCs/>
+        </w:rPr>
+        <w:t xml:space="preserve"> budgeting features.</w:t>
+      </w:r>
+      <w:r>
+        <w:t xml:space="preserve"> Available at: </w:t>
+      </w:r>
+      <w:hyperlink r:id="rId9" w:tgtFrame="_new" w:history="1">
+        <w:r>
+          <w:rPr>
+            <w:rStyle w:val="Hyperlink"/>
+          </w:rPr>
+          <w:t>https://www.quicken.com</w:t>
+        </w:r>
+      </w:hyperlink>
+      <w:r>
+        <w:br/>
+        <w:t>(Accessed: 15 March 2026).</w:t>
+      </w:r>
+    </w:p>
+    <w:p>
+      <w:pPr>
+        <w:pStyle w:val="VCText"/>
+      </w:pPr>
+      <w:r>
+        <w:t xml:space="preserve">YNAB, 2024. </w:t>
+      </w:r>
+      <w:r>
+        <w:rPr>
+          <w:i/>
+          <w:iCs/>
+        </w:rPr>
+        <w:t xml:space="preserve">You Need </w:t>
+      </w:r>
+      <w:proofErr w:type="gramStart"/>
+      <w:r>
+        <w:rPr>
+          <w:i/>
+          <w:iCs/>
+        </w:rPr>
+        <w:t>A</w:t>
+      </w:r>
+      <w:proofErr w:type="gramEnd"/>
+      <w:r>
+        <w:rPr>
+          <w:i/>
+          <w:iCs/>
+        </w:rPr>
+        <w:t xml:space="preserve"> Budget methodology.</w:t>
+      </w:r>
+      <w:r>
+        <w:t xml:space="preserve"> Available at: </w:t>
+      </w:r>
+      <w:hyperlink r:id="rId10" w:tgtFrame="_new" w:history="1">
+        <w:r>
+          <w:rPr>
+            <w:rStyle w:val="Hyperlink"/>
+          </w:rPr>
+          <w:t>https://www.ynab.com</w:t>
+        </w:r>
+      </w:hyperlink>
+      <w:r>
+        <w:br/>
+        <w:t>(Accessed: 15 March 2026).</w:t>
+      </w:r>
     </w:p>
     <w:p>
       <w:pPr>
@@ -806,8 +3303,8 @@
       </w:pPr>
     </w:p>
     <w:sectPr>
-      <w:headerReference w:type="default" r:id="rId7"/>
-      <w:footerReference w:type="default" r:id="rId8"/>
+      <w:headerReference w:type="default" r:id="rId11"/>
+      <w:footerReference w:type="default" r:id="rId12"/>
       <w:pgSz w:w="11906" w:h="16838"/>
       <w:pgMar w:top="1440" w:right="1440" w:bottom="1440" w:left="1440" w:header="708" w:footer="708" w:gutter="0"/>
       <w:pgNumType w:start="0"/>
@@ -998,6 +3495,4419 @@
     </w:pPr>
   </w:p>
 </w:hdr>
+</file>
+
+<file path=word/numbering.xml><?xml version="1.0" encoding="utf-8"?>
+<w:numbering xmlns:wpc="http://schemas.microsoft.com/office/word/2010/wordprocessingCanvas" xmlns:cx="http://schemas.microsoft.com/office/drawing/2014/chartex" xmlns:cx1="http://schemas.microsoft.com/office/drawing/2015/9/8/chartex" xmlns:cx2="http://schemas.microsoft.com/office/drawing/2015/10/21/chartex" xmlns:cx3="http://schemas.microsoft.com/office/drawing/2016/5/9/chartex" xmlns:cx4="http://schemas.microsoft.com/office/drawing/2016/5/10/chartex" xmlns:cx5="http://schemas.microsoft.com/office/drawing/2016/5/11/chartex" xmlns:cx6="http://schemas.microsoft.com/office/drawing/2016/5/12/chartex" xmlns:cx7="http://schemas.microsoft.com/office/drawing/2016/5/13/chartex" xmlns:cx8="http://schemas.microsoft.com/office/drawing/2016/5/14/chartex" xmlns:mc="http://schemas.openxmlformats.org/markup-compatibility/2006" xmlns:aink="http://schemas.microsoft.com/office/drawing/2016/ink" xmlns:am3d="http://schemas.microsoft.com/office/drawing/2017/model3d" xmlns:o="urn:schemas-microsoft-com:office:office" xmlns:oel="http://schemas.microsoft.com/office/2019/extlst" xmlns:r="http://schemas.openxmlformats.org/officeDocument/2006/relationships" xmlns:m="http://schemas.openxmlformats.org/officeDocument/2006/math" xmlns:v="urn:schemas-microsoft-com:vml" xmlns:wp14="http://schemas.microsoft.com/office/word/2010/wordprocessingDrawing" xmlns:wp="http://schemas.openxmlformats.org/drawingml/2006/wordprocessingDrawing" xmlns:w10="urn:schemas-microsoft-com:office:word" xmlns:w="http://schemas.openxmlformats.org/wordprocessingml/2006/main" xmlns:w14="http://schemas.microsoft.com/office/word/2010/wordml" xmlns:w15="http://schemas.microsoft.com/office/word/2012/wordml" xmlns:w16cex="http://schemas.microsoft.com/office/word/2018/wordml/cex" xmlns:w16cid="http://schemas.microsoft.com/office/word/2016/wordml/cid" xmlns:w16="http://schemas.microsoft.com/office/word/2018/wordml" xmlns:w16du="http://schemas.microsoft.com/office/word/2023/wordml/word16du" xmlns:w16sdtdh="http://schemas.microsoft.com/office/word/2020/wordml/sdtdatahash" xmlns:w16sdtfl="http://schemas.microsoft.com/office/word/2024/wordml/sdtformatlock" xmlns:w16se="http://schemas.microsoft.com/office/word/2015/wordml/symex" xmlns:wpg="http://schemas.microsoft.com/office/word/2010/wordprocessingGroup" xmlns:wpi="http://schemas.microsoft.com/office/word/2010/wordprocessingInk" xmlns:wne="http://schemas.microsoft.com/office/word/2006/wordml" xmlns:wps="http://schemas.microsoft.com/office/word/2010/wordprocessingShape" mc:Ignorable="w14 w15 w16se w16cid w16 w16cex w16sdtdh w16sdtfl w16du wp14">
+  <w:abstractNum w:abstractNumId="0" w15:restartNumberingAfterBreak="0">
+    <w:nsid w:val="06755502"/>
+    <w:multiLevelType w:val="multilevel"/>
+    <w:tmpl w:val="F6828726"/>
+    <w:lvl w:ilvl="0">
+      <w:start w:val="1"/>
+      <w:numFmt w:val="bullet"/>
+      <w:lvlText w:val=""/>
+      <w:lvlJc w:val="left"/>
+      <w:pPr>
+        <w:tabs>
+          <w:tab w:val="num" w:pos="720"/>
+        </w:tabs>
+        <w:ind w:left="720" w:hanging="360"/>
+      </w:pPr>
+      <w:rPr>
+        <w:rFonts w:ascii="Symbol" w:hAnsi="Symbol" w:hint="default"/>
+        <w:sz w:val="20"/>
+      </w:rPr>
+    </w:lvl>
+    <w:lvl w:ilvl="1" w:tentative="1">
+      <w:start w:val="1"/>
+      <w:numFmt w:val="bullet"/>
+      <w:lvlText w:val="o"/>
+      <w:lvlJc w:val="left"/>
+      <w:pPr>
+        <w:tabs>
+          <w:tab w:val="num" w:pos="1440"/>
+        </w:tabs>
+        <w:ind w:left="1440" w:hanging="360"/>
+      </w:pPr>
+      <w:rPr>
+        <w:rFonts w:ascii="Courier New" w:hAnsi="Courier New" w:hint="default"/>
+        <w:sz w:val="20"/>
+      </w:rPr>
+    </w:lvl>
+    <w:lvl w:ilvl="2" w:tentative="1">
+      <w:start w:val="1"/>
+      <w:numFmt w:val="bullet"/>
+      <w:lvlText w:val=""/>
+      <w:lvlJc w:val="left"/>
+      <w:pPr>
+        <w:tabs>
+          <w:tab w:val="num" w:pos="2160"/>
+        </w:tabs>
+        <w:ind w:left="2160" w:hanging="360"/>
+      </w:pPr>
+      <w:rPr>
+        <w:rFonts w:ascii="Wingdings" w:hAnsi="Wingdings" w:hint="default"/>
+        <w:sz w:val="20"/>
+      </w:rPr>
+    </w:lvl>
+    <w:lvl w:ilvl="3" w:tentative="1">
+      <w:start w:val="1"/>
+      <w:numFmt w:val="bullet"/>
+      <w:lvlText w:val=""/>
+      <w:lvlJc w:val="left"/>
+      <w:pPr>
+        <w:tabs>
+          <w:tab w:val="num" w:pos="2880"/>
+        </w:tabs>
+        <w:ind w:left="2880" w:hanging="360"/>
+      </w:pPr>
+      <w:rPr>
+        <w:rFonts w:ascii="Wingdings" w:hAnsi="Wingdings" w:hint="default"/>
+        <w:sz w:val="20"/>
+      </w:rPr>
+    </w:lvl>
+    <w:lvl w:ilvl="4" w:tentative="1">
+      <w:start w:val="1"/>
+      <w:numFmt w:val="bullet"/>
+      <w:lvlText w:val=""/>
+      <w:lvlJc w:val="left"/>
+      <w:pPr>
+        <w:tabs>
+          <w:tab w:val="num" w:pos="3600"/>
+        </w:tabs>
+        <w:ind w:left="3600" w:hanging="360"/>
+      </w:pPr>
+      <w:rPr>
+        <w:rFonts w:ascii="Wingdings" w:hAnsi="Wingdings" w:hint="default"/>
+        <w:sz w:val="20"/>
+      </w:rPr>
+    </w:lvl>
+    <w:lvl w:ilvl="5" w:tentative="1">
+      <w:start w:val="1"/>
+      <w:numFmt w:val="bullet"/>
+      <w:lvlText w:val=""/>
+      <w:lvlJc w:val="left"/>
+      <w:pPr>
+        <w:tabs>
+          <w:tab w:val="num" w:pos="4320"/>
+        </w:tabs>
+        <w:ind w:left="4320" w:hanging="360"/>
+      </w:pPr>
+      <w:rPr>
+        <w:rFonts w:ascii="Wingdings" w:hAnsi="Wingdings" w:hint="default"/>
+        <w:sz w:val="20"/>
+      </w:rPr>
+    </w:lvl>
+    <w:lvl w:ilvl="6" w:tentative="1">
+      <w:start w:val="1"/>
+      <w:numFmt w:val="bullet"/>
+      <w:lvlText w:val=""/>
+      <w:lvlJc w:val="left"/>
+      <w:pPr>
+        <w:tabs>
+          <w:tab w:val="num" w:pos="5040"/>
+        </w:tabs>
+        <w:ind w:left="5040" w:hanging="360"/>
+      </w:pPr>
+      <w:rPr>
+        <w:rFonts w:ascii="Wingdings" w:hAnsi="Wingdings" w:hint="default"/>
+        <w:sz w:val="20"/>
+      </w:rPr>
+    </w:lvl>
+    <w:lvl w:ilvl="7" w:tentative="1">
+      <w:start w:val="1"/>
+      <w:numFmt w:val="bullet"/>
+      <w:lvlText w:val=""/>
+      <w:lvlJc w:val="left"/>
+      <w:pPr>
+        <w:tabs>
+          <w:tab w:val="num" w:pos="5760"/>
+        </w:tabs>
+        <w:ind w:left="5760" w:hanging="360"/>
+      </w:pPr>
+      <w:rPr>
+        <w:rFonts w:ascii="Wingdings" w:hAnsi="Wingdings" w:hint="default"/>
+        <w:sz w:val="20"/>
+      </w:rPr>
+    </w:lvl>
+    <w:lvl w:ilvl="8" w:tentative="1">
+      <w:start w:val="1"/>
+      <w:numFmt w:val="bullet"/>
+      <w:lvlText w:val=""/>
+      <w:lvlJc w:val="left"/>
+      <w:pPr>
+        <w:tabs>
+          <w:tab w:val="num" w:pos="6480"/>
+        </w:tabs>
+        <w:ind w:left="6480" w:hanging="360"/>
+      </w:pPr>
+      <w:rPr>
+        <w:rFonts w:ascii="Wingdings" w:hAnsi="Wingdings" w:hint="default"/>
+        <w:sz w:val="20"/>
+      </w:rPr>
+    </w:lvl>
+  </w:abstractNum>
+  <w:abstractNum w:abstractNumId="1" w15:restartNumberingAfterBreak="0">
+    <w:nsid w:val="098B59BE"/>
+    <w:multiLevelType w:val="multilevel"/>
+    <w:tmpl w:val="455414CE"/>
+    <w:lvl w:ilvl="0">
+      <w:start w:val="1"/>
+      <w:numFmt w:val="bullet"/>
+      <w:lvlText w:val=""/>
+      <w:lvlJc w:val="left"/>
+      <w:pPr>
+        <w:tabs>
+          <w:tab w:val="num" w:pos="720"/>
+        </w:tabs>
+        <w:ind w:left="720" w:hanging="360"/>
+      </w:pPr>
+      <w:rPr>
+        <w:rFonts w:ascii="Symbol" w:hAnsi="Symbol" w:hint="default"/>
+        <w:sz w:val="20"/>
+      </w:rPr>
+    </w:lvl>
+    <w:lvl w:ilvl="1" w:tentative="1">
+      <w:start w:val="1"/>
+      <w:numFmt w:val="bullet"/>
+      <w:lvlText w:val="o"/>
+      <w:lvlJc w:val="left"/>
+      <w:pPr>
+        <w:tabs>
+          <w:tab w:val="num" w:pos="1440"/>
+        </w:tabs>
+        <w:ind w:left="1440" w:hanging="360"/>
+      </w:pPr>
+      <w:rPr>
+        <w:rFonts w:ascii="Courier New" w:hAnsi="Courier New" w:hint="default"/>
+        <w:sz w:val="20"/>
+      </w:rPr>
+    </w:lvl>
+    <w:lvl w:ilvl="2" w:tentative="1">
+      <w:start w:val="1"/>
+      <w:numFmt w:val="bullet"/>
+      <w:lvlText w:val=""/>
+      <w:lvlJc w:val="left"/>
+      <w:pPr>
+        <w:tabs>
+          <w:tab w:val="num" w:pos="2160"/>
+        </w:tabs>
+        <w:ind w:left="2160" w:hanging="360"/>
+      </w:pPr>
+      <w:rPr>
+        <w:rFonts w:ascii="Wingdings" w:hAnsi="Wingdings" w:hint="default"/>
+        <w:sz w:val="20"/>
+      </w:rPr>
+    </w:lvl>
+    <w:lvl w:ilvl="3" w:tentative="1">
+      <w:start w:val="1"/>
+      <w:numFmt w:val="bullet"/>
+      <w:lvlText w:val=""/>
+      <w:lvlJc w:val="left"/>
+      <w:pPr>
+        <w:tabs>
+          <w:tab w:val="num" w:pos="2880"/>
+        </w:tabs>
+        <w:ind w:left="2880" w:hanging="360"/>
+      </w:pPr>
+      <w:rPr>
+        <w:rFonts w:ascii="Wingdings" w:hAnsi="Wingdings" w:hint="default"/>
+        <w:sz w:val="20"/>
+      </w:rPr>
+    </w:lvl>
+    <w:lvl w:ilvl="4" w:tentative="1">
+      <w:start w:val="1"/>
+      <w:numFmt w:val="bullet"/>
+      <w:lvlText w:val=""/>
+      <w:lvlJc w:val="left"/>
+      <w:pPr>
+        <w:tabs>
+          <w:tab w:val="num" w:pos="3600"/>
+        </w:tabs>
+        <w:ind w:left="3600" w:hanging="360"/>
+      </w:pPr>
+      <w:rPr>
+        <w:rFonts w:ascii="Wingdings" w:hAnsi="Wingdings" w:hint="default"/>
+        <w:sz w:val="20"/>
+      </w:rPr>
+    </w:lvl>
+    <w:lvl w:ilvl="5" w:tentative="1">
+      <w:start w:val="1"/>
+      <w:numFmt w:val="bullet"/>
+      <w:lvlText w:val=""/>
+      <w:lvlJc w:val="left"/>
+      <w:pPr>
+        <w:tabs>
+          <w:tab w:val="num" w:pos="4320"/>
+        </w:tabs>
+        <w:ind w:left="4320" w:hanging="360"/>
+      </w:pPr>
+      <w:rPr>
+        <w:rFonts w:ascii="Wingdings" w:hAnsi="Wingdings" w:hint="default"/>
+        <w:sz w:val="20"/>
+      </w:rPr>
+    </w:lvl>
+    <w:lvl w:ilvl="6" w:tentative="1">
+      <w:start w:val="1"/>
+      <w:numFmt w:val="bullet"/>
+      <w:lvlText w:val=""/>
+      <w:lvlJc w:val="left"/>
+      <w:pPr>
+        <w:tabs>
+          <w:tab w:val="num" w:pos="5040"/>
+        </w:tabs>
+        <w:ind w:left="5040" w:hanging="360"/>
+      </w:pPr>
+      <w:rPr>
+        <w:rFonts w:ascii="Wingdings" w:hAnsi="Wingdings" w:hint="default"/>
+        <w:sz w:val="20"/>
+      </w:rPr>
+    </w:lvl>
+    <w:lvl w:ilvl="7" w:tentative="1">
+      <w:start w:val="1"/>
+      <w:numFmt w:val="bullet"/>
+      <w:lvlText w:val=""/>
+      <w:lvlJc w:val="left"/>
+      <w:pPr>
+        <w:tabs>
+          <w:tab w:val="num" w:pos="5760"/>
+        </w:tabs>
+        <w:ind w:left="5760" w:hanging="360"/>
+      </w:pPr>
+      <w:rPr>
+        <w:rFonts w:ascii="Wingdings" w:hAnsi="Wingdings" w:hint="default"/>
+        <w:sz w:val="20"/>
+      </w:rPr>
+    </w:lvl>
+    <w:lvl w:ilvl="8" w:tentative="1">
+      <w:start w:val="1"/>
+      <w:numFmt w:val="bullet"/>
+      <w:lvlText w:val=""/>
+      <w:lvlJc w:val="left"/>
+      <w:pPr>
+        <w:tabs>
+          <w:tab w:val="num" w:pos="6480"/>
+        </w:tabs>
+        <w:ind w:left="6480" w:hanging="360"/>
+      </w:pPr>
+      <w:rPr>
+        <w:rFonts w:ascii="Wingdings" w:hAnsi="Wingdings" w:hint="default"/>
+        <w:sz w:val="20"/>
+      </w:rPr>
+    </w:lvl>
+  </w:abstractNum>
+  <w:abstractNum w:abstractNumId="2" w15:restartNumberingAfterBreak="0">
+    <w:nsid w:val="0A615D8D"/>
+    <w:multiLevelType w:val="multilevel"/>
+    <w:tmpl w:val="4FBEAF26"/>
+    <w:lvl w:ilvl="0">
+      <w:start w:val="1"/>
+      <w:numFmt w:val="bullet"/>
+      <w:lvlText w:val=""/>
+      <w:lvlJc w:val="left"/>
+      <w:pPr>
+        <w:tabs>
+          <w:tab w:val="num" w:pos="720"/>
+        </w:tabs>
+        <w:ind w:left="720" w:hanging="360"/>
+      </w:pPr>
+      <w:rPr>
+        <w:rFonts w:ascii="Symbol" w:hAnsi="Symbol" w:hint="default"/>
+        <w:sz w:val="20"/>
+      </w:rPr>
+    </w:lvl>
+    <w:lvl w:ilvl="1" w:tentative="1">
+      <w:start w:val="1"/>
+      <w:numFmt w:val="bullet"/>
+      <w:lvlText w:val="o"/>
+      <w:lvlJc w:val="left"/>
+      <w:pPr>
+        <w:tabs>
+          <w:tab w:val="num" w:pos="1440"/>
+        </w:tabs>
+        <w:ind w:left="1440" w:hanging="360"/>
+      </w:pPr>
+      <w:rPr>
+        <w:rFonts w:ascii="Courier New" w:hAnsi="Courier New" w:hint="default"/>
+        <w:sz w:val="20"/>
+      </w:rPr>
+    </w:lvl>
+    <w:lvl w:ilvl="2" w:tentative="1">
+      <w:start w:val="1"/>
+      <w:numFmt w:val="bullet"/>
+      <w:lvlText w:val=""/>
+      <w:lvlJc w:val="left"/>
+      <w:pPr>
+        <w:tabs>
+          <w:tab w:val="num" w:pos="2160"/>
+        </w:tabs>
+        <w:ind w:left="2160" w:hanging="360"/>
+      </w:pPr>
+      <w:rPr>
+        <w:rFonts w:ascii="Wingdings" w:hAnsi="Wingdings" w:hint="default"/>
+        <w:sz w:val="20"/>
+      </w:rPr>
+    </w:lvl>
+    <w:lvl w:ilvl="3" w:tentative="1">
+      <w:start w:val="1"/>
+      <w:numFmt w:val="bullet"/>
+      <w:lvlText w:val=""/>
+      <w:lvlJc w:val="left"/>
+      <w:pPr>
+        <w:tabs>
+          <w:tab w:val="num" w:pos="2880"/>
+        </w:tabs>
+        <w:ind w:left="2880" w:hanging="360"/>
+      </w:pPr>
+      <w:rPr>
+        <w:rFonts w:ascii="Wingdings" w:hAnsi="Wingdings" w:hint="default"/>
+        <w:sz w:val="20"/>
+      </w:rPr>
+    </w:lvl>
+    <w:lvl w:ilvl="4" w:tentative="1">
+      <w:start w:val="1"/>
+      <w:numFmt w:val="bullet"/>
+      <w:lvlText w:val=""/>
+      <w:lvlJc w:val="left"/>
+      <w:pPr>
+        <w:tabs>
+          <w:tab w:val="num" w:pos="3600"/>
+        </w:tabs>
+        <w:ind w:left="3600" w:hanging="360"/>
+      </w:pPr>
+      <w:rPr>
+        <w:rFonts w:ascii="Wingdings" w:hAnsi="Wingdings" w:hint="default"/>
+        <w:sz w:val="20"/>
+      </w:rPr>
+    </w:lvl>
+    <w:lvl w:ilvl="5" w:tentative="1">
+      <w:start w:val="1"/>
+      <w:numFmt w:val="bullet"/>
+      <w:lvlText w:val=""/>
+      <w:lvlJc w:val="left"/>
+      <w:pPr>
+        <w:tabs>
+          <w:tab w:val="num" w:pos="4320"/>
+        </w:tabs>
+        <w:ind w:left="4320" w:hanging="360"/>
+      </w:pPr>
+      <w:rPr>
+        <w:rFonts w:ascii="Wingdings" w:hAnsi="Wingdings" w:hint="default"/>
+        <w:sz w:val="20"/>
+      </w:rPr>
+    </w:lvl>
+    <w:lvl w:ilvl="6" w:tentative="1">
+      <w:start w:val="1"/>
+      <w:numFmt w:val="bullet"/>
+      <w:lvlText w:val=""/>
+      <w:lvlJc w:val="left"/>
+      <w:pPr>
+        <w:tabs>
+          <w:tab w:val="num" w:pos="5040"/>
+        </w:tabs>
+        <w:ind w:left="5040" w:hanging="360"/>
+      </w:pPr>
+      <w:rPr>
+        <w:rFonts w:ascii="Wingdings" w:hAnsi="Wingdings" w:hint="default"/>
+        <w:sz w:val="20"/>
+      </w:rPr>
+    </w:lvl>
+    <w:lvl w:ilvl="7" w:tentative="1">
+      <w:start w:val="1"/>
+      <w:numFmt w:val="bullet"/>
+      <w:lvlText w:val=""/>
+      <w:lvlJc w:val="left"/>
+      <w:pPr>
+        <w:tabs>
+          <w:tab w:val="num" w:pos="5760"/>
+        </w:tabs>
+        <w:ind w:left="5760" w:hanging="360"/>
+      </w:pPr>
+      <w:rPr>
+        <w:rFonts w:ascii="Wingdings" w:hAnsi="Wingdings" w:hint="default"/>
+        <w:sz w:val="20"/>
+      </w:rPr>
+    </w:lvl>
+    <w:lvl w:ilvl="8" w:tentative="1">
+      <w:start w:val="1"/>
+      <w:numFmt w:val="bullet"/>
+      <w:lvlText w:val=""/>
+      <w:lvlJc w:val="left"/>
+      <w:pPr>
+        <w:tabs>
+          <w:tab w:val="num" w:pos="6480"/>
+        </w:tabs>
+        <w:ind w:left="6480" w:hanging="360"/>
+      </w:pPr>
+      <w:rPr>
+        <w:rFonts w:ascii="Wingdings" w:hAnsi="Wingdings" w:hint="default"/>
+        <w:sz w:val="20"/>
+      </w:rPr>
+    </w:lvl>
+  </w:abstractNum>
+  <w:abstractNum w:abstractNumId="3" w15:restartNumberingAfterBreak="0">
+    <w:nsid w:val="0C304CFC"/>
+    <w:multiLevelType w:val="multilevel"/>
+    <w:tmpl w:val="382C4CF8"/>
+    <w:lvl w:ilvl="0">
+      <w:start w:val="1"/>
+      <w:numFmt w:val="bullet"/>
+      <w:lvlText w:val=""/>
+      <w:lvlJc w:val="left"/>
+      <w:pPr>
+        <w:tabs>
+          <w:tab w:val="num" w:pos="720"/>
+        </w:tabs>
+        <w:ind w:left="720" w:hanging="360"/>
+      </w:pPr>
+      <w:rPr>
+        <w:rFonts w:ascii="Symbol" w:hAnsi="Symbol" w:hint="default"/>
+        <w:sz w:val="20"/>
+      </w:rPr>
+    </w:lvl>
+    <w:lvl w:ilvl="1" w:tentative="1">
+      <w:start w:val="1"/>
+      <w:numFmt w:val="bullet"/>
+      <w:lvlText w:val="o"/>
+      <w:lvlJc w:val="left"/>
+      <w:pPr>
+        <w:tabs>
+          <w:tab w:val="num" w:pos="1440"/>
+        </w:tabs>
+        <w:ind w:left="1440" w:hanging="360"/>
+      </w:pPr>
+      <w:rPr>
+        <w:rFonts w:ascii="Courier New" w:hAnsi="Courier New" w:hint="default"/>
+        <w:sz w:val="20"/>
+      </w:rPr>
+    </w:lvl>
+    <w:lvl w:ilvl="2" w:tentative="1">
+      <w:start w:val="1"/>
+      <w:numFmt w:val="bullet"/>
+      <w:lvlText w:val=""/>
+      <w:lvlJc w:val="left"/>
+      <w:pPr>
+        <w:tabs>
+          <w:tab w:val="num" w:pos="2160"/>
+        </w:tabs>
+        <w:ind w:left="2160" w:hanging="360"/>
+      </w:pPr>
+      <w:rPr>
+        <w:rFonts w:ascii="Wingdings" w:hAnsi="Wingdings" w:hint="default"/>
+        <w:sz w:val="20"/>
+      </w:rPr>
+    </w:lvl>
+    <w:lvl w:ilvl="3" w:tentative="1">
+      <w:start w:val="1"/>
+      <w:numFmt w:val="bullet"/>
+      <w:lvlText w:val=""/>
+      <w:lvlJc w:val="left"/>
+      <w:pPr>
+        <w:tabs>
+          <w:tab w:val="num" w:pos="2880"/>
+        </w:tabs>
+        <w:ind w:left="2880" w:hanging="360"/>
+      </w:pPr>
+      <w:rPr>
+        <w:rFonts w:ascii="Wingdings" w:hAnsi="Wingdings" w:hint="default"/>
+        <w:sz w:val="20"/>
+      </w:rPr>
+    </w:lvl>
+    <w:lvl w:ilvl="4" w:tentative="1">
+      <w:start w:val="1"/>
+      <w:numFmt w:val="bullet"/>
+      <w:lvlText w:val=""/>
+      <w:lvlJc w:val="left"/>
+      <w:pPr>
+        <w:tabs>
+          <w:tab w:val="num" w:pos="3600"/>
+        </w:tabs>
+        <w:ind w:left="3600" w:hanging="360"/>
+      </w:pPr>
+      <w:rPr>
+        <w:rFonts w:ascii="Wingdings" w:hAnsi="Wingdings" w:hint="default"/>
+        <w:sz w:val="20"/>
+      </w:rPr>
+    </w:lvl>
+    <w:lvl w:ilvl="5" w:tentative="1">
+      <w:start w:val="1"/>
+      <w:numFmt w:val="bullet"/>
+      <w:lvlText w:val=""/>
+      <w:lvlJc w:val="left"/>
+      <w:pPr>
+        <w:tabs>
+          <w:tab w:val="num" w:pos="4320"/>
+        </w:tabs>
+        <w:ind w:left="4320" w:hanging="360"/>
+      </w:pPr>
+      <w:rPr>
+        <w:rFonts w:ascii="Wingdings" w:hAnsi="Wingdings" w:hint="default"/>
+        <w:sz w:val="20"/>
+      </w:rPr>
+    </w:lvl>
+    <w:lvl w:ilvl="6" w:tentative="1">
+      <w:start w:val="1"/>
+      <w:numFmt w:val="bullet"/>
+      <w:lvlText w:val=""/>
+      <w:lvlJc w:val="left"/>
+      <w:pPr>
+        <w:tabs>
+          <w:tab w:val="num" w:pos="5040"/>
+        </w:tabs>
+        <w:ind w:left="5040" w:hanging="360"/>
+      </w:pPr>
+      <w:rPr>
+        <w:rFonts w:ascii="Wingdings" w:hAnsi="Wingdings" w:hint="default"/>
+        <w:sz w:val="20"/>
+      </w:rPr>
+    </w:lvl>
+    <w:lvl w:ilvl="7" w:tentative="1">
+      <w:start w:val="1"/>
+      <w:numFmt w:val="bullet"/>
+      <w:lvlText w:val=""/>
+      <w:lvlJc w:val="left"/>
+      <w:pPr>
+        <w:tabs>
+          <w:tab w:val="num" w:pos="5760"/>
+        </w:tabs>
+        <w:ind w:left="5760" w:hanging="360"/>
+      </w:pPr>
+      <w:rPr>
+        <w:rFonts w:ascii="Wingdings" w:hAnsi="Wingdings" w:hint="default"/>
+        <w:sz w:val="20"/>
+      </w:rPr>
+    </w:lvl>
+    <w:lvl w:ilvl="8" w:tentative="1">
+      <w:start w:val="1"/>
+      <w:numFmt w:val="bullet"/>
+      <w:lvlText w:val=""/>
+      <w:lvlJc w:val="left"/>
+      <w:pPr>
+        <w:tabs>
+          <w:tab w:val="num" w:pos="6480"/>
+        </w:tabs>
+        <w:ind w:left="6480" w:hanging="360"/>
+      </w:pPr>
+      <w:rPr>
+        <w:rFonts w:ascii="Wingdings" w:hAnsi="Wingdings" w:hint="default"/>
+        <w:sz w:val="20"/>
+      </w:rPr>
+    </w:lvl>
+  </w:abstractNum>
+  <w:abstractNum w:abstractNumId="4" w15:restartNumberingAfterBreak="0">
+    <w:nsid w:val="10DB49D7"/>
+    <w:multiLevelType w:val="multilevel"/>
+    <w:tmpl w:val="E9C6039E"/>
+    <w:lvl w:ilvl="0">
+      <w:start w:val="1"/>
+      <w:numFmt w:val="bullet"/>
+      <w:lvlText w:val=""/>
+      <w:lvlJc w:val="left"/>
+      <w:pPr>
+        <w:tabs>
+          <w:tab w:val="num" w:pos="720"/>
+        </w:tabs>
+        <w:ind w:left="720" w:hanging="360"/>
+      </w:pPr>
+      <w:rPr>
+        <w:rFonts w:ascii="Symbol" w:hAnsi="Symbol" w:hint="default"/>
+        <w:sz w:val="20"/>
+      </w:rPr>
+    </w:lvl>
+    <w:lvl w:ilvl="1" w:tentative="1">
+      <w:start w:val="1"/>
+      <w:numFmt w:val="bullet"/>
+      <w:lvlText w:val="o"/>
+      <w:lvlJc w:val="left"/>
+      <w:pPr>
+        <w:tabs>
+          <w:tab w:val="num" w:pos="1440"/>
+        </w:tabs>
+        <w:ind w:left="1440" w:hanging="360"/>
+      </w:pPr>
+      <w:rPr>
+        <w:rFonts w:ascii="Courier New" w:hAnsi="Courier New" w:hint="default"/>
+        <w:sz w:val="20"/>
+      </w:rPr>
+    </w:lvl>
+    <w:lvl w:ilvl="2" w:tentative="1">
+      <w:start w:val="1"/>
+      <w:numFmt w:val="bullet"/>
+      <w:lvlText w:val=""/>
+      <w:lvlJc w:val="left"/>
+      <w:pPr>
+        <w:tabs>
+          <w:tab w:val="num" w:pos="2160"/>
+        </w:tabs>
+        <w:ind w:left="2160" w:hanging="360"/>
+      </w:pPr>
+      <w:rPr>
+        <w:rFonts w:ascii="Wingdings" w:hAnsi="Wingdings" w:hint="default"/>
+        <w:sz w:val="20"/>
+      </w:rPr>
+    </w:lvl>
+    <w:lvl w:ilvl="3" w:tentative="1">
+      <w:start w:val="1"/>
+      <w:numFmt w:val="bullet"/>
+      <w:lvlText w:val=""/>
+      <w:lvlJc w:val="left"/>
+      <w:pPr>
+        <w:tabs>
+          <w:tab w:val="num" w:pos="2880"/>
+        </w:tabs>
+        <w:ind w:left="2880" w:hanging="360"/>
+      </w:pPr>
+      <w:rPr>
+        <w:rFonts w:ascii="Wingdings" w:hAnsi="Wingdings" w:hint="default"/>
+        <w:sz w:val="20"/>
+      </w:rPr>
+    </w:lvl>
+    <w:lvl w:ilvl="4" w:tentative="1">
+      <w:start w:val="1"/>
+      <w:numFmt w:val="bullet"/>
+      <w:lvlText w:val=""/>
+      <w:lvlJc w:val="left"/>
+      <w:pPr>
+        <w:tabs>
+          <w:tab w:val="num" w:pos="3600"/>
+        </w:tabs>
+        <w:ind w:left="3600" w:hanging="360"/>
+      </w:pPr>
+      <w:rPr>
+        <w:rFonts w:ascii="Wingdings" w:hAnsi="Wingdings" w:hint="default"/>
+        <w:sz w:val="20"/>
+      </w:rPr>
+    </w:lvl>
+    <w:lvl w:ilvl="5" w:tentative="1">
+      <w:start w:val="1"/>
+      <w:numFmt w:val="bullet"/>
+      <w:lvlText w:val=""/>
+      <w:lvlJc w:val="left"/>
+      <w:pPr>
+        <w:tabs>
+          <w:tab w:val="num" w:pos="4320"/>
+        </w:tabs>
+        <w:ind w:left="4320" w:hanging="360"/>
+      </w:pPr>
+      <w:rPr>
+        <w:rFonts w:ascii="Wingdings" w:hAnsi="Wingdings" w:hint="default"/>
+        <w:sz w:val="20"/>
+      </w:rPr>
+    </w:lvl>
+    <w:lvl w:ilvl="6" w:tentative="1">
+      <w:start w:val="1"/>
+      <w:numFmt w:val="bullet"/>
+      <w:lvlText w:val=""/>
+      <w:lvlJc w:val="left"/>
+      <w:pPr>
+        <w:tabs>
+          <w:tab w:val="num" w:pos="5040"/>
+        </w:tabs>
+        <w:ind w:left="5040" w:hanging="360"/>
+      </w:pPr>
+      <w:rPr>
+        <w:rFonts w:ascii="Wingdings" w:hAnsi="Wingdings" w:hint="default"/>
+        <w:sz w:val="20"/>
+      </w:rPr>
+    </w:lvl>
+    <w:lvl w:ilvl="7" w:tentative="1">
+      <w:start w:val="1"/>
+      <w:numFmt w:val="bullet"/>
+      <w:lvlText w:val=""/>
+      <w:lvlJc w:val="left"/>
+      <w:pPr>
+        <w:tabs>
+          <w:tab w:val="num" w:pos="5760"/>
+        </w:tabs>
+        <w:ind w:left="5760" w:hanging="360"/>
+      </w:pPr>
+      <w:rPr>
+        <w:rFonts w:ascii="Wingdings" w:hAnsi="Wingdings" w:hint="default"/>
+        <w:sz w:val="20"/>
+      </w:rPr>
+    </w:lvl>
+    <w:lvl w:ilvl="8" w:tentative="1">
+      <w:start w:val="1"/>
+      <w:numFmt w:val="bullet"/>
+      <w:lvlText w:val=""/>
+      <w:lvlJc w:val="left"/>
+      <w:pPr>
+        <w:tabs>
+          <w:tab w:val="num" w:pos="6480"/>
+        </w:tabs>
+        <w:ind w:left="6480" w:hanging="360"/>
+      </w:pPr>
+      <w:rPr>
+        <w:rFonts w:ascii="Wingdings" w:hAnsi="Wingdings" w:hint="default"/>
+        <w:sz w:val="20"/>
+      </w:rPr>
+    </w:lvl>
+  </w:abstractNum>
+  <w:abstractNum w:abstractNumId="5" w15:restartNumberingAfterBreak="0">
+    <w:nsid w:val="16667C4A"/>
+    <w:multiLevelType w:val="multilevel"/>
+    <w:tmpl w:val="0E680F82"/>
+    <w:lvl w:ilvl="0">
+      <w:start w:val="1"/>
+      <w:numFmt w:val="bullet"/>
+      <w:lvlText w:val=""/>
+      <w:lvlJc w:val="left"/>
+      <w:pPr>
+        <w:tabs>
+          <w:tab w:val="num" w:pos="720"/>
+        </w:tabs>
+        <w:ind w:left="720" w:hanging="360"/>
+      </w:pPr>
+      <w:rPr>
+        <w:rFonts w:ascii="Symbol" w:hAnsi="Symbol" w:hint="default"/>
+        <w:sz w:val="20"/>
+      </w:rPr>
+    </w:lvl>
+    <w:lvl w:ilvl="1" w:tentative="1">
+      <w:start w:val="1"/>
+      <w:numFmt w:val="bullet"/>
+      <w:lvlText w:val="o"/>
+      <w:lvlJc w:val="left"/>
+      <w:pPr>
+        <w:tabs>
+          <w:tab w:val="num" w:pos="1440"/>
+        </w:tabs>
+        <w:ind w:left="1440" w:hanging="360"/>
+      </w:pPr>
+      <w:rPr>
+        <w:rFonts w:ascii="Courier New" w:hAnsi="Courier New" w:hint="default"/>
+        <w:sz w:val="20"/>
+      </w:rPr>
+    </w:lvl>
+    <w:lvl w:ilvl="2" w:tentative="1">
+      <w:start w:val="1"/>
+      <w:numFmt w:val="bullet"/>
+      <w:lvlText w:val=""/>
+      <w:lvlJc w:val="left"/>
+      <w:pPr>
+        <w:tabs>
+          <w:tab w:val="num" w:pos="2160"/>
+        </w:tabs>
+        <w:ind w:left="2160" w:hanging="360"/>
+      </w:pPr>
+      <w:rPr>
+        <w:rFonts w:ascii="Wingdings" w:hAnsi="Wingdings" w:hint="default"/>
+        <w:sz w:val="20"/>
+      </w:rPr>
+    </w:lvl>
+    <w:lvl w:ilvl="3" w:tentative="1">
+      <w:start w:val="1"/>
+      <w:numFmt w:val="bullet"/>
+      <w:lvlText w:val=""/>
+      <w:lvlJc w:val="left"/>
+      <w:pPr>
+        <w:tabs>
+          <w:tab w:val="num" w:pos="2880"/>
+        </w:tabs>
+        <w:ind w:left="2880" w:hanging="360"/>
+      </w:pPr>
+      <w:rPr>
+        <w:rFonts w:ascii="Wingdings" w:hAnsi="Wingdings" w:hint="default"/>
+        <w:sz w:val="20"/>
+      </w:rPr>
+    </w:lvl>
+    <w:lvl w:ilvl="4" w:tentative="1">
+      <w:start w:val="1"/>
+      <w:numFmt w:val="bullet"/>
+      <w:lvlText w:val=""/>
+      <w:lvlJc w:val="left"/>
+      <w:pPr>
+        <w:tabs>
+          <w:tab w:val="num" w:pos="3600"/>
+        </w:tabs>
+        <w:ind w:left="3600" w:hanging="360"/>
+      </w:pPr>
+      <w:rPr>
+        <w:rFonts w:ascii="Wingdings" w:hAnsi="Wingdings" w:hint="default"/>
+        <w:sz w:val="20"/>
+      </w:rPr>
+    </w:lvl>
+    <w:lvl w:ilvl="5" w:tentative="1">
+      <w:start w:val="1"/>
+      <w:numFmt w:val="bullet"/>
+      <w:lvlText w:val=""/>
+      <w:lvlJc w:val="left"/>
+      <w:pPr>
+        <w:tabs>
+          <w:tab w:val="num" w:pos="4320"/>
+        </w:tabs>
+        <w:ind w:left="4320" w:hanging="360"/>
+      </w:pPr>
+      <w:rPr>
+        <w:rFonts w:ascii="Wingdings" w:hAnsi="Wingdings" w:hint="default"/>
+        <w:sz w:val="20"/>
+      </w:rPr>
+    </w:lvl>
+    <w:lvl w:ilvl="6" w:tentative="1">
+      <w:start w:val="1"/>
+      <w:numFmt w:val="bullet"/>
+      <w:lvlText w:val=""/>
+      <w:lvlJc w:val="left"/>
+      <w:pPr>
+        <w:tabs>
+          <w:tab w:val="num" w:pos="5040"/>
+        </w:tabs>
+        <w:ind w:left="5040" w:hanging="360"/>
+      </w:pPr>
+      <w:rPr>
+        <w:rFonts w:ascii="Wingdings" w:hAnsi="Wingdings" w:hint="default"/>
+        <w:sz w:val="20"/>
+      </w:rPr>
+    </w:lvl>
+    <w:lvl w:ilvl="7" w:tentative="1">
+      <w:start w:val="1"/>
+      <w:numFmt w:val="bullet"/>
+      <w:lvlText w:val=""/>
+      <w:lvlJc w:val="left"/>
+      <w:pPr>
+        <w:tabs>
+          <w:tab w:val="num" w:pos="5760"/>
+        </w:tabs>
+        <w:ind w:left="5760" w:hanging="360"/>
+      </w:pPr>
+      <w:rPr>
+        <w:rFonts w:ascii="Wingdings" w:hAnsi="Wingdings" w:hint="default"/>
+        <w:sz w:val="20"/>
+      </w:rPr>
+    </w:lvl>
+    <w:lvl w:ilvl="8" w:tentative="1">
+      <w:start w:val="1"/>
+      <w:numFmt w:val="bullet"/>
+      <w:lvlText w:val=""/>
+      <w:lvlJc w:val="left"/>
+      <w:pPr>
+        <w:tabs>
+          <w:tab w:val="num" w:pos="6480"/>
+        </w:tabs>
+        <w:ind w:left="6480" w:hanging="360"/>
+      </w:pPr>
+      <w:rPr>
+        <w:rFonts w:ascii="Wingdings" w:hAnsi="Wingdings" w:hint="default"/>
+        <w:sz w:val="20"/>
+      </w:rPr>
+    </w:lvl>
+  </w:abstractNum>
+  <w:abstractNum w:abstractNumId="6" w15:restartNumberingAfterBreak="0">
+    <w:nsid w:val="190052A3"/>
+    <w:multiLevelType w:val="multilevel"/>
+    <w:tmpl w:val="DF7AD3D4"/>
+    <w:lvl w:ilvl="0">
+      <w:start w:val="1"/>
+      <w:numFmt w:val="bullet"/>
+      <w:lvlText w:val=""/>
+      <w:lvlJc w:val="left"/>
+      <w:pPr>
+        <w:tabs>
+          <w:tab w:val="num" w:pos="720"/>
+        </w:tabs>
+        <w:ind w:left="720" w:hanging="360"/>
+      </w:pPr>
+      <w:rPr>
+        <w:rFonts w:ascii="Symbol" w:hAnsi="Symbol" w:hint="default"/>
+        <w:sz w:val="20"/>
+      </w:rPr>
+    </w:lvl>
+    <w:lvl w:ilvl="1" w:tentative="1">
+      <w:start w:val="1"/>
+      <w:numFmt w:val="bullet"/>
+      <w:lvlText w:val="o"/>
+      <w:lvlJc w:val="left"/>
+      <w:pPr>
+        <w:tabs>
+          <w:tab w:val="num" w:pos="1440"/>
+        </w:tabs>
+        <w:ind w:left="1440" w:hanging="360"/>
+      </w:pPr>
+      <w:rPr>
+        <w:rFonts w:ascii="Courier New" w:hAnsi="Courier New" w:hint="default"/>
+        <w:sz w:val="20"/>
+      </w:rPr>
+    </w:lvl>
+    <w:lvl w:ilvl="2" w:tentative="1">
+      <w:start w:val="1"/>
+      <w:numFmt w:val="bullet"/>
+      <w:lvlText w:val=""/>
+      <w:lvlJc w:val="left"/>
+      <w:pPr>
+        <w:tabs>
+          <w:tab w:val="num" w:pos="2160"/>
+        </w:tabs>
+        <w:ind w:left="2160" w:hanging="360"/>
+      </w:pPr>
+      <w:rPr>
+        <w:rFonts w:ascii="Wingdings" w:hAnsi="Wingdings" w:hint="default"/>
+        <w:sz w:val="20"/>
+      </w:rPr>
+    </w:lvl>
+    <w:lvl w:ilvl="3" w:tentative="1">
+      <w:start w:val="1"/>
+      <w:numFmt w:val="bullet"/>
+      <w:lvlText w:val=""/>
+      <w:lvlJc w:val="left"/>
+      <w:pPr>
+        <w:tabs>
+          <w:tab w:val="num" w:pos="2880"/>
+        </w:tabs>
+        <w:ind w:left="2880" w:hanging="360"/>
+      </w:pPr>
+      <w:rPr>
+        <w:rFonts w:ascii="Wingdings" w:hAnsi="Wingdings" w:hint="default"/>
+        <w:sz w:val="20"/>
+      </w:rPr>
+    </w:lvl>
+    <w:lvl w:ilvl="4" w:tentative="1">
+      <w:start w:val="1"/>
+      <w:numFmt w:val="bullet"/>
+      <w:lvlText w:val=""/>
+      <w:lvlJc w:val="left"/>
+      <w:pPr>
+        <w:tabs>
+          <w:tab w:val="num" w:pos="3600"/>
+        </w:tabs>
+        <w:ind w:left="3600" w:hanging="360"/>
+      </w:pPr>
+      <w:rPr>
+        <w:rFonts w:ascii="Wingdings" w:hAnsi="Wingdings" w:hint="default"/>
+        <w:sz w:val="20"/>
+      </w:rPr>
+    </w:lvl>
+    <w:lvl w:ilvl="5" w:tentative="1">
+      <w:start w:val="1"/>
+      <w:numFmt w:val="bullet"/>
+      <w:lvlText w:val=""/>
+      <w:lvlJc w:val="left"/>
+      <w:pPr>
+        <w:tabs>
+          <w:tab w:val="num" w:pos="4320"/>
+        </w:tabs>
+        <w:ind w:left="4320" w:hanging="360"/>
+      </w:pPr>
+      <w:rPr>
+        <w:rFonts w:ascii="Wingdings" w:hAnsi="Wingdings" w:hint="default"/>
+        <w:sz w:val="20"/>
+      </w:rPr>
+    </w:lvl>
+    <w:lvl w:ilvl="6" w:tentative="1">
+      <w:start w:val="1"/>
+      <w:numFmt w:val="bullet"/>
+      <w:lvlText w:val=""/>
+      <w:lvlJc w:val="left"/>
+      <w:pPr>
+        <w:tabs>
+          <w:tab w:val="num" w:pos="5040"/>
+        </w:tabs>
+        <w:ind w:left="5040" w:hanging="360"/>
+      </w:pPr>
+      <w:rPr>
+        <w:rFonts w:ascii="Wingdings" w:hAnsi="Wingdings" w:hint="default"/>
+        <w:sz w:val="20"/>
+      </w:rPr>
+    </w:lvl>
+    <w:lvl w:ilvl="7" w:tentative="1">
+      <w:start w:val="1"/>
+      <w:numFmt w:val="bullet"/>
+      <w:lvlText w:val=""/>
+      <w:lvlJc w:val="left"/>
+      <w:pPr>
+        <w:tabs>
+          <w:tab w:val="num" w:pos="5760"/>
+        </w:tabs>
+        <w:ind w:left="5760" w:hanging="360"/>
+      </w:pPr>
+      <w:rPr>
+        <w:rFonts w:ascii="Wingdings" w:hAnsi="Wingdings" w:hint="default"/>
+        <w:sz w:val="20"/>
+      </w:rPr>
+    </w:lvl>
+    <w:lvl w:ilvl="8" w:tentative="1">
+      <w:start w:val="1"/>
+      <w:numFmt w:val="bullet"/>
+      <w:lvlText w:val=""/>
+      <w:lvlJc w:val="left"/>
+      <w:pPr>
+        <w:tabs>
+          <w:tab w:val="num" w:pos="6480"/>
+        </w:tabs>
+        <w:ind w:left="6480" w:hanging="360"/>
+      </w:pPr>
+      <w:rPr>
+        <w:rFonts w:ascii="Wingdings" w:hAnsi="Wingdings" w:hint="default"/>
+        <w:sz w:val="20"/>
+      </w:rPr>
+    </w:lvl>
+  </w:abstractNum>
+  <w:abstractNum w:abstractNumId="7" w15:restartNumberingAfterBreak="0">
+    <w:nsid w:val="1B0F39D2"/>
+    <w:multiLevelType w:val="multilevel"/>
+    <w:tmpl w:val="B9FA4984"/>
+    <w:lvl w:ilvl="0">
+      <w:start w:val="1"/>
+      <w:numFmt w:val="bullet"/>
+      <w:lvlText w:val=""/>
+      <w:lvlJc w:val="left"/>
+      <w:pPr>
+        <w:tabs>
+          <w:tab w:val="num" w:pos="720"/>
+        </w:tabs>
+        <w:ind w:left="720" w:hanging="360"/>
+      </w:pPr>
+      <w:rPr>
+        <w:rFonts w:ascii="Symbol" w:hAnsi="Symbol" w:hint="default"/>
+        <w:sz w:val="20"/>
+      </w:rPr>
+    </w:lvl>
+    <w:lvl w:ilvl="1" w:tentative="1">
+      <w:start w:val="1"/>
+      <w:numFmt w:val="bullet"/>
+      <w:lvlText w:val="o"/>
+      <w:lvlJc w:val="left"/>
+      <w:pPr>
+        <w:tabs>
+          <w:tab w:val="num" w:pos="1440"/>
+        </w:tabs>
+        <w:ind w:left="1440" w:hanging="360"/>
+      </w:pPr>
+      <w:rPr>
+        <w:rFonts w:ascii="Courier New" w:hAnsi="Courier New" w:hint="default"/>
+        <w:sz w:val="20"/>
+      </w:rPr>
+    </w:lvl>
+    <w:lvl w:ilvl="2" w:tentative="1">
+      <w:start w:val="1"/>
+      <w:numFmt w:val="bullet"/>
+      <w:lvlText w:val=""/>
+      <w:lvlJc w:val="left"/>
+      <w:pPr>
+        <w:tabs>
+          <w:tab w:val="num" w:pos="2160"/>
+        </w:tabs>
+        <w:ind w:left="2160" w:hanging="360"/>
+      </w:pPr>
+      <w:rPr>
+        <w:rFonts w:ascii="Wingdings" w:hAnsi="Wingdings" w:hint="default"/>
+        <w:sz w:val="20"/>
+      </w:rPr>
+    </w:lvl>
+    <w:lvl w:ilvl="3" w:tentative="1">
+      <w:start w:val="1"/>
+      <w:numFmt w:val="bullet"/>
+      <w:lvlText w:val=""/>
+      <w:lvlJc w:val="left"/>
+      <w:pPr>
+        <w:tabs>
+          <w:tab w:val="num" w:pos="2880"/>
+        </w:tabs>
+        <w:ind w:left="2880" w:hanging="360"/>
+      </w:pPr>
+      <w:rPr>
+        <w:rFonts w:ascii="Wingdings" w:hAnsi="Wingdings" w:hint="default"/>
+        <w:sz w:val="20"/>
+      </w:rPr>
+    </w:lvl>
+    <w:lvl w:ilvl="4" w:tentative="1">
+      <w:start w:val="1"/>
+      <w:numFmt w:val="bullet"/>
+      <w:lvlText w:val=""/>
+      <w:lvlJc w:val="left"/>
+      <w:pPr>
+        <w:tabs>
+          <w:tab w:val="num" w:pos="3600"/>
+        </w:tabs>
+        <w:ind w:left="3600" w:hanging="360"/>
+      </w:pPr>
+      <w:rPr>
+        <w:rFonts w:ascii="Wingdings" w:hAnsi="Wingdings" w:hint="default"/>
+        <w:sz w:val="20"/>
+      </w:rPr>
+    </w:lvl>
+    <w:lvl w:ilvl="5" w:tentative="1">
+      <w:start w:val="1"/>
+      <w:numFmt w:val="bullet"/>
+      <w:lvlText w:val=""/>
+      <w:lvlJc w:val="left"/>
+      <w:pPr>
+        <w:tabs>
+          <w:tab w:val="num" w:pos="4320"/>
+        </w:tabs>
+        <w:ind w:left="4320" w:hanging="360"/>
+      </w:pPr>
+      <w:rPr>
+        <w:rFonts w:ascii="Wingdings" w:hAnsi="Wingdings" w:hint="default"/>
+        <w:sz w:val="20"/>
+      </w:rPr>
+    </w:lvl>
+    <w:lvl w:ilvl="6" w:tentative="1">
+      <w:start w:val="1"/>
+      <w:numFmt w:val="bullet"/>
+      <w:lvlText w:val=""/>
+      <w:lvlJc w:val="left"/>
+      <w:pPr>
+        <w:tabs>
+          <w:tab w:val="num" w:pos="5040"/>
+        </w:tabs>
+        <w:ind w:left="5040" w:hanging="360"/>
+      </w:pPr>
+      <w:rPr>
+        <w:rFonts w:ascii="Wingdings" w:hAnsi="Wingdings" w:hint="default"/>
+        <w:sz w:val="20"/>
+      </w:rPr>
+    </w:lvl>
+    <w:lvl w:ilvl="7" w:tentative="1">
+      <w:start w:val="1"/>
+      <w:numFmt w:val="bullet"/>
+      <w:lvlText w:val=""/>
+      <w:lvlJc w:val="left"/>
+      <w:pPr>
+        <w:tabs>
+          <w:tab w:val="num" w:pos="5760"/>
+        </w:tabs>
+        <w:ind w:left="5760" w:hanging="360"/>
+      </w:pPr>
+      <w:rPr>
+        <w:rFonts w:ascii="Wingdings" w:hAnsi="Wingdings" w:hint="default"/>
+        <w:sz w:val="20"/>
+      </w:rPr>
+    </w:lvl>
+    <w:lvl w:ilvl="8" w:tentative="1">
+      <w:start w:val="1"/>
+      <w:numFmt w:val="bullet"/>
+      <w:lvlText w:val=""/>
+      <w:lvlJc w:val="left"/>
+      <w:pPr>
+        <w:tabs>
+          <w:tab w:val="num" w:pos="6480"/>
+        </w:tabs>
+        <w:ind w:left="6480" w:hanging="360"/>
+      </w:pPr>
+      <w:rPr>
+        <w:rFonts w:ascii="Wingdings" w:hAnsi="Wingdings" w:hint="default"/>
+        <w:sz w:val="20"/>
+      </w:rPr>
+    </w:lvl>
+  </w:abstractNum>
+  <w:abstractNum w:abstractNumId="8" w15:restartNumberingAfterBreak="0">
+    <w:nsid w:val="1F19461B"/>
+    <w:multiLevelType w:val="multilevel"/>
+    <w:tmpl w:val="6CC8B892"/>
+    <w:lvl w:ilvl="0">
+      <w:start w:val="1"/>
+      <w:numFmt w:val="bullet"/>
+      <w:lvlText w:val=""/>
+      <w:lvlJc w:val="left"/>
+      <w:pPr>
+        <w:tabs>
+          <w:tab w:val="num" w:pos="720"/>
+        </w:tabs>
+        <w:ind w:left="720" w:hanging="360"/>
+      </w:pPr>
+      <w:rPr>
+        <w:rFonts w:ascii="Symbol" w:hAnsi="Symbol" w:hint="default"/>
+        <w:sz w:val="20"/>
+      </w:rPr>
+    </w:lvl>
+    <w:lvl w:ilvl="1" w:tentative="1">
+      <w:start w:val="1"/>
+      <w:numFmt w:val="bullet"/>
+      <w:lvlText w:val="o"/>
+      <w:lvlJc w:val="left"/>
+      <w:pPr>
+        <w:tabs>
+          <w:tab w:val="num" w:pos="1440"/>
+        </w:tabs>
+        <w:ind w:left="1440" w:hanging="360"/>
+      </w:pPr>
+      <w:rPr>
+        <w:rFonts w:ascii="Courier New" w:hAnsi="Courier New" w:hint="default"/>
+        <w:sz w:val="20"/>
+      </w:rPr>
+    </w:lvl>
+    <w:lvl w:ilvl="2" w:tentative="1">
+      <w:start w:val="1"/>
+      <w:numFmt w:val="bullet"/>
+      <w:lvlText w:val=""/>
+      <w:lvlJc w:val="left"/>
+      <w:pPr>
+        <w:tabs>
+          <w:tab w:val="num" w:pos="2160"/>
+        </w:tabs>
+        <w:ind w:left="2160" w:hanging="360"/>
+      </w:pPr>
+      <w:rPr>
+        <w:rFonts w:ascii="Wingdings" w:hAnsi="Wingdings" w:hint="default"/>
+        <w:sz w:val="20"/>
+      </w:rPr>
+    </w:lvl>
+    <w:lvl w:ilvl="3" w:tentative="1">
+      <w:start w:val="1"/>
+      <w:numFmt w:val="bullet"/>
+      <w:lvlText w:val=""/>
+      <w:lvlJc w:val="left"/>
+      <w:pPr>
+        <w:tabs>
+          <w:tab w:val="num" w:pos="2880"/>
+        </w:tabs>
+        <w:ind w:left="2880" w:hanging="360"/>
+      </w:pPr>
+      <w:rPr>
+        <w:rFonts w:ascii="Wingdings" w:hAnsi="Wingdings" w:hint="default"/>
+        <w:sz w:val="20"/>
+      </w:rPr>
+    </w:lvl>
+    <w:lvl w:ilvl="4" w:tentative="1">
+      <w:start w:val="1"/>
+      <w:numFmt w:val="bullet"/>
+      <w:lvlText w:val=""/>
+      <w:lvlJc w:val="left"/>
+      <w:pPr>
+        <w:tabs>
+          <w:tab w:val="num" w:pos="3600"/>
+        </w:tabs>
+        <w:ind w:left="3600" w:hanging="360"/>
+      </w:pPr>
+      <w:rPr>
+        <w:rFonts w:ascii="Wingdings" w:hAnsi="Wingdings" w:hint="default"/>
+        <w:sz w:val="20"/>
+      </w:rPr>
+    </w:lvl>
+    <w:lvl w:ilvl="5" w:tentative="1">
+      <w:start w:val="1"/>
+      <w:numFmt w:val="bullet"/>
+      <w:lvlText w:val=""/>
+      <w:lvlJc w:val="left"/>
+      <w:pPr>
+        <w:tabs>
+          <w:tab w:val="num" w:pos="4320"/>
+        </w:tabs>
+        <w:ind w:left="4320" w:hanging="360"/>
+      </w:pPr>
+      <w:rPr>
+        <w:rFonts w:ascii="Wingdings" w:hAnsi="Wingdings" w:hint="default"/>
+        <w:sz w:val="20"/>
+      </w:rPr>
+    </w:lvl>
+    <w:lvl w:ilvl="6" w:tentative="1">
+      <w:start w:val="1"/>
+      <w:numFmt w:val="bullet"/>
+      <w:lvlText w:val=""/>
+      <w:lvlJc w:val="left"/>
+      <w:pPr>
+        <w:tabs>
+          <w:tab w:val="num" w:pos="5040"/>
+        </w:tabs>
+        <w:ind w:left="5040" w:hanging="360"/>
+      </w:pPr>
+      <w:rPr>
+        <w:rFonts w:ascii="Wingdings" w:hAnsi="Wingdings" w:hint="default"/>
+        <w:sz w:val="20"/>
+      </w:rPr>
+    </w:lvl>
+    <w:lvl w:ilvl="7" w:tentative="1">
+      <w:start w:val="1"/>
+      <w:numFmt w:val="bullet"/>
+      <w:lvlText w:val=""/>
+      <w:lvlJc w:val="left"/>
+      <w:pPr>
+        <w:tabs>
+          <w:tab w:val="num" w:pos="5760"/>
+        </w:tabs>
+        <w:ind w:left="5760" w:hanging="360"/>
+      </w:pPr>
+      <w:rPr>
+        <w:rFonts w:ascii="Wingdings" w:hAnsi="Wingdings" w:hint="default"/>
+        <w:sz w:val="20"/>
+      </w:rPr>
+    </w:lvl>
+    <w:lvl w:ilvl="8" w:tentative="1">
+      <w:start w:val="1"/>
+      <w:numFmt w:val="bullet"/>
+      <w:lvlText w:val=""/>
+      <w:lvlJc w:val="left"/>
+      <w:pPr>
+        <w:tabs>
+          <w:tab w:val="num" w:pos="6480"/>
+        </w:tabs>
+        <w:ind w:left="6480" w:hanging="360"/>
+      </w:pPr>
+      <w:rPr>
+        <w:rFonts w:ascii="Wingdings" w:hAnsi="Wingdings" w:hint="default"/>
+        <w:sz w:val="20"/>
+      </w:rPr>
+    </w:lvl>
+  </w:abstractNum>
+  <w:abstractNum w:abstractNumId="9" w15:restartNumberingAfterBreak="0">
+    <w:nsid w:val="26C34E1F"/>
+    <w:multiLevelType w:val="multilevel"/>
+    <w:tmpl w:val="A050AE7C"/>
+    <w:lvl w:ilvl="0">
+      <w:start w:val="1"/>
+      <w:numFmt w:val="bullet"/>
+      <w:lvlText w:val=""/>
+      <w:lvlJc w:val="left"/>
+      <w:pPr>
+        <w:tabs>
+          <w:tab w:val="num" w:pos="720"/>
+        </w:tabs>
+        <w:ind w:left="720" w:hanging="360"/>
+      </w:pPr>
+      <w:rPr>
+        <w:rFonts w:ascii="Symbol" w:hAnsi="Symbol" w:hint="default"/>
+        <w:sz w:val="20"/>
+      </w:rPr>
+    </w:lvl>
+    <w:lvl w:ilvl="1">
+      <w:start w:val="1"/>
+      <w:numFmt w:val="bullet"/>
+      <w:lvlText w:val="o"/>
+      <w:lvlJc w:val="left"/>
+      <w:pPr>
+        <w:tabs>
+          <w:tab w:val="num" w:pos="1440"/>
+        </w:tabs>
+        <w:ind w:left="1440" w:hanging="360"/>
+      </w:pPr>
+      <w:rPr>
+        <w:rFonts w:ascii="Courier New" w:hAnsi="Courier New" w:hint="default"/>
+        <w:sz w:val="20"/>
+      </w:rPr>
+    </w:lvl>
+    <w:lvl w:ilvl="2" w:tentative="1">
+      <w:start w:val="1"/>
+      <w:numFmt w:val="bullet"/>
+      <w:lvlText w:val=""/>
+      <w:lvlJc w:val="left"/>
+      <w:pPr>
+        <w:tabs>
+          <w:tab w:val="num" w:pos="2160"/>
+        </w:tabs>
+        <w:ind w:left="2160" w:hanging="360"/>
+      </w:pPr>
+      <w:rPr>
+        <w:rFonts w:ascii="Wingdings" w:hAnsi="Wingdings" w:hint="default"/>
+        <w:sz w:val="20"/>
+      </w:rPr>
+    </w:lvl>
+    <w:lvl w:ilvl="3" w:tentative="1">
+      <w:start w:val="1"/>
+      <w:numFmt w:val="bullet"/>
+      <w:lvlText w:val=""/>
+      <w:lvlJc w:val="left"/>
+      <w:pPr>
+        <w:tabs>
+          <w:tab w:val="num" w:pos="2880"/>
+        </w:tabs>
+        <w:ind w:left="2880" w:hanging="360"/>
+      </w:pPr>
+      <w:rPr>
+        <w:rFonts w:ascii="Wingdings" w:hAnsi="Wingdings" w:hint="default"/>
+        <w:sz w:val="20"/>
+      </w:rPr>
+    </w:lvl>
+    <w:lvl w:ilvl="4" w:tentative="1">
+      <w:start w:val="1"/>
+      <w:numFmt w:val="bullet"/>
+      <w:lvlText w:val=""/>
+      <w:lvlJc w:val="left"/>
+      <w:pPr>
+        <w:tabs>
+          <w:tab w:val="num" w:pos="3600"/>
+        </w:tabs>
+        <w:ind w:left="3600" w:hanging="360"/>
+      </w:pPr>
+      <w:rPr>
+        <w:rFonts w:ascii="Wingdings" w:hAnsi="Wingdings" w:hint="default"/>
+        <w:sz w:val="20"/>
+      </w:rPr>
+    </w:lvl>
+    <w:lvl w:ilvl="5" w:tentative="1">
+      <w:start w:val="1"/>
+      <w:numFmt w:val="bullet"/>
+      <w:lvlText w:val=""/>
+      <w:lvlJc w:val="left"/>
+      <w:pPr>
+        <w:tabs>
+          <w:tab w:val="num" w:pos="4320"/>
+        </w:tabs>
+        <w:ind w:left="4320" w:hanging="360"/>
+      </w:pPr>
+      <w:rPr>
+        <w:rFonts w:ascii="Wingdings" w:hAnsi="Wingdings" w:hint="default"/>
+        <w:sz w:val="20"/>
+      </w:rPr>
+    </w:lvl>
+    <w:lvl w:ilvl="6" w:tentative="1">
+      <w:start w:val="1"/>
+      <w:numFmt w:val="bullet"/>
+      <w:lvlText w:val=""/>
+      <w:lvlJc w:val="left"/>
+      <w:pPr>
+        <w:tabs>
+          <w:tab w:val="num" w:pos="5040"/>
+        </w:tabs>
+        <w:ind w:left="5040" w:hanging="360"/>
+      </w:pPr>
+      <w:rPr>
+        <w:rFonts w:ascii="Wingdings" w:hAnsi="Wingdings" w:hint="default"/>
+        <w:sz w:val="20"/>
+      </w:rPr>
+    </w:lvl>
+    <w:lvl w:ilvl="7" w:tentative="1">
+      <w:start w:val="1"/>
+      <w:numFmt w:val="bullet"/>
+      <w:lvlText w:val=""/>
+      <w:lvlJc w:val="left"/>
+      <w:pPr>
+        <w:tabs>
+          <w:tab w:val="num" w:pos="5760"/>
+        </w:tabs>
+        <w:ind w:left="5760" w:hanging="360"/>
+      </w:pPr>
+      <w:rPr>
+        <w:rFonts w:ascii="Wingdings" w:hAnsi="Wingdings" w:hint="default"/>
+        <w:sz w:val="20"/>
+      </w:rPr>
+    </w:lvl>
+    <w:lvl w:ilvl="8" w:tentative="1">
+      <w:start w:val="1"/>
+      <w:numFmt w:val="bullet"/>
+      <w:lvlText w:val=""/>
+      <w:lvlJc w:val="left"/>
+      <w:pPr>
+        <w:tabs>
+          <w:tab w:val="num" w:pos="6480"/>
+        </w:tabs>
+        <w:ind w:left="6480" w:hanging="360"/>
+      </w:pPr>
+      <w:rPr>
+        <w:rFonts w:ascii="Wingdings" w:hAnsi="Wingdings" w:hint="default"/>
+        <w:sz w:val="20"/>
+      </w:rPr>
+    </w:lvl>
+  </w:abstractNum>
+  <w:abstractNum w:abstractNumId="10" w15:restartNumberingAfterBreak="0">
+    <w:nsid w:val="2D1A09CF"/>
+    <w:multiLevelType w:val="multilevel"/>
+    <w:tmpl w:val="D29C4610"/>
+    <w:lvl w:ilvl="0">
+      <w:start w:val="1"/>
+      <w:numFmt w:val="bullet"/>
+      <w:lvlText w:val=""/>
+      <w:lvlJc w:val="left"/>
+      <w:pPr>
+        <w:tabs>
+          <w:tab w:val="num" w:pos="720"/>
+        </w:tabs>
+        <w:ind w:left="720" w:hanging="360"/>
+      </w:pPr>
+      <w:rPr>
+        <w:rFonts w:ascii="Symbol" w:hAnsi="Symbol" w:hint="default"/>
+        <w:sz w:val="20"/>
+      </w:rPr>
+    </w:lvl>
+    <w:lvl w:ilvl="1" w:tentative="1">
+      <w:start w:val="1"/>
+      <w:numFmt w:val="bullet"/>
+      <w:lvlText w:val="o"/>
+      <w:lvlJc w:val="left"/>
+      <w:pPr>
+        <w:tabs>
+          <w:tab w:val="num" w:pos="1440"/>
+        </w:tabs>
+        <w:ind w:left="1440" w:hanging="360"/>
+      </w:pPr>
+      <w:rPr>
+        <w:rFonts w:ascii="Courier New" w:hAnsi="Courier New" w:hint="default"/>
+        <w:sz w:val="20"/>
+      </w:rPr>
+    </w:lvl>
+    <w:lvl w:ilvl="2" w:tentative="1">
+      <w:start w:val="1"/>
+      <w:numFmt w:val="bullet"/>
+      <w:lvlText w:val=""/>
+      <w:lvlJc w:val="left"/>
+      <w:pPr>
+        <w:tabs>
+          <w:tab w:val="num" w:pos="2160"/>
+        </w:tabs>
+        <w:ind w:left="2160" w:hanging="360"/>
+      </w:pPr>
+      <w:rPr>
+        <w:rFonts w:ascii="Wingdings" w:hAnsi="Wingdings" w:hint="default"/>
+        <w:sz w:val="20"/>
+      </w:rPr>
+    </w:lvl>
+    <w:lvl w:ilvl="3" w:tentative="1">
+      <w:start w:val="1"/>
+      <w:numFmt w:val="bullet"/>
+      <w:lvlText w:val=""/>
+      <w:lvlJc w:val="left"/>
+      <w:pPr>
+        <w:tabs>
+          <w:tab w:val="num" w:pos="2880"/>
+        </w:tabs>
+        <w:ind w:left="2880" w:hanging="360"/>
+      </w:pPr>
+      <w:rPr>
+        <w:rFonts w:ascii="Wingdings" w:hAnsi="Wingdings" w:hint="default"/>
+        <w:sz w:val="20"/>
+      </w:rPr>
+    </w:lvl>
+    <w:lvl w:ilvl="4" w:tentative="1">
+      <w:start w:val="1"/>
+      <w:numFmt w:val="bullet"/>
+      <w:lvlText w:val=""/>
+      <w:lvlJc w:val="left"/>
+      <w:pPr>
+        <w:tabs>
+          <w:tab w:val="num" w:pos="3600"/>
+        </w:tabs>
+        <w:ind w:left="3600" w:hanging="360"/>
+      </w:pPr>
+      <w:rPr>
+        <w:rFonts w:ascii="Wingdings" w:hAnsi="Wingdings" w:hint="default"/>
+        <w:sz w:val="20"/>
+      </w:rPr>
+    </w:lvl>
+    <w:lvl w:ilvl="5" w:tentative="1">
+      <w:start w:val="1"/>
+      <w:numFmt w:val="bullet"/>
+      <w:lvlText w:val=""/>
+      <w:lvlJc w:val="left"/>
+      <w:pPr>
+        <w:tabs>
+          <w:tab w:val="num" w:pos="4320"/>
+        </w:tabs>
+        <w:ind w:left="4320" w:hanging="360"/>
+      </w:pPr>
+      <w:rPr>
+        <w:rFonts w:ascii="Wingdings" w:hAnsi="Wingdings" w:hint="default"/>
+        <w:sz w:val="20"/>
+      </w:rPr>
+    </w:lvl>
+    <w:lvl w:ilvl="6" w:tentative="1">
+      <w:start w:val="1"/>
+      <w:numFmt w:val="bullet"/>
+      <w:lvlText w:val=""/>
+      <w:lvlJc w:val="left"/>
+      <w:pPr>
+        <w:tabs>
+          <w:tab w:val="num" w:pos="5040"/>
+        </w:tabs>
+        <w:ind w:left="5040" w:hanging="360"/>
+      </w:pPr>
+      <w:rPr>
+        <w:rFonts w:ascii="Wingdings" w:hAnsi="Wingdings" w:hint="default"/>
+        <w:sz w:val="20"/>
+      </w:rPr>
+    </w:lvl>
+    <w:lvl w:ilvl="7" w:tentative="1">
+      <w:start w:val="1"/>
+      <w:numFmt w:val="bullet"/>
+      <w:lvlText w:val=""/>
+      <w:lvlJc w:val="left"/>
+      <w:pPr>
+        <w:tabs>
+          <w:tab w:val="num" w:pos="5760"/>
+        </w:tabs>
+        <w:ind w:left="5760" w:hanging="360"/>
+      </w:pPr>
+      <w:rPr>
+        <w:rFonts w:ascii="Wingdings" w:hAnsi="Wingdings" w:hint="default"/>
+        <w:sz w:val="20"/>
+      </w:rPr>
+    </w:lvl>
+    <w:lvl w:ilvl="8" w:tentative="1">
+      <w:start w:val="1"/>
+      <w:numFmt w:val="bullet"/>
+      <w:lvlText w:val=""/>
+      <w:lvlJc w:val="left"/>
+      <w:pPr>
+        <w:tabs>
+          <w:tab w:val="num" w:pos="6480"/>
+        </w:tabs>
+        <w:ind w:left="6480" w:hanging="360"/>
+      </w:pPr>
+      <w:rPr>
+        <w:rFonts w:ascii="Wingdings" w:hAnsi="Wingdings" w:hint="default"/>
+        <w:sz w:val="20"/>
+      </w:rPr>
+    </w:lvl>
+  </w:abstractNum>
+  <w:abstractNum w:abstractNumId="11" w15:restartNumberingAfterBreak="0">
+    <w:nsid w:val="31984B53"/>
+    <w:multiLevelType w:val="multilevel"/>
+    <w:tmpl w:val="EB0E2644"/>
+    <w:lvl w:ilvl="0">
+      <w:start w:val="1"/>
+      <w:numFmt w:val="bullet"/>
+      <w:lvlText w:val=""/>
+      <w:lvlJc w:val="left"/>
+      <w:pPr>
+        <w:tabs>
+          <w:tab w:val="num" w:pos="720"/>
+        </w:tabs>
+        <w:ind w:left="720" w:hanging="360"/>
+      </w:pPr>
+      <w:rPr>
+        <w:rFonts w:ascii="Symbol" w:hAnsi="Symbol" w:hint="default"/>
+        <w:sz w:val="20"/>
+      </w:rPr>
+    </w:lvl>
+    <w:lvl w:ilvl="1" w:tentative="1">
+      <w:start w:val="1"/>
+      <w:numFmt w:val="bullet"/>
+      <w:lvlText w:val="o"/>
+      <w:lvlJc w:val="left"/>
+      <w:pPr>
+        <w:tabs>
+          <w:tab w:val="num" w:pos="1440"/>
+        </w:tabs>
+        <w:ind w:left="1440" w:hanging="360"/>
+      </w:pPr>
+      <w:rPr>
+        <w:rFonts w:ascii="Courier New" w:hAnsi="Courier New" w:hint="default"/>
+        <w:sz w:val="20"/>
+      </w:rPr>
+    </w:lvl>
+    <w:lvl w:ilvl="2" w:tentative="1">
+      <w:start w:val="1"/>
+      <w:numFmt w:val="bullet"/>
+      <w:lvlText w:val=""/>
+      <w:lvlJc w:val="left"/>
+      <w:pPr>
+        <w:tabs>
+          <w:tab w:val="num" w:pos="2160"/>
+        </w:tabs>
+        <w:ind w:left="2160" w:hanging="360"/>
+      </w:pPr>
+      <w:rPr>
+        <w:rFonts w:ascii="Wingdings" w:hAnsi="Wingdings" w:hint="default"/>
+        <w:sz w:val="20"/>
+      </w:rPr>
+    </w:lvl>
+    <w:lvl w:ilvl="3" w:tentative="1">
+      <w:start w:val="1"/>
+      <w:numFmt w:val="bullet"/>
+      <w:lvlText w:val=""/>
+      <w:lvlJc w:val="left"/>
+      <w:pPr>
+        <w:tabs>
+          <w:tab w:val="num" w:pos="2880"/>
+        </w:tabs>
+        <w:ind w:left="2880" w:hanging="360"/>
+      </w:pPr>
+      <w:rPr>
+        <w:rFonts w:ascii="Wingdings" w:hAnsi="Wingdings" w:hint="default"/>
+        <w:sz w:val="20"/>
+      </w:rPr>
+    </w:lvl>
+    <w:lvl w:ilvl="4" w:tentative="1">
+      <w:start w:val="1"/>
+      <w:numFmt w:val="bullet"/>
+      <w:lvlText w:val=""/>
+      <w:lvlJc w:val="left"/>
+      <w:pPr>
+        <w:tabs>
+          <w:tab w:val="num" w:pos="3600"/>
+        </w:tabs>
+        <w:ind w:left="3600" w:hanging="360"/>
+      </w:pPr>
+      <w:rPr>
+        <w:rFonts w:ascii="Wingdings" w:hAnsi="Wingdings" w:hint="default"/>
+        <w:sz w:val="20"/>
+      </w:rPr>
+    </w:lvl>
+    <w:lvl w:ilvl="5" w:tentative="1">
+      <w:start w:val="1"/>
+      <w:numFmt w:val="bullet"/>
+      <w:lvlText w:val=""/>
+      <w:lvlJc w:val="left"/>
+      <w:pPr>
+        <w:tabs>
+          <w:tab w:val="num" w:pos="4320"/>
+        </w:tabs>
+        <w:ind w:left="4320" w:hanging="360"/>
+      </w:pPr>
+      <w:rPr>
+        <w:rFonts w:ascii="Wingdings" w:hAnsi="Wingdings" w:hint="default"/>
+        <w:sz w:val="20"/>
+      </w:rPr>
+    </w:lvl>
+    <w:lvl w:ilvl="6" w:tentative="1">
+      <w:start w:val="1"/>
+      <w:numFmt w:val="bullet"/>
+      <w:lvlText w:val=""/>
+      <w:lvlJc w:val="left"/>
+      <w:pPr>
+        <w:tabs>
+          <w:tab w:val="num" w:pos="5040"/>
+        </w:tabs>
+        <w:ind w:left="5040" w:hanging="360"/>
+      </w:pPr>
+      <w:rPr>
+        <w:rFonts w:ascii="Wingdings" w:hAnsi="Wingdings" w:hint="default"/>
+        <w:sz w:val="20"/>
+      </w:rPr>
+    </w:lvl>
+    <w:lvl w:ilvl="7" w:tentative="1">
+      <w:start w:val="1"/>
+      <w:numFmt w:val="bullet"/>
+      <w:lvlText w:val=""/>
+      <w:lvlJc w:val="left"/>
+      <w:pPr>
+        <w:tabs>
+          <w:tab w:val="num" w:pos="5760"/>
+        </w:tabs>
+        <w:ind w:left="5760" w:hanging="360"/>
+      </w:pPr>
+      <w:rPr>
+        <w:rFonts w:ascii="Wingdings" w:hAnsi="Wingdings" w:hint="default"/>
+        <w:sz w:val="20"/>
+      </w:rPr>
+    </w:lvl>
+    <w:lvl w:ilvl="8" w:tentative="1">
+      <w:start w:val="1"/>
+      <w:numFmt w:val="bullet"/>
+      <w:lvlText w:val=""/>
+      <w:lvlJc w:val="left"/>
+      <w:pPr>
+        <w:tabs>
+          <w:tab w:val="num" w:pos="6480"/>
+        </w:tabs>
+        <w:ind w:left="6480" w:hanging="360"/>
+      </w:pPr>
+      <w:rPr>
+        <w:rFonts w:ascii="Wingdings" w:hAnsi="Wingdings" w:hint="default"/>
+        <w:sz w:val="20"/>
+      </w:rPr>
+    </w:lvl>
+  </w:abstractNum>
+  <w:abstractNum w:abstractNumId="12" w15:restartNumberingAfterBreak="0">
+    <w:nsid w:val="31E71FA5"/>
+    <w:multiLevelType w:val="multilevel"/>
+    <w:tmpl w:val="83DE5588"/>
+    <w:lvl w:ilvl="0">
+      <w:start w:val="1"/>
+      <w:numFmt w:val="bullet"/>
+      <w:lvlText w:val=""/>
+      <w:lvlJc w:val="left"/>
+      <w:pPr>
+        <w:tabs>
+          <w:tab w:val="num" w:pos="720"/>
+        </w:tabs>
+        <w:ind w:left="720" w:hanging="360"/>
+      </w:pPr>
+      <w:rPr>
+        <w:rFonts w:ascii="Symbol" w:hAnsi="Symbol" w:hint="default"/>
+        <w:sz w:val="20"/>
+      </w:rPr>
+    </w:lvl>
+    <w:lvl w:ilvl="1" w:tentative="1">
+      <w:start w:val="1"/>
+      <w:numFmt w:val="bullet"/>
+      <w:lvlText w:val="o"/>
+      <w:lvlJc w:val="left"/>
+      <w:pPr>
+        <w:tabs>
+          <w:tab w:val="num" w:pos="1440"/>
+        </w:tabs>
+        <w:ind w:left="1440" w:hanging="360"/>
+      </w:pPr>
+      <w:rPr>
+        <w:rFonts w:ascii="Courier New" w:hAnsi="Courier New" w:hint="default"/>
+        <w:sz w:val="20"/>
+      </w:rPr>
+    </w:lvl>
+    <w:lvl w:ilvl="2" w:tentative="1">
+      <w:start w:val="1"/>
+      <w:numFmt w:val="bullet"/>
+      <w:lvlText w:val=""/>
+      <w:lvlJc w:val="left"/>
+      <w:pPr>
+        <w:tabs>
+          <w:tab w:val="num" w:pos="2160"/>
+        </w:tabs>
+        <w:ind w:left="2160" w:hanging="360"/>
+      </w:pPr>
+      <w:rPr>
+        <w:rFonts w:ascii="Wingdings" w:hAnsi="Wingdings" w:hint="default"/>
+        <w:sz w:val="20"/>
+      </w:rPr>
+    </w:lvl>
+    <w:lvl w:ilvl="3" w:tentative="1">
+      <w:start w:val="1"/>
+      <w:numFmt w:val="bullet"/>
+      <w:lvlText w:val=""/>
+      <w:lvlJc w:val="left"/>
+      <w:pPr>
+        <w:tabs>
+          <w:tab w:val="num" w:pos="2880"/>
+        </w:tabs>
+        <w:ind w:left="2880" w:hanging="360"/>
+      </w:pPr>
+      <w:rPr>
+        <w:rFonts w:ascii="Wingdings" w:hAnsi="Wingdings" w:hint="default"/>
+        <w:sz w:val="20"/>
+      </w:rPr>
+    </w:lvl>
+    <w:lvl w:ilvl="4" w:tentative="1">
+      <w:start w:val="1"/>
+      <w:numFmt w:val="bullet"/>
+      <w:lvlText w:val=""/>
+      <w:lvlJc w:val="left"/>
+      <w:pPr>
+        <w:tabs>
+          <w:tab w:val="num" w:pos="3600"/>
+        </w:tabs>
+        <w:ind w:left="3600" w:hanging="360"/>
+      </w:pPr>
+      <w:rPr>
+        <w:rFonts w:ascii="Wingdings" w:hAnsi="Wingdings" w:hint="default"/>
+        <w:sz w:val="20"/>
+      </w:rPr>
+    </w:lvl>
+    <w:lvl w:ilvl="5" w:tentative="1">
+      <w:start w:val="1"/>
+      <w:numFmt w:val="bullet"/>
+      <w:lvlText w:val=""/>
+      <w:lvlJc w:val="left"/>
+      <w:pPr>
+        <w:tabs>
+          <w:tab w:val="num" w:pos="4320"/>
+        </w:tabs>
+        <w:ind w:left="4320" w:hanging="360"/>
+      </w:pPr>
+      <w:rPr>
+        <w:rFonts w:ascii="Wingdings" w:hAnsi="Wingdings" w:hint="default"/>
+        <w:sz w:val="20"/>
+      </w:rPr>
+    </w:lvl>
+    <w:lvl w:ilvl="6" w:tentative="1">
+      <w:start w:val="1"/>
+      <w:numFmt w:val="bullet"/>
+      <w:lvlText w:val=""/>
+      <w:lvlJc w:val="left"/>
+      <w:pPr>
+        <w:tabs>
+          <w:tab w:val="num" w:pos="5040"/>
+        </w:tabs>
+        <w:ind w:left="5040" w:hanging="360"/>
+      </w:pPr>
+      <w:rPr>
+        <w:rFonts w:ascii="Wingdings" w:hAnsi="Wingdings" w:hint="default"/>
+        <w:sz w:val="20"/>
+      </w:rPr>
+    </w:lvl>
+    <w:lvl w:ilvl="7" w:tentative="1">
+      <w:start w:val="1"/>
+      <w:numFmt w:val="bullet"/>
+      <w:lvlText w:val=""/>
+      <w:lvlJc w:val="left"/>
+      <w:pPr>
+        <w:tabs>
+          <w:tab w:val="num" w:pos="5760"/>
+        </w:tabs>
+        <w:ind w:left="5760" w:hanging="360"/>
+      </w:pPr>
+      <w:rPr>
+        <w:rFonts w:ascii="Wingdings" w:hAnsi="Wingdings" w:hint="default"/>
+        <w:sz w:val="20"/>
+      </w:rPr>
+    </w:lvl>
+    <w:lvl w:ilvl="8" w:tentative="1">
+      <w:start w:val="1"/>
+      <w:numFmt w:val="bullet"/>
+      <w:lvlText w:val=""/>
+      <w:lvlJc w:val="left"/>
+      <w:pPr>
+        <w:tabs>
+          <w:tab w:val="num" w:pos="6480"/>
+        </w:tabs>
+        <w:ind w:left="6480" w:hanging="360"/>
+      </w:pPr>
+      <w:rPr>
+        <w:rFonts w:ascii="Wingdings" w:hAnsi="Wingdings" w:hint="default"/>
+        <w:sz w:val="20"/>
+      </w:rPr>
+    </w:lvl>
+  </w:abstractNum>
+  <w:abstractNum w:abstractNumId="13" w15:restartNumberingAfterBreak="0">
+    <w:nsid w:val="340A13A5"/>
+    <w:multiLevelType w:val="multilevel"/>
+    <w:tmpl w:val="85C45860"/>
+    <w:lvl w:ilvl="0">
+      <w:start w:val="1"/>
+      <w:numFmt w:val="bullet"/>
+      <w:lvlText w:val=""/>
+      <w:lvlJc w:val="left"/>
+      <w:pPr>
+        <w:tabs>
+          <w:tab w:val="num" w:pos="720"/>
+        </w:tabs>
+        <w:ind w:left="720" w:hanging="360"/>
+      </w:pPr>
+      <w:rPr>
+        <w:rFonts w:ascii="Symbol" w:hAnsi="Symbol" w:hint="default"/>
+        <w:sz w:val="20"/>
+      </w:rPr>
+    </w:lvl>
+    <w:lvl w:ilvl="1" w:tentative="1">
+      <w:start w:val="1"/>
+      <w:numFmt w:val="bullet"/>
+      <w:lvlText w:val="o"/>
+      <w:lvlJc w:val="left"/>
+      <w:pPr>
+        <w:tabs>
+          <w:tab w:val="num" w:pos="1440"/>
+        </w:tabs>
+        <w:ind w:left="1440" w:hanging="360"/>
+      </w:pPr>
+      <w:rPr>
+        <w:rFonts w:ascii="Courier New" w:hAnsi="Courier New" w:hint="default"/>
+        <w:sz w:val="20"/>
+      </w:rPr>
+    </w:lvl>
+    <w:lvl w:ilvl="2" w:tentative="1">
+      <w:start w:val="1"/>
+      <w:numFmt w:val="bullet"/>
+      <w:lvlText w:val=""/>
+      <w:lvlJc w:val="left"/>
+      <w:pPr>
+        <w:tabs>
+          <w:tab w:val="num" w:pos="2160"/>
+        </w:tabs>
+        <w:ind w:left="2160" w:hanging="360"/>
+      </w:pPr>
+      <w:rPr>
+        <w:rFonts w:ascii="Wingdings" w:hAnsi="Wingdings" w:hint="default"/>
+        <w:sz w:val="20"/>
+      </w:rPr>
+    </w:lvl>
+    <w:lvl w:ilvl="3" w:tentative="1">
+      <w:start w:val="1"/>
+      <w:numFmt w:val="bullet"/>
+      <w:lvlText w:val=""/>
+      <w:lvlJc w:val="left"/>
+      <w:pPr>
+        <w:tabs>
+          <w:tab w:val="num" w:pos="2880"/>
+        </w:tabs>
+        <w:ind w:left="2880" w:hanging="360"/>
+      </w:pPr>
+      <w:rPr>
+        <w:rFonts w:ascii="Wingdings" w:hAnsi="Wingdings" w:hint="default"/>
+        <w:sz w:val="20"/>
+      </w:rPr>
+    </w:lvl>
+    <w:lvl w:ilvl="4" w:tentative="1">
+      <w:start w:val="1"/>
+      <w:numFmt w:val="bullet"/>
+      <w:lvlText w:val=""/>
+      <w:lvlJc w:val="left"/>
+      <w:pPr>
+        <w:tabs>
+          <w:tab w:val="num" w:pos="3600"/>
+        </w:tabs>
+        <w:ind w:left="3600" w:hanging="360"/>
+      </w:pPr>
+      <w:rPr>
+        <w:rFonts w:ascii="Wingdings" w:hAnsi="Wingdings" w:hint="default"/>
+        <w:sz w:val="20"/>
+      </w:rPr>
+    </w:lvl>
+    <w:lvl w:ilvl="5" w:tentative="1">
+      <w:start w:val="1"/>
+      <w:numFmt w:val="bullet"/>
+      <w:lvlText w:val=""/>
+      <w:lvlJc w:val="left"/>
+      <w:pPr>
+        <w:tabs>
+          <w:tab w:val="num" w:pos="4320"/>
+        </w:tabs>
+        <w:ind w:left="4320" w:hanging="360"/>
+      </w:pPr>
+      <w:rPr>
+        <w:rFonts w:ascii="Wingdings" w:hAnsi="Wingdings" w:hint="default"/>
+        <w:sz w:val="20"/>
+      </w:rPr>
+    </w:lvl>
+    <w:lvl w:ilvl="6" w:tentative="1">
+      <w:start w:val="1"/>
+      <w:numFmt w:val="bullet"/>
+      <w:lvlText w:val=""/>
+      <w:lvlJc w:val="left"/>
+      <w:pPr>
+        <w:tabs>
+          <w:tab w:val="num" w:pos="5040"/>
+        </w:tabs>
+        <w:ind w:left="5040" w:hanging="360"/>
+      </w:pPr>
+      <w:rPr>
+        <w:rFonts w:ascii="Wingdings" w:hAnsi="Wingdings" w:hint="default"/>
+        <w:sz w:val="20"/>
+      </w:rPr>
+    </w:lvl>
+    <w:lvl w:ilvl="7" w:tentative="1">
+      <w:start w:val="1"/>
+      <w:numFmt w:val="bullet"/>
+      <w:lvlText w:val=""/>
+      <w:lvlJc w:val="left"/>
+      <w:pPr>
+        <w:tabs>
+          <w:tab w:val="num" w:pos="5760"/>
+        </w:tabs>
+        <w:ind w:left="5760" w:hanging="360"/>
+      </w:pPr>
+      <w:rPr>
+        <w:rFonts w:ascii="Wingdings" w:hAnsi="Wingdings" w:hint="default"/>
+        <w:sz w:val="20"/>
+      </w:rPr>
+    </w:lvl>
+    <w:lvl w:ilvl="8" w:tentative="1">
+      <w:start w:val="1"/>
+      <w:numFmt w:val="bullet"/>
+      <w:lvlText w:val=""/>
+      <w:lvlJc w:val="left"/>
+      <w:pPr>
+        <w:tabs>
+          <w:tab w:val="num" w:pos="6480"/>
+        </w:tabs>
+        <w:ind w:left="6480" w:hanging="360"/>
+      </w:pPr>
+      <w:rPr>
+        <w:rFonts w:ascii="Wingdings" w:hAnsi="Wingdings" w:hint="default"/>
+        <w:sz w:val="20"/>
+      </w:rPr>
+    </w:lvl>
+  </w:abstractNum>
+  <w:abstractNum w:abstractNumId="14" w15:restartNumberingAfterBreak="0">
+    <w:nsid w:val="3598587E"/>
+    <w:multiLevelType w:val="multilevel"/>
+    <w:tmpl w:val="619AEEDA"/>
+    <w:lvl w:ilvl="0">
+      <w:start w:val="1"/>
+      <w:numFmt w:val="bullet"/>
+      <w:lvlText w:val=""/>
+      <w:lvlJc w:val="left"/>
+      <w:pPr>
+        <w:tabs>
+          <w:tab w:val="num" w:pos="720"/>
+        </w:tabs>
+        <w:ind w:left="720" w:hanging="360"/>
+      </w:pPr>
+      <w:rPr>
+        <w:rFonts w:ascii="Symbol" w:hAnsi="Symbol" w:hint="default"/>
+        <w:sz w:val="20"/>
+      </w:rPr>
+    </w:lvl>
+    <w:lvl w:ilvl="1" w:tentative="1">
+      <w:start w:val="1"/>
+      <w:numFmt w:val="bullet"/>
+      <w:lvlText w:val="o"/>
+      <w:lvlJc w:val="left"/>
+      <w:pPr>
+        <w:tabs>
+          <w:tab w:val="num" w:pos="1440"/>
+        </w:tabs>
+        <w:ind w:left="1440" w:hanging="360"/>
+      </w:pPr>
+      <w:rPr>
+        <w:rFonts w:ascii="Courier New" w:hAnsi="Courier New" w:hint="default"/>
+        <w:sz w:val="20"/>
+      </w:rPr>
+    </w:lvl>
+    <w:lvl w:ilvl="2" w:tentative="1">
+      <w:start w:val="1"/>
+      <w:numFmt w:val="bullet"/>
+      <w:lvlText w:val=""/>
+      <w:lvlJc w:val="left"/>
+      <w:pPr>
+        <w:tabs>
+          <w:tab w:val="num" w:pos="2160"/>
+        </w:tabs>
+        <w:ind w:left="2160" w:hanging="360"/>
+      </w:pPr>
+      <w:rPr>
+        <w:rFonts w:ascii="Wingdings" w:hAnsi="Wingdings" w:hint="default"/>
+        <w:sz w:val="20"/>
+      </w:rPr>
+    </w:lvl>
+    <w:lvl w:ilvl="3" w:tentative="1">
+      <w:start w:val="1"/>
+      <w:numFmt w:val="bullet"/>
+      <w:lvlText w:val=""/>
+      <w:lvlJc w:val="left"/>
+      <w:pPr>
+        <w:tabs>
+          <w:tab w:val="num" w:pos="2880"/>
+        </w:tabs>
+        <w:ind w:left="2880" w:hanging="360"/>
+      </w:pPr>
+      <w:rPr>
+        <w:rFonts w:ascii="Wingdings" w:hAnsi="Wingdings" w:hint="default"/>
+        <w:sz w:val="20"/>
+      </w:rPr>
+    </w:lvl>
+    <w:lvl w:ilvl="4" w:tentative="1">
+      <w:start w:val="1"/>
+      <w:numFmt w:val="bullet"/>
+      <w:lvlText w:val=""/>
+      <w:lvlJc w:val="left"/>
+      <w:pPr>
+        <w:tabs>
+          <w:tab w:val="num" w:pos="3600"/>
+        </w:tabs>
+        <w:ind w:left="3600" w:hanging="360"/>
+      </w:pPr>
+      <w:rPr>
+        <w:rFonts w:ascii="Wingdings" w:hAnsi="Wingdings" w:hint="default"/>
+        <w:sz w:val="20"/>
+      </w:rPr>
+    </w:lvl>
+    <w:lvl w:ilvl="5" w:tentative="1">
+      <w:start w:val="1"/>
+      <w:numFmt w:val="bullet"/>
+      <w:lvlText w:val=""/>
+      <w:lvlJc w:val="left"/>
+      <w:pPr>
+        <w:tabs>
+          <w:tab w:val="num" w:pos="4320"/>
+        </w:tabs>
+        <w:ind w:left="4320" w:hanging="360"/>
+      </w:pPr>
+      <w:rPr>
+        <w:rFonts w:ascii="Wingdings" w:hAnsi="Wingdings" w:hint="default"/>
+        <w:sz w:val="20"/>
+      </w:rPr>
+    </w:lvl>
+    <w:lvl w:ilvl="6" w:tentative="1">
+      <w:start w:val="1"/>
+      <w:numFmt w:val="bullet"/>
+      <w:lvlText w:val=""/>
+      <w:lvlJc w:val="left"/>
+      <w:pPr>
+        <w:tabs>
+          <w:tab w:val="num" w:pos="5040"/>
+        </w:tabs>
+        <w:ind w:left="5040" w:hanging="360"/>
+      </w:pPr>
+      <w:rPr>
+        <w:rFonts w:ascii="Wingdings" w:hAnsi="Wingdings" w:hint="default"/>
+        <w:sz w:val="20"/>
+      </w:rPr>
+    </w:lvl>
+    <w:lvl w:ilvl="7" w:tentative="1">
+      <w:start w:val="1"/>
+      <w:numFmt w:val="bullet"/>
+      <w:lvlText w:val=""/>
+      <w:lvlJc w:val="left"/>
+      <w:pPr>
+        <w:tabs>
+          <w:tab w:val="num" w:pos="5760"/>
+        </w:tabs>
+        <w:ind w:left="5760" w:hanging="360"/>
+      </w:pPr>
+      <w:rPr>
+        <w:rFonts w:ascii="Wingdings" w:hAnsi="Wingdings" w:hint="default"/>
+        <w:sz w:val="20"/>
+      </w:rPr>
+    </w:lvl>
+    <w:lvl w:ilvl="8" w:tentative="1">
+      <w:start w:val="1"/>
+      <w:numFmt w:val="bullet"/>
+      <w:lvlText w:val=""/>
+      <w:lvlJc w:val="left"/>
+      <w:pPr>
+        <w:tabs>
+          <w:tab w:val="num" w:pos="6480"/>
+        </w:tabs>
+        <w:ind w:left="6480" w:hanging="360"/>
+      </w:pPr>
+      <w:rPr>
+        <w:rFonts w:ascii="Wingdings" w:hAnsi="Wingdings" w:hint="default"/>
+        <w:sz w:val="20"/>
+      </w:rPr>
+    </w:lvl>
+  </w:abstractNum>
+  <w:abstractNum w:abstractNumId="15" w15:restartNumberingAfterBreak="0">
+    <w:nsid w:val="37AE4AE8"/>
+    <w:multiLevelType w:val="multilevel"/>
+    <w:tmpl w:val="B37AC044"/>
+    <w:lvl w:ilvl="0">
+      <w:start w:val="1"/>
+      <w:numFmt w:val="bullet"/>
+      <w:lvlText w:val=""/>
+      <w:lvlJc w:val="left"/>
+      <w:pPr>
+        <w:tabs>
+          <w:tab w:val="num" w:pos="720"/>
+        </w:tabs>
+        <w:ind w:left="720" w:hanging="360"/>
+      </w:pPr>
+      <w:rPr>
+        <w:rFonts w:ascii="Symbol" w:hAnsi="Symbol" w:hint="default"/>
+        <w:sz w:val="20"/>
+      </w:rPr>
+    </w:lvl>
+    <w:lvl w:ilvl="1" w:tentative="1">
+      <w:start w:val="1"/>
+      <w:numFmt w:val="bullet"/>
+      <w:lvlText w:val="o"/>
+      <w:lvlJc w:val="left"/>
+      <w:pPr>
+        <w:tabs>
+          <w:tab w:val="num" w:pos="1440"/>
+        </w:tabs>
+        <w:ind w:left="1440" w:hanging="360"/>
+      </w:pPr>
+      <w:rPr>
+        <w:rFonts w:ascii="Courier New" w:hAnsi="Courier New" w:hint="default"/>
+        <w:sz w:val="20"/>
+      </w:rPr>
+    </w:lvl>
+    <w:lvl w:ilvl="2" w:tentative="1">
+      <w:start w:val="1"/>
+      <w:numFmt w:val="bullet"/>
+      <w:lvlText w:val=""/>
+      <w:lvlJc w:val="left"/>
+      <w:pPr>
+        <w:tabs>
+          <w:tab w:val="num" w:pos="2160"/>
+        </w:tabs>
+        <w:ind w:left="2160" w:hanging="360"/>
+      </w:pPr>
+      <w:rPr>
+        <w:rFonts w:ascii="Wingdings" w:hAnsi="Wingdings" w:hint="default"/>
+        <w:sz w:val="20"/>
+      </w:rPr>
+    </w:lvl>
+    <w:lvl w:ilvl="3" w:tentative="1">
+      <w:start w:val="1"/>
+      <w:numFmt w:val="bullet"/>
+      <w:lvlText w:val=""/>
+      <w:lvlJc w:val="left"/>
+      <w:pPr>
+        <w:tabs>
+          <w:tab w:val="num" w:pos="2880"/>
+        </w:tabs>
+        <w:ind w:left="2880" w:hanging="360"/>
+      </w:pPr>
+      <w:rPr>
+        <w:rFonts w:ascii="Wingdings" w:hAnsi="Wingdings" w:hint="default"/>
+        <w:sz w:val="20"/>
+      </w:rPr>
+    </w:lvl>
+    <w:lvl w:ilvl="4" w:tentative="1">
+      <w:start w:val="1"/>
+      <w:numFmt w:val="bullet"/>
+      <w:lvlText w:val=""/>
+      <w:lvlJc w:val="left"/>
+      <w:pPr>
+        <w:tabs>
+          <w:tab w:val="num" w:pos="3600"/>
+        </w:tabs>
+        <w:ind w:left="3600" w:hanging="360"/>
+      </w:pPr>
+      <w:rPr>
+        <w:rFonts w:ascii="Wingdings" w:hAnsi="Wingdings" w:hint="default"/>
+        <w:sz w:val="20"/>
+      </w:rPr>
+    </w:lvl>
+    <w:lvl w:ilvl="5" w:tentative="1">
+      <w:start w:val="1"/>
+      <w:numFmt w:val="bullet"/>
+      <w:lvlText w:val=""/>
+      <w:lvlJc w:val="left"/>
+      <w:pPr>
+        <w:tabs>
+          <w:tab w:val="num" w:pos="4320"/>
+        </w:tabs>
+        <w:ind w:left="4320" w:hanging="360"/>
+      </w:pPr>
+      <w:rPr>
+        <w:rFonts w:ascii="Wingdings" w:hAnsi="Wingdings" w:hint="default"/>
+        <w:sz w:val="20"/>
+      </w:rPr>
+    </w:lvl>
+    <w:lvl w:ilvl="6" w:tentative="1">
+      <w:start w:val="1"/>
+      <w:numFmt w:val="bullet"/>
+      <w:lvlText w:val=""/>
+      <w:lvlJc w:val="left"/>
+      <w:pPr>
+        <w:tabs>
+          <w:tab w:val="num" w:pos="5040"/>
+        </w:tabs>
+        <w:ind w:left="5040" w:hanging="360"/>
+      </w:pPr>
+      <w:rPr>
+        <w:rFonts w:ascii="Wingdings" w:hAnsi="Wingdings" w:hint="default"/>
+        <w:sz w:val="20"/>
+      </w:rPr>
+    </w:lvl>
+    <w:lvl w:ilvl="7" w:tentative="1">
+      <w:start w:val="1"/>
+      <w:numFmt w:val="bullet"/>
+      <w:lvlText w:val=""/>
+      <w:lvlJc w:val="left"/>
+      <w:pPr>
+        <w:tabs>
+          <w:tab w:val="num" w:pos="5760"/>
+        </w:tabs>
+        <w:ind w:left="5760" w:hanging="360"/>
+      </w:pPr>
+      <w:rPr>
+        <w:rFonts w:ascii="Wingdings" w:hAnsi="Wingdings" w:hint="default"/>
+        <w:sz w:val="20"/>
+      </w:rPr>
+    </w:lvl>
+    <w:lvl w:ilvl="8" w:tentative="1">
+      <w:start w:val="1"/>
+      <w:numFmt w:val="bullet"/>
+      <w:lvlText w:val=""/>
+      <w:lvlJc w:val="left"/>
+      <w:pPr>
+        <w:tabs>
+          <w:tab w:val="num" w:pos="6480"/>
+        </w:tabs>
+        <w:ind w:left="6480" w:hanging="360"/>
+      </w:pPr>
+      <w:rPr>
+        <w:rFonts w:ascii="Wingdings" w:hAnsi="Wingdings" w:hint="default"/>
+        <w:sz w:val="20"/>
+      </w:rPr>
+    </w:lvl>
+  </w:abstractNum>
+  <w:abstractNum w:abstractNumId="16" w15:restartNumberingAfterBreak="0">
+    <w:nsid w:val="389B4BEC"/>
+    <w:multiLevelType w:val="multilevel"/>
+    <w:tmpl w:val="9DD69E4C"/>
+    <w:lvl w:ilvl="0">
+      <w:start w:val="1"/>
+      <w:numFmt w:val="bullet"/>
+      <w:lvlText w:val=""/>
+      <w:lvlJc w:val="left"/>
+      <w:pPr>
+        <w:tabs>
+          <w:tab w:val="num" w:pos="720"/>
+        </w:tabs>
+        <w:ind w:left="720" w:hanging="360"/>
+      </w:pPr>
+      <w:rPr>
+        <w:rFonts w:ascii="Symbol" w:hAnsi="Symbol" w:hint="default"/>
+        <w:sz w:val="20"/>
+      </w:rPr>
+    </w:lvl>
+    <w:lvl w:ilvl="1" w:tentative="1">
+      <w:start w:val="1"/>
+      <w:numFmt w:val="bullet"/>
+      <w:lvlText w:val="o"/>
+      <w:lvlJc w:val="left"/>
+      <w:pPr>
+        <w:tabs>
+          <w:tab w:val="num" w:pos="1440"/>
+        </w:tabs>
+        <w:ind w:left="1440" w:hanging="360"/>
+      </w:pPr>
+      <w:rPr>
+        <w:rFonts w:ascii="Courier New" w:hAnsi="Courier New" w:hint="default"/>
+        <w:sz w:val="20"/>
+      </w:rPr>
+    </w:lvl>
+    <w:lvl w:ilvl="2" w:tentative="1">
+      <w:start w:val="1"/>
+      <w:numFmt w:val="bullet"/>
+      <w:lvlText w:val=""/>
+      <w:lvlJc w:val="left"/>
+      <w:pPr>
+        <w:tabs>
+          <w:tab w:val="num" w:pos="2160"/>
+        </w:tabs>
+        <w:ind w:left="2160" w:hanging="360"/>
+      </w:pPr>
+      <w:rPr>
+        <w:rFonts w:ascii="Wingdings" w:hAnsi="Wingdings" w:hint="default"/>
+        <w:sz w:val="20"/>
+      </w:rPr>
+    </w:lvl>
+    <w:lvl w:ilvl="3" w:tentative="1">
+      <w:start w:val="1"/>
+      <w:numFmt w:val="bullet"/>
+      <w:lvlText w:val=""/>
+      <w:lvlJc w:val="left"/>
+      <w:pPr>
+        <w:tabs>
+          <w:tab w:val="num" w:pos="2880"/>
+        </w:tabs>
+        <w:ind w:left="2880" w:hanging="360"/>
+      </w:pPr>
+      <w:rPr>
+        <w:rFonts w:ascii="Wingdings" w:hAnsi="Wingdings" w:hint="default"/>
+        <w:sz w:val="20"/>
+      </w:rPr>
+    </w:lvl>
+    <w:lvl w:ilvl="4" w:tentative="1">
+      <w:start w:val="1"/>
+      <w:numFmt w:val="bullet"/>
+      <w:lvlText w:val=""/>
+      <w:lvlJc w:val="left"/>
+      <w:pPr>
+        <w:tabs>
+          <w:tab w:val="num" w:pos="3600"/>
+        </w:tabs>
+        <w:ind w:left="3600" w:hanging="360"/>
+      </w:pPr>
+      <w:rPr>
+        <w:rFonts w:ascii="Wingdings" w:hAnsi="Wingdings" w:hint="default"/>
+        <w:sz w:val="20"/>
+      </w:rPr>
+    </w:lvl>
+    <w:lvl w:ilvl="5" w:tentative="1">
+      <w:start w:val="1"/>
+      <w:numFmt w:val="bullet"/>
+      <w:lvlText w:val=""/>
+      <w:lvlJc w:val="left"/>
+      <w:pPr>
+        <w:tabs>
+          <w:tab w:val="num" w:pos="4320"/>
+        </w:tabs>
+        <w:ind w:left="4320" w:hanging="360"/>
+      </w:pPr>
+      <w:rPr>
+        <w:rFonts w:ascii="Wingdings" w:hAnsi="Wingdings" w:hint="default"/>
+        <w:sz w:val="20"/>
+      </w:rPr>
+    </w:lvl>
+    <w:lvl w:ilvl="6" w:tentative="1">
+      <w:start w:val="1"/>
+      <w:numFmt w:val="bullet"/>
+      <w:lvlText w:val=""/>
+      <w:lvlJc w:val="left"/>
+      <w:pPr>
+        <w:tabs>
+          <w:tab w:val="num" w:pos="5040"/>
+        </w:tabs>
+        <w:ind w:left="5040" w:hanging="360"/>
+      </w:pPr>
+      <w:rPr>
+        <w:rFonts w:ascii="Wingdings" w:hAnsi="Wingdings" w:hint="default"/>
+        <w:sz w:val="20"/>
+      </w:rPr>
+    </w:lvl>
+    <w:lvl w:ilvl="7" w:tentative="1">
+      <w:start w:val="1"/>
+      <w:numFmt w:val="bullet"/>
+      <w:lvlText w:val=""/>
+      <w:lvlJc w:val="left"/>
+      <w:pPr>
+        <w:tabs>
+          <w:tab w:val="num" w:pos="5760"/>
+        </w:tabs>
+        <w:ind w:left="5760" w:hanging="360"/>
+      </w:pPr>
+      <w:rPr>
+        <w:rFonts w:ascii="Wingdings" w:hAnsi="Wingdings" w:hint="default"/>
+        <w:sz w:val="20"/>
+      </w:rPr>
+    </w:lvl>
+    <w:lvl w:ilvl="8" w:tentative="1">
+      <w:start w:val="1"/>
+      <w:numFmt w:val="bullet"/>
+      <w:lvlText w:val=""/>
+      <w:lvlJc w:val="left"/>
+      <w:pPr>
+        <w:tabs>
+          <w:tab w:val="num" w:pos="6480"/>
+        </w:tabs>
+        <w:ind w:left="6480" w:hanging="360"/>
+      </w:pPr>
+      <w:rPr>
+        <w:rFonts w:ascii="Wingdings" w:hAnsi="Wingdings" w:hint="default"/>
+        <w:sz w:val="20"/>
+      </w:rPr>
+    </w:lvl>
+  </w:abstractNum>
+  <w:abstractNum w:abstractNumId="17" w15:restartNumberingAfterBreak="0">
+    <w:nsid w:val="429C0C07"/>
+    <w:multiLevelType w:val="multilevel"/>
+    <w:tmpl w:val="346CA27A"/>
+    <w:lvl w:ilvl="0">
+      <w:start w:val="1"/>
+      <w:numFmt w:val="bullet"/>
+      <w:lvlText w:val=""/>
+      <w:lvlJc w:val="left"/>
+      <w:pPr>
+        <w:tabs>
+          <w:tab w:val="num" w:pos="720"/>
+        </w:tabs>
+        <w:ind w:left="720" w:hanging="360"/>
+      </w:pPr>
+      <w:rPr>
+        <w:rFonts w:ascii="Symbol" w:hAnsi="Symbol" w:hint="default"/>
+        <w:sz w:val="20"/>
+      </w:rPr>
+    </w:lvl>
+    <w:lvl w:ilvl="1" w:tentative="1">
+      <w:start w:val="1"/>
+      <w:numFmt w:val="bullet"/>
+      <w:lvlText w:val="o"/>
+      <w:lvlJc w:val="left"/>
+      <w:pPr>
+        <w:tabs>
+          <w:tab w:val="num" w:pos="1440"/>
+        </w:tabs>
+        <w:ind w:left="1440" w:hanging="360"/>
+      </w:pPr>
+      <w:rPr>
+        <w:rFonts w:ascii="Courier New" w:hAnsi="Courier New" w:hint="default"/>
+        <w:sz w:val="20"/>
+      </w:rPr>
+    </w:lvl>
+    <w:lvl w:ilvl="2" w:tentative="1">
+      <w:start w:val="1"/>
+      <w:numFmt w:val="bullet"/>
+      <w:lvlText w:val=""/>
+      <w:lvlJc w:val="left"/>
+      <w:pPr>
+        <w:tabs>
+          <w:tab w:val="num" w:pos="2160"/>
+        </w:tabs>
+        <w:ind w:left="2160" w:hanging="360"/>
+      </w:pPr>
+      <w:rPr>
+        <w:rFonts w:ascii="Wingdings" w:hAnsi="Wingdings" w:hint="default"/>
+        <w:sz w:val="20"/>
+      </w:rPr>
+    </w:lvl>
+    <w:lvl w:ilvl="3" w:tentative="1">
+      <w:start w:val="1"/>
+      <w:numFmt w:val="bullet"/>
+      <w:lvlText w:val=""/>
+      <w:lvlJc w:val="left"/>
+      <w:pPr>
+        <w:tabs>
+          <w:tab w:val="num" w:pos="2880"/>
+        </w:tabs>
+        <w:ind w:left="2880" w:hanging="360"/>
+      </w:pPr>
+      <w:rPr>
+        <w:rFonts w:ascii="Wingdings" w:hAnsi="Wingdings" w:hint="default"/>
+        <w:sz w:val="20"/>
+      </w:rPr>
+    </w:lvl>
+    <w:lvl w:ilvl="4" w:tentative="1">
+      <w:start w:val="1"/>
+      <w:numFmt w:val="bullet"/>
+      <w:lvlText w:val=""/>
+      <w:lvlJc w:val="left"/>
+      <w:pPr>
+        <w:tabs>
+          <w:tab w:val="num" w:pos="3600"/>
+        </w:tabs>
+        <w:ind w:left="3600" w:hanging="360"/>
+      </w:pPr>
+      <w:rPr>
+        <w:rFonts w:ascii="Wingdings" w:hAnsi="Wingdings" w:hint="default"/>
+        <w:sz w:val="20"/>
+      </w:rPr>
+    </w:lvl>
+    <w:lvl w:ilvl="5" w:tentative="1">
+      <w:start w:val="1"/>
+      <w:numFmt w:val="bullet"/>
+      <w:lvlText w:val=""/>
+      <w:lvlJc w:val="left"/>
+      <w:pPr>
+        <w:tabs>
+          <w:tab w:val="num" w:pos="4320"/>
+        </w:tabs>
+        <w:ind w:left="4320" w:hanging="360"/>
+      </w:pPr>
+      <w:rPr>
+        <w:rFonts w:ascii="Wingdings" w:hAnsi="Wingdings" w:hint="default"/>
+        <w:sz w:val="20"/>
+      </w:rPr>
+    </w:lvl>
+    <w:lvl w:ilvl="6" w:tentative="1">
+      <w:start w:val="1"/>
+      <w:numFmt w:val="bullet"/>
+      <w:lvlText w:val=""/>
+      <w:lvlJc w:val="left"/>
+      <w:pPr>
+        <w:tabs>
+          <w:tab w:val="num" w:pos="5040"/>
+        </w:tabs>
+        <w:ind w:left="5040" w:hanging="360"/>
+      </w:pPr>
+      <w:rPr>
+        <w:rFonts w:ascii="Wingdings" w:hAnsi="Wingdings" w:hint="default"/>
+        <w:sz w:val="20"/>
+      </w:rPr>
+    </w:lvl>
+    <w:lvl w:ilvl="7" w:tentative="1">
+      <w:start w:val="1"/>
+      <w:numFmt w:val="bullet"/>
+      <w:lvlText w:val=""/>
+      <w:lvlJc w:val="left"/>
+      <w:pPr>
+        <w:tabs>
+          <w:tab w:val="num" w:pos="5760"/>
+        </w:tabs>
+        <w:ind w:left="5760" w:hanging="360"/>
+      </w:pPr>
+      <w:rPr>
+        <w:rFonts w:ascii="Wingdings" w:hAnsi="Wingdings" w:hint="default"/>
+        <w:sz w:val="20"/>
+      </w:rPr>
+    </w:lvl>
+    <w:lvl w:ilvl="8" w:tentative="1">
+      <w:start w:val="1"/>
+      <w:numFmt w:val="bullet"/>
+      <w:lvlText w:val=""/>
+      <w:lvlJc w:val="left"/>
+      <w:pPr>
+        <w:tabs>
+          <w:tab w:val="num" w:pos="6480"/>
+        </w:tabs>
+        <w:ind w:left="6480" w:hanging="360"/>
+      </w:pPr>
+      <w:rPr>
+        <w:rFonts w:ascii="Wingdings" w:hAnsi="Wingdings" w:hint="default"/>
+        <w:sz w:val="20"/>
+      </w:rPr>
+    </w:lvl>
+  </w:abstractNum>
+  <w:abstractNum w:abstractNumId="18" w15:restartNumberingAfterBreak="0">
+    <w:nsid w:val="4BAF3463"/>
+    <w:multiLevelType w:val="multilevel"/>
+    <w:tmpl w:val="FD5EC084"/>
+    <w:lvl w:ilvl="0">
+      <w:start w:val="1"/>
+      <w:numFmt w:val="bullet"/>
+      <w:lvlText w:val=""/>
+      <w:lvlJc w:val="left"/>
+      <w:pPr>
+        <w:tabs>
+          <w:tab w:val="num" w:pos="720"/>
+        </w:tabs>
+        <w:ind w:left="720" w:hanging="360"/>
+      </w:pPr>
+      <w:rPr>
+        <w:rFonts w:ascii="Symbol" w:hAnsi="Symbol" w:hint="default"/>
+        <w:sz w:val="20"/>
+      </w:rPr>
+    </w:lvl>
+    <w:lvl w:ilvl="1">
+      <w:start w:val="1"/>
+      <w:numFmt w:val="bullet"/>
+      <w:lvlText w:val="o"/>
+      <w:lvlJc w:val="left"/>
+      <w:pPr>
+        <w:tabs>
+          <w:tab w:val="num" w:pos="1440"/>
+        </w:tabs>
+        <w:ind w:left="1440" w:hanging="360"/>
+      </w:pPr>
+      <w:rPr>
+        <w:rFonts w:ascii="Courier New" w:hAnsi="Courier New" w:hint="default"/>
+        <w:sz w:val="20"/>
+      </w:rPr>
+    </w:lvl>
+    <w:lvl w:ilvl="2" w:tentative="1">
+      <w:start w:val="1"/>
+      <w:numFmt w:val="bullet"/>
+      <w:lvlText w:val=""/>
+      <w:lvlJc w:val="left"/>
+      <w:pPr>
+        <w:tabs>
+          <w:tab w:val="num" w:pos="2160"/>
+        </w:tabs>
+        <w:ind w:left="2160" w:hanging="360"/>
+      </w:pPr>
+      <w:rPr>
+        <w:rFonts w:ascii="Wingdings" w:hAnsi="Wingdings" w:hint="default"/>
+        <w:sz w:val="20"/>
+      </w:rPr>
+    </w:lvl>
+    <w:lvl w:ilvl="3" w:tentative="1">
+      <w:start w:val="1"/>
+      <w:numFmt w:val="bullet"/>
+      <w:lvlText w:val=""/>
+      <w:lvlJc w:val="left"/>
+      <w:pPr>
+        <w:tabs>
+          <w:tab w:val="num" w:pos="2880"/>
+        </w:tabs>
+        <w:ind w:left="2880" w:hanging="360"/>
+      </w:pPr>
+      <w:rPr>
+        <w:rFonts w:ascii="Wingdings" w:hAnsi="Wingdings" w:hint="default"/>
+        <w:sz w:val="20"/>
+      </w:rPr>
+    </w:lvl>
+    <w:lvl w:ilvl="4" w:tentative="1">
+      <w:start w:val="1"/>
+      <w:numFmt w:val="bullet"/>
+      <w:lvlText w:val=""/>
+      <w:lvlJc w:val="left"/>
+      <w:pPr>
+        <w:tabs>
+          <w:tab w:val="num" w:pos="3600"/>
+        </w:tabs>
+        <w:ind w:left="3600" w:hanging="360"/>
+      </w:pPr>
+      <w:rPr>
+        <w:rFonts w:ascii="Wingdings" w:hAnsi="Wingdings" w:hint="default"/>
+        <w:sz w:val="20"/>
+      </w:rPr>
+    </w:lvl>
+    <w:lvl w:ilvl="5" w:tentative="1">
+      <w:start w:val="1"/>
+      <w:numFmt w:val="bullet"/>
+      <w:lvlText w:val=""/>
+      <w:lvlJc w:val="left"/>
+      <w:pPr>
+        <w:tabs>
+          <w:tab w:val="num" w:pos="4320"/>
+        </w:tabs>
+        <w:ind w:left="4320" w:hanging="360"/>
+      </w:pPr>
+      <w:rPr>
+        <w:rFonts w:ascii="Wingdings" w:hAnsi="Wingdings" w:hint="default"/>
+        <w:sz w:val="20"/>
+      </w:rPr>
+    </w:lvl>
+    <w:lvl w:ilvl="6" w:tentative="1">
+      <w:start w:val="1"/>
+      <w:numFmt w:val="bullet"/>
+      <w:lvlText w:val=""/>
+      <w:lvlJc w:val="left"/>
+      <w:pPr>
+        <w:tabs>
+          <w:tab w:val="num" w:pos="5040"/>
+        </w:tabs>
+        <w:ind w:left="5040" w:hanging="360"/>
+      </w:pPr>
+      <w:rPr>
+        <w:rFonts w:ascii="Wingdings" w:hAnsi="Wingdings" w:hint="default"/>
+        <w:sz w:val="20"/>
+      </w:rPr>
+    </w:lvl>
+    <w:lvl w:ilvl="7" w:tentative="1">
+      <w:start w:val="1"/>
+      <w:numFmt w:val="bullet"/>
+      <w:lvlText w:val=""/>
+      <w:lvlJc w:val="left"/>
+      <w:pPr>
+        <w:tabs>
+          <w:tab w:val="num" w:pos="5760"/>
+        </w:tabs>
+        <w:ind w:left="5760" w:hanging="360"/>
+      </w:pPr>
+      <w:rPr>
+        <w:rFonts w:ascii="Wingdings" w:hAnsi="Wingdings" w:hint="default"/>
+        <w:sz w:val="20"/>
+      </w:rPr>
+    </w:lvl>
+    <w:lvl w:ilvl="8" w:tentative="1">
+      <w:start w:val="1"/>
+      <w:numFmt w:val="bullet"/>
+      <w:lvlText w:val=""/>
+      <w:lvlJc w:val="left"/>
+      <w:pPr>
+        <w:tabs>
+          <w:tab w:val="num" w:pos="6480"/>
+        </w:tabs>
+        <w:ind w:left="6480" w:hanging="360"/>
+      </w:pPr>
+      <w:rPr>
+        <w:rFonts w:ascii="Wingdings" w:hAnsi="Wingdings" w:hint="default"/>
+        <w:sz w:val="20"/>
+      </w:rPr>
+    </w:lvl>
+  </w:abstractNum>
+  <w:abstractNum w:abstractNumId="19" w15:restartNumberingAfterBreak="0">
+    <w:nsid w:val="519D49B9"/>
+    <w:multiLevelType w:val="multilevel"/>
+    <w:tmpl w:val="E7183794"/>
+    <w:lvl w:ilvl="0">
+      <w:start w:val="1"/>
+      <w:numFmt w:val="bullet"/>
+      <w:lvlText w:val=""/>
+      <w:lvlJc w:val="left"/>
+      <w:pPr>
+        <w:tabs>
+          <w:tab w:val="num" w:pos="720"/>
+        </w:tabs>
+        <w:ind w:left="720" w:hanging="360"/>
+      </w:pPr>
+      <w:rPr>
+        <w:rFonts w:ascii="Symbol" w:hAnsi="Symbol" w:hint="default"/>
+        <w:sz w:val="20"/>
+      </w:rPr>
+    </w:lvl>
+    <w:lvl w:ilvl="1" w:tentative="1">
+      <w:start w:val="1"/>
+      <w:numFmt w:val="bullet"/>
+      <w:lvlText w:val="o"/>
+      <w:lvlJc w:val="left"/>
+      <w:pPr>
+        <w:tabs>
+          <w:tab w:val="num" w:pos="1440"/>
+        </w:tabs>
+        <w:ind w:left="1440" w:hanging="360"/>
+      </w:pPr>
+      <w:rPr>
+        <w:rFonts w:ascii="Courier New" w:hAnsi="Courier New" w:hint="default"/>
+        <w:sz w:val="20"/>
+      </w:rPr>
+    </w:lvl>
+    <w:lvl w:ilvl="2" w:tentative="1">
+      <w:start w:val="1"/>
+      <w:numFmt w:val="bullet"/>
+      <w:lvlText w:val=""/>
+      <w:lvlJc w:val="left"/>
+      <w:pPr>
+        <w:tabs>
+          <w:tab w:val="num" w:pos="2160"/>
+        </w:tabs>
+        <w:ind w:left="2160" w:hanging="360"/>
+      </w:pPr>
+      <w:rPr>
+        <w:rFonts w:ascii="Wingdings" w:hAnsi="Wingdings" w:hint="default"/>
+        <w:sz w:val="20"/>
+      </w:rPr>
+    </w:lvl>
+    <w:lvl w:ilvl="3" w:tentative="1">
+      <w:start w:val="1"/>
+      <w:numFmt w:val="bullet"/>
+      <w:lvlText w:val=""/>
+      <w:lvlJc w:val="left"/>
+      <w:pPr>
+        <w:tabs>
+          <w:tab w:val="num" w:pos="2880"/>
+        </w:tabs>
+        <w:ind w:left="2880" w:hanging="360"/>
+      </w:pPr>
+      <w:rPr>
+        <w:rFonts w:ascii="Wingdings" w:hAnsi="Wingdings" w:hint="default"/>
+        <w:sz w:val="20"/>
+      </w:rPr>
+    </w:lvl>
+    <w:lvl w:ilvl="4" w:tentative="1">
+      <w:start w:val="1"/>
+      <w:numFmt w:val="bullet"/>
+      <w:lvlText w:val=""/>
+      <w:lvlJc w:val="left"/>
+      <w:pPr>
+        <w:tabs>
+          <w:tab w:val="num" w:pos="3600"/>
+        </w:tabs>
+        <w:ind w:left="3600" w:hanging="360"/>
+      </w:pPr>
+      <w:rPr>
+        <w:rFonts w:ascii="Wingdings" w:hAnsi="Wingdings" w:hint="default"/>
+        <w:sz w:val="20"/>
+      </w:rPr>
+    </w:lvl>
+    <w:lvl w:ilvl="5" w:tentative="1">
+      <w:start w:val="1"/>
+      <w:numFmt w:val="bullet"/>
+      <w:lvlText w:val=""/>
+      <w:lvlJc w:val="left"/>
+      <w:pPr>
+        <w:tabs>
+          <w:tab w:val="num" w:pos="4320"/>
+        </w:tabs>
+        <w:ind w:left="4320" w:hanging="360"/>
+      </w:pPr>
+      <w:rPr>
+        <w:rFonts w:ascii="Wingdings" w:hAnsi="Wingdings" w:hint="default"/>
+        <w:sz w:val="20"/>
+      </w:rPr>
+    </w:lvl>
+    <w:lvl w:ilvl="6" w:tentative="1">
+      <w:start w:val="1"/>
+      <w:numFmt w:val="bullet"/>
+      <w:lvlText w:val=""/>
+      <w:lvlJc w:val="left"/>
+      <w:pPr>
+        <w:tabs>
+          <w:tab w:val="num" w:pos="5040"/>
+        </w:tabs>
+        <w:ind w:left="5040" w:hanging="360"/>
+      </w:pPr>
+      <w:rPr>
+        <w:rFonts w:ascii="Wingdings" w:hAnsi="Wingdings" w:hint="default"/>
+        <w:sz w:val="20"/>
+      </w:rPr>
+    </w:lvl>
+    <w:lvl w:ilvl="7" w:tentative="1">
+      <w:start w:val="1"/>
+      <w:numFmt w:val="bullet"/>
+      <w:lvlText w:val=""/>
+      <w:lvlJc w:val="left"/>
+      <w:pPr>
+        <w:tabs>
+          <w:tab w:val="num" w:pos="5760"/>
+        </w:tabs>
+        <w:ind w:left="5760" w:hanging="360"/>
+      </w:pPr>
+      <w:rPr>
+        <w:rFonts w:ascii="Wingdings" w:hAnsi="Wingdings" w:hint="default"/>
+        <w:sz w:val="20"/>
+      </w:rPr>
+    </w:lvl>
+    <w:lvl w:ilvl="8" w:tentative="1">
+      <w:start w:val="1"/>
+      <w:numFmt w:val="bullet"/>
+      <w:lvlText w:val=""/>
+      <w:lvlJc w:val="left"/>
+      <w:pPr>
+        <w:tabs>
+          <w:tab w:val="num" w:pos="6480"/>
+        </w:tabs>
+        <w:ind w:left="6480" w:hanging="360"/>
+      </w:pPr>
+      <w:rPr>
+        <w:rFonts w:ascii="Wingdings" w:hAnsi="Wingdings" w:hint="default"/>
+        <w:sz w:val="20"/>
+      </w:rPr>
+    </w:lvl>
+  </w:abstractNum>
+  <w:abstractNum w:abstractNumId="20" w15:restartNumberingAfterBreak="0">
+    <w:nsid w:val="57EF23D3"/>
+    <w:multiLevelType w:val="multilevel"/>
+    <w:tmpl w:val="FC9A416E"/>
+    <w:lvl w:ilvl="0">
+      <w:start w:val="1"/>
+      <w:numFmt w:val="bullet"/>
+      <w:lvlText w:val=""/>
+      <w:lvlJc w:val="left"/>
+      <w:pPr>
+        <w:tabs>
+          <w:tab w:val="num" w:pos="720"/>
+        </w:tabs>
+        <w:ind w:left="720" w:hanging="360"/>
+      </w:pPr>
+      <w:rPr>
+        <w:rFonts w:ascii="Symbol" w:hAnsi="Symbol" w:hint="default"/>
+        <w:sz w:val="20"/>
+      </w:rPr>
+    </w:lvl>
+    <w:lvl w:ilvl="1" w:tentative="1">
+      <w:start w:val="1"/>
+      <w:numFmt w:val="bullet"/>
+      <w:lvlText w:val="o"/>
+      <w:lvlJc w:val="left"/>
+      <w:pPr>
+        <w:tabs>
+          <w:tab w:val="num" w:pos="1440"/>
+        </w:tabs>
+        <w:ind w:left="1440" w:hanging="360"/>
+      </w:pPr>
+      <w:rPr>
+        <w:rFonts w:ascii="Courier New" w:hAnsi="Courier New" w:hint="default"/>
+        <w:sz w:val="20"/>
+      </w:rPr>
+    </w:lvl>
+    <w:lvl w:ilvl="2" w:tentative="1">
+      <w:start w:val="1"/>
+      <w:numFmt w:val="bullet"/>
+      <w:lvlText w:val=""/>
+      <w:lvlJc w:val="left"/>
+      <w:pPr>
+        <w:tabs>
+          <w:tab w:val="num" w:pos="2160"/>
+        </w:tabs>
+        <w:ind w:left="2160" w:hanging="360"/>
+      </w:pPr>
+      <w:rPr>
+        <w:rFonts w:ascii="Wingdings" w:hAnsi="Wingdings" w:hint="default"/>
+        <w:sz w:val="20"/>
+      </w:rPr>
+    </w:lvl>
+    <w:lvl w:ilvl="3" w:tentative="1">
+      <w:start w:val="1"/>
+      <w:numFmt w:val="bullet"/>
+      <w:lvlText w:val=""/>
+      <w:lvlJc w:val="left"/>
+      <w:pPr>
+        <w:tabs>
+          <w:tab w:val="num" w:pos="2880"/>
+        </w:tabs>
+        <w:ind w:left="2880" w:hanging="360"/>
+      </w:pPr>
+      <w:rPr>
+        <w:rFonts w:ascii="Wingdings" w:hAnsi="Wingdings" w:hint="default"/>
+        <w:sz w:val="20"/>
+      </w:rPr>
+    </w:lvl>
+    <w:lvl w:ilvl="4" w:tentative="1">
+      <w:start w:val="1"/>
+      <w:numFmt w:val="bullet"/>
+      <w:lvlText w:val=""/>
+      <w:lvlJc w:val="left"/>
+      <w:pPr>
+        <w:tabs>
+          <w:tab w:val="num" w:pos="3600"/>
+        </w:tabs>
+        <w:ind w:left="3600" w:hanging="360"/>
+      </w:pPr>
+      <w:rPr>
+        <w:rFonts w:ascii="Wingdings" w:hAnsi="Wingdings" w:hint="default"/>
+        <w:sz w:val="20"/>
+      </w:rPr>
+    </w:lvl>
+    <w:lvl w:ilvl="5" w:tentative="1">
+      <w:start w:val="1"/>
+      <w:numFmt w:val="bullet"/>
+      <w:lvlText w:val=""/>
+      <w:lvlJc w:val="left"/>
+      <w:pPr>
+        <w:tabs>
+          <w:tab w:val="num" w:pos="4320"/>
+        </w:tabs>
+        <w:ind w:left="4320" w:hanging="360"/>
+      </w:pPr>
+      <w:rPr>
+        <w:rFonts w:ascii="Wingdings" w:hAnsi="Wingdings" w:hint="default"/>
+        <w:sz w:val="20"/>
+      </w:rPr>
+    </w:lvl>
+    <w:lvl w:ilvl="6" w:tentative="1">
+      <w:start w:val="1"/>
+      <w:numFmt w:val="bullet"/>
+      <w:lvlText w:val=""/>
+      <w:lvlJc w:val="left"/>
+      <w:pPr>
+        <w:tabs>
+          <w:tab w:val="num" w:pos="5040"/>
+        </w:tabs>
+        <w:ind w:left="5040" w:hanging="360"/>
+      </w:pPr>
+      <w:rPr>
+        <w:rFonts w:ascii="Wingdings" w:hAnsi="Wingdings" w:hint="default"/>
+        <w:sz w:val="20"/>
+      </w:rPr>
+    </w:lvl>
+    <w:lvl w:ilvl="7" w:tentative="1">
+      <w:start w:val="1"/>
+      <w:numFmt w:val="bullet"/>
+      <w:lvlText w:val=""/>
+      <w:lvlJc w:val="left"/>
+      <w:pPr>
+        <w:tabs>
+          <w:tab w:val="num" w:pos="5760"/>
+        </w:tabs>
+        <w:ind w:left="5760" w:hanging="360"/>
+      </w:pPr>
+      <w:rPr>
+        <w:rFonts w:ascii="Wingdings" w:hAnsi="Wingdings" w:hint="default"/>
+        <w:sz w:val="20"/>
+      </w:rPr>
+    </w:lvl>
+    <w:lvl w:ilvl="8" w:tentative="1">
+      <w:start w:val="1"/>
+      <w:numFmt w:val="bullet"/>
+      <w:lvlText w:val=""/>
+      <w:lvlJc w:val="left"/>
+      <w:pPr>
+        <w:tabs>
+          <w:tab w:val="num" w:pos="6480"/>
+        </w:tabs>
+        <w:ind w:left="6480" w:hanging="360"/>
+      </w:pPr>
+      <w:rPr>
+        <w:rFonts w:ascii="Wingdings" w:hAnsi="Wingdings" w:hint="default"/>
+        <w:sz w:val="20"/>
+      </w:rPr>
+    </w:lvl>
+  </w:abstractNum>
+  <w:abstractNum w:abstractNumId="21" w15:restartNumberingAfterBreak="0">
+    <w:nsid w:val="5E511FCE"/>
+    <w:multiLevelType w:val="multilevel"/>
+    <w:tmpl w:val="D6C6EB1E"/>
+    <w:lvl w:ilvl="0">
+      <w:start w:val="1"/>
+      <w:numFmt w:val="bullet"/>
+      <w:lvlText w:val=""/>
+      <w:lvlJc w:val="left"/>
+      <w:pPr>
+        <w:tabs>
+          <w:tab w:val="num" w:pos="720"/>
+        </w:tabs>
+        <w:ind w:left="720" w:hanging="360"/>
+      </w:pPr>
+      <w:rPr>
+        <w:rFonts w:ascii="Symbol" w:hAnsi="Symbol" w:hint="default"/>
+        <w:sz w:val="20"/>
+      </w:rPr>
+    </w:lvl>
+    <w:lvl w:ilvl="1" w:tentative="1">
+      <w:start w:val="1"/>
+      <w:numFmt w:val="bullet"/>
+      <w:lvlText w:val="o"/>
+      <w:lvlJc w:val="left"/>
+      <w:pPr>
+        <w:tabs>
+          <w:tab w:val="num" w:pos="1440"/>
+        </w:tabs>
+        <w:ind w:left="1440" w:hanging="360"/>
+      </w:pPr>
+      <w:rPr>
+        <w:rFonts w:ascii="Courier New" w:hAnsi="Courier New" w:hint="default"/>
+        <w:sz w:val="20"/>
+      </w:rPr>
+    </w:lvl>
+    <w:lvl w:ilvl="2" w:tentative="1">
+      <w:start w:val="1"/>
+      <w:numFmt w:val="bullet"/>
+      <w:lvlText w:val=""/>
+      <w:lvlJc w:val="left"/>
+      <w:pPr>
+        <w:tabs>
+          <w:tab w:val="num" w:pos="2160"/>
+        </w:tabs>
+        <w:ind w:left="2160" w:hanging="360"/>
+      </w:pPr>
+      <w:rPr>
+        <w:rFonts w:ascii="Wingdings" w:hAnsi="Wingdings" w:hint="default"/>
+        <w:sz w:val="20"/>
+      </w:rPr>
+    </w:lvl>
+    <w:lvl w:ilvl="3" w:tentative="1">
+      <w:start w:val="1"/>
+      <w:numFmt w:val="bullet"/>
+      <w:lvlText w:val=""/>
+      <w:lvlJc w:val="left"/>
+      <w:pPr>
+        <w:tabs>
+          <w:tab w:val="num" w:pos="2880"/>
+        </w:tabs>
+        <w:ind w:left="2880" w:hanging="360"/>
+      </w:pPr>
+      <w:rPr>
+        <w:rFonts w:ascii="Wingdings" w:hAnsi="Wingdings" w:hint="default"/>
+        <w:sz w:val="20"/>
+      </w:rPr>
+    </w:lvl>
+    <w:lvl w:ilvl="4" w:tentative="1">
+      <w:start w:val="1"/>
+      <w:numFmt w:val="bullet"/>
+      <w:lvlText w:val=""/>
+      <w:lvlJc w:val="left"/>
+      <w:pPr>
+        <w:tabs>
+          <w:tab w:val="num" w:pos="3600"/>
+        </w:tabs>
+        <w:ind w:left="3600" w:hanging="360"/>
+      </w:pPr>
+      <w:rPr>
+        <w:rFonts w:ascii="Wingdings" w:hAnsi="Wingdings" w:hint="default"/>
+        <w:sz w:val="20"/>
+      </w:rPr>
+    </w:lvl>
+    <w:lvl w:ilvl="5" w:tentative="1">
+      <w:start w:val="1"/>
+      <w:numFmt w:val="bullet"/>
+      <w:lvlText w:val=""/>
+      <w:lvlJc w:val="left"/>
+      <w:pPr>
+        <w:tabs>
+          <w:tab w:val="num" w:pos="4320"/>
+        </w:tabs>
+        <w:ind w:left="4320" w:hanging="360"/>
+      </w:pPr>
+      <w:rPr>
+        <w:rFonts w:ascii="Wingdings" w:hAnsi="Wingdings" w:hint="default"/>
+        <w:sz w:val="20"/>
+      </w:rPr>
+    </w:lvl>
+    <w:lvl w:ilvl="6" w:tentative="1">
+      <w:start w:val="1"/>
+      <w:numFmt w:val="bullet"/>
+      <w:lvlText w:val=""/>
+      <w:lvlJc w:val="left"/>
+      <w:pPr>
+        <w:tabs>
+          <w:tab w:val="num" w:pos="5040"/>
+        </w:tabs>
+        <w:ind w:left="5040" w:hanging="360"/>
+      </w:pPr>
+      <w:rPr>
+        <w:rFonts w:ascii="Wingdings" w:hAnsi="Wingdings" w:hint="default"/>
+        <w:sz w:val="20"/>
+      </w:rPr>
+    </w:lvl>
+    <w:lvl w:ilvl="7" w:tentative="1">
+      <w:start w:val="1"/>
+      <w:numFmt w:val="bullet"/>
+      <w:lvlText w:val=""/>
+      <w:lvlJc w:val="left"/>
+      <w:pPr>
+        <w:tabs>
+          <w:tab w:val="num" w:pos="5760"/>
+        </w:tabs>
+        <w:ind w:left="5760" w:hanging="360"/>
+      </w:pPr>
+      <w:rPr>
+        <w:rFonts w:ascii="Wingdings" w:hAnsi="Wingdings" w:hint="default"/>
+        <w:sz w:val="20"/>
+      </w:rPr>
+    </w:lvl>
+    <w:lvl w:ilvl="8" w:tentative="1">
+      <w:start w:val="1"/>
+      <w:numFmt w:val="bullet"/>
+      <w:lvlText w:val=""/>
+      <w:lvlJc w:val="left"/>
+      <w:pPr>
+        <w:tabs>
+          <w:tab w:val="num" w:pos="6480"/>
+        </w:tabs>
+        <w:ind w:left="6480" w:hanging="360"/>
+      </w:pPr>
+      <w:rPr>
+        <w:rFonts w:ascii="Wingdings" w:hAnsi="Wingdings" w:hint="default"/>
+        <w:sz w:val="20"/>
+      </w:rPr>
+    </w:lvl>
+  </w:abstractNum>
+  <w:abstractNum w:abstractNumId="22" w15:restartNumberingAfterBreak="0">
+    <w:nsid w:val="61C466B9"/>
+    <w:multiLevelType w:val="multilevel"/>
+    <w:tmpl w:val="1B783936"/>
+    <w:lvl w:ilvl="0">
+      <w:start w:val="1"/>
+      <w:numFmt w:val="bullet"/>
+      <w:lvlText w:val=""/>
+      <w:lvlJc w:val="left"/>
+      <w:pPr>
+        <w:tabs>
+          <w:tab w:val="num" w:pos="720"/>
+        </w:tabs>
+        <w:ind w:left="720" w:hanging="360"/>
+      </w:pPr>
+      <w:rPr>
+        <w:rFonts w:ascii="Symbol" w:hAnsi="Symbol" w:hint="default"/>
+        <w:sz w:val="20"/>
+      </w:rPr>
+    </w:lvl>
+    <w:lvl w:ilvl="1" w:tentative="1">
+      <w:start w:val="1"/>
+      <w:numFmt w:val="bullet"/>
+      <w:lvlText w:val="o"/>
+      <w:lvlJc w:val="left"/>
+      <w:pPr>
+        <w:tabs>
+          <w:tab w:val="num" w:pos="1440"/>
+        </w:tabs>
+        <w:ind w:left="1440" w:hanging="360"/>
+      </w:pPr>
+      <w:rPr>
+        <w:rFonts w:ascii="Courier New" w:hAnsi="Courier New" w:hint="default"/>
+        <w:sz w:val="20"/>
+      </w:rPr>
+    </w:lvl>
+    <w:lvl w:ilvl="2" w:tentative="1">
+      <w:start w:val="1"/>
+      <w:numFmt w:val="bullet"/>
+      <w:lvlText w:val=""/>
+      <w:lvlJc w:val="left"/>
+      <w:pPr>
+        <w:tabs>
+          <w:tab w:val="num" w:pos="2160"/>
+        </w:tabs>
+        <w:ind w:left="2160" w:hanging="360"/>
+      </w:pPr>
+      <w:rPr>
+        <w:rFonts w:ascii="Wingdings" w:hAnsi="Wingdings" w:hint="default"/>
+        <w:sz w:val="20"/>
+      </w:rPr>
+    </w:lvl>
+    <w:lvl w:ilvl="3" w:tentative="1">
+      <w:start w:val="1"/>
+      <w:numFmt w:val="bullet"/>
+      <w:lvlText w:val=""/>
+      <w:lvlJc w:val="left"/>
+      <w:pPr>
+        <w:tabs>
+          <w:tab w:val="num" w:pos="2880"/>
+        </w:tabs>
+        <w:ind w:left="2880" w:hanging="360"/>
+      </w:pPr>
+      <w:rPr>
+        <w:rFonts w:ascii="Wingdings" w:hAnsi="Wingdings" w:hint="default"/>
+        <w:sz w:val="20"/>
+      </w:rPr>
+    </w:lvl>
+    <w:lvl w:ilvl="4" w:tentative="1">
+      <w:start w:val="1"/>
+      <w:numFmt w:val="bullet"/>
+      <w:lvlText w:val=""/>
+      <w:lvlJc w:val="left"/>
+      <w:pPr>
+        <w:tabs>
+          <w:tab w:val="num" w:pos="3600"/>
+        </w:tabs>
+        <w:ind w:left="3600" w:hanging="360"/>
+      </w:pPr>
+      <w:rPr>
+        <w:rFonts w:ascii="Wingdings" w:hAnsi="Wingdings" w:hint="default"/>
+        <w:sz w:val="20"/>
+      </w:rPr>
+    </w:lvl>
+    <w:lvl w:ilvl="5" w:tentative="1">
+      <w:start w:val="1"/>
+      <w:numFmt w:val="bullet"/>
+      <w:lvlText w:val=""/>
+      <w:lvlJc w:val="left"/>
+      <w:pPr>
+        <w:tabs>
+          <w:tab w:val="num" w:pos="4320"/>
+        </w:tabs>
+        <w:ind w:left="4320" w:hanging="360"/>
+      </w:pPr>
+      <w:rPr>
+        <w:rFonts w:ascii="Wingdings" w:hAnsi="Wingdings" w:hint="default"/>
+        <w:sz w:val="20"/>
+      </w:rPr>
+    </w:lvl>
+    <w:lvl w:ilvl="6" w:tentative="1">
+      <w:start w:val="1"/>
+      <w:numFmt w:val="bullet"/>
+      <w:lvlText w:val=""/>
+      <w:lvlJc w:val="left"/>
+      <w:pPr>
+        <w:tabs>
+          <w:tab w:val="num" w:pos="5040"/>
+        </w:tabs>
+        <w:ind w:left="5040" w:hanging="360"/>
+      </w:pPr>
+      <w:rPr>
+        <w:rFonts w:ascii="Wingdings" w:hAnsi="Wingdings" w:hint="default"/>
+        <w:sz w:val="20"/>
+      </w:rPr>
+    </w:lvl>
+    <w:lvl w:ilvl="7" w:tentative="1">
+      <w:start w:val="1"/>
+      <w:numFmt w:val="bullet"/>
+      <w:lvlText w:val=""/>
+      <w:lvlJc w:val="left"/>
+      <w:pPr>
+        <w:tabs>
+          <w:tab w:val="num" w:pos="5760"/>
+        </w:tabs>
+        <w:ind w:left="5760" w:hanging="360"/>
+      </w:pPr>
+      <w:rPr>
+        <w:rFonts w:ascii="Wingdings" w:hAnsi="Wingdings" w:hint="default"/>
+        <w:sz w:val="20"/>
+      </w:rPr>
+    </w:lvl>
+    <w:lvl w:ilvl="8" w:tentative="1">
+      <w:start w:val="1"/>
+      <w:numFmt w:val="bullet"/>
+      <w:lvlText w:val=""/>
+      <w:lvlJc w:val="left"/>
+      <w:pPr>
+        <w:tabs>
+          <w:tab w:val="num" w:pos="6480"/>
+        </w:tabs>
+        <w:ind w:left="6480" w:hanging="360"/>
+      </w:pPr>
+      <w:rPr>
+        <w:rFonts w:ascii="Wingdings" w:hAnsi="Wingdings" w:hint="default"/>
+        <w:sz w:val="20"/>
+      </w:rPr>
+    </w:lvl>
+  </w:abstractNum>
+  <w:abstractNum w:abstractNumId="23" w15:restartNumberingAfterBreak="0">
+    <w:nsid w:val="63E64214"/>
+    <w:multiLevelType w:val="multilevel"/>
+    <w:tmpl w:val="98E04C14"/>
+    <w:lvl w:ilvl="0">
+      <w:start w:val="1"/>
+      <w:numFmt w:val="bullet"/>
+      <w:lvlText w:val=""/>
+      <w:lvlJc w:val="left"/>
+      <w:pPr>
+        <w:tabs>
+          <w:tab w:val="num" w:pos="720"/>
+        </w:tabs>
+        <w:ind w:left="720" w:hanging="360"/>
+      </w:pPr>
+      <w:rPr>
+        <w:rFonts w:ascii="Symbol" w:hAnsi="Symbol" w:hint="default"/>
+        <w:sz w:val="20"/>
+      </w:rPr>
+    </w:lvl>
+    <w:lvl w:ilvl="1" w:tentative="1">
+      <w:start w:val="1"/>
+      <w:numFmt w:val="bullet"/>
+      <w:lvlText w:val="o"/>
+      <w:lvlJc w:val="left"/>
+      <w:pPr>
+        <w:tabs>
+          <w:tab w:val="num" w:pos="1440"/>
+        </w:tabs>
+        <w:ind w:left="1440" w:hanging="360"/>
+      </w:pPr>
+      <w:rPr>
+        <w:rFonts w:ascii="Courier New" w:hAnsi="Courier New" w:hint="default"/>
+        <w:sz w:val="20"/>
+      </w:rPr>
+    </w:lvl>
+    <w:lvl w:ilvl="2" w:tentative="1">
+      <w:start w:val="1"/>
+      <w:numFmt w:val="bullet"/>
+      <w:lvlText w:val=""/>
+      <w:lvlJc w:val="left"/>
+      <w:pPr>
+        <w:tabs>
+          <w:tab w:val="num" w:pos="2160"/>
+        </w:tabs>
+        <w:ind w:left="2160" w:hanging="360"/>
+      </w:pPr>
+      <w:rPr>
+        <w:rFonts w:ascii="Wingdings" w:hAnsi="Wingdings" w:hint="default"/>
+        <w:sz w:val="20"/>
+      </w:rPr>
+    </w:lvl>
+    <w:lvl w:ilvl="3" w:tentative="1">
+      <w:start w:val="1"/>
+      <w:numFmt w:val="bullet"/>
+      <w:lvlText w:val=""/>
+      <w:lvlJc w:val="left"/>
+      <w:pPr>
+        <w:tabs>
+          <w:tab w:val="num" w:pos="2880"/>
+        </w:tabs>
+        <w:ind w:left="2880" w:hanging="360"/>
+      </w:pPr>
+      <w:rPr>
+        <w:rFonts w:ascii="Wingdings" w:hAnsi="Wingdings" w:hint="default"/>
+        <w:sz w:val="20"/>
+      </w:rPr>
+    </w:lvl>
+    <w:lvl w:ilvl="4" w:tentative="1">
+      <w:start w:val="1"/>
+      <w:numFmt w:val="bullet"/>
+      <w:lvlText w:val=""/>
+      <w:lvlJc w:val="left"/>
+      <w:pPr>
+        <w:tabs>
+          <w:tab w:val="num" w:pos="3600"/>
+        </w:tabs>
+        <w:ind w:left="3600" w:hanging="360"/>
+      </w:pPr>
+      <w:rPr>
+        <w:rFonts w:ascii="Wingdings" w:hAnsi="Wingdings" w:hint="default"/>
+        <w:sz w:val="20"/>
+      </w:rPr>
+    </w:lvl>
+    <w:lvl w:ilvl="5" w:tentative="1">
+      <w:start w:val="1"/>
+      <w:numFmt w:val="bullet"/>
+      <w:lvlText w:val=""/>
+      <w:lvlJc w:val="left"/>
+      <w:pPr>
+        <w:tabs>
+          <w:tab w:val="num" w:pos="4320"/>
+        </w:tabs>
+        <w:ind w:left="4320" w:hanging="360"/>
+      </w:pPr>
+      <w:rPr>
+        <w:rFonts w:ascii="Wingdings" w:hAnsi="Wingdings" w:hint="default"/>
+        <w:sz w:val="20"/>
+      </w:rPr>
+    </w:lvl>
+    <w:lvl w:ilvl="6" w:tentative="1">
+      <w:start w:val="1"/>
+      <w:numFmt w:val="bullet"/>
+      <w:lvlText w:val=""/>
+      <w:lvlJc w:val="left"/>
+      <w:pPr>
+        <w:tabs>
+          <w:tab w:val="num" w:pos="5040"/>
+        </w:tabs>
+        <w:ind w:left="5040" w:hanging="360"/>
+      </w:pPr>
+      <w:rPr>
+        <w:rFonts w:ascii="Wingdings" w:hAnsi="Wingdings" w:hint="default"/>
+        <w:sz w:val="20"/>
+      </w:rPr>
+    </w:lvl>
+    <w:lvl w:ilvl="7" w:tentative="1">
+      <w:start w:val="1"/>
+      <w:numFmt w:val="bullet"/>
+      <w:lvlText w:val=""/>
+      <w:lvlJc w:val="left"/>
+      <w:pPr>
+        <w:tabs>
+          <w:tab w:val="num" w:pos="5760"/>
+        </w:tabs>
+        <w:ind w:left="5760" w:hanging="360"/>
+      </w:pPr>
+      <w:rPr>
+        <w:rFonts w:ascii="Wingdings" w:hAnsi="Wingdings" w:hint="default"/>
+        <w:sz w:val="20"/>
+      </w:rPr>
+    </w:lvl>
+    <w:lvl w:ilvl="8" w:tentative="1">
+      <w:start w:val="1"/>
+      <w:numFmt w:val="bullet"/>
+      <w:lvlText w:val=""/>
+      <w:lvlJc w:val="left"/>
+      <w:pPr>
+        <w:tabs>
+          <w:tab w:val="num" w:pos="6480"/>
+        </w:tabs>
+        <w:ind w:left="6480" w:hanging="360"/>
+      </w:pPr>
+      <w:rPr>
+        <w:rFonts w:ascii="Wingdings" w:hAnsi="Wingdings" w:hint="default"/>
+        <w:sz w:val="20"/>
+      </w:rPr>
+    </w:lvl>
+  </w:abstractNum>
+  <w:abstractNum w:abstractNumId="24" w15:restartNumberingAfterBreak="0">
+    <w:nsid w:val="64F256E1"/>
+    <w:multiLevelType w:val="multilevel"/>
+    <w:tmpl w:val="6418449E"/>
+    <w:lvl w:ilvl="0">
+      <w:start w:val="1"/>
+      <w:numFmt w:val="bullet"/>
+      <w:lvlText w:val=""/>
+      <w:lvlJc w:val="left"/>
+      <w:pPr>
+        <w:tabs>
+          <w:tab w:val="num" w:pos="720"/>
+        </w:tabs>
+        <w:ind w:left="720" w:hanging="360"/>
+      </w:pPr>
+      <w:rPr>
+        <w:rFonts w:ascii="Symbol" w:hAnsi="Symbol" w:hint="default"/>
+        <w:sz w:val="20"/>
+      </w:rPr>
+    </w:lvl>
+    <w:lvl w:ilvl="1" w:tentative="1">
+      <w:start w:val="1"/>
+      <w:numFmt w:val="bullet"/>
+      <w:lvlText w:val="o"/>
+      <w:lvlJc w:val="left"/>
+      <w:pPr>
+        <w:tabs>
+          <w:tab w:val="num" w:pos="1440"/>
+        </w:tabs>
+        <w:ind w:left="1440" w:hanging="360"/>
+      </w:pPr>
+      <w:rPr>
+        <w:rFonts w:ascii="Courier New" w:hAnsi="Courier New" w:hint="default"/>
+        <w:sz w:val="20"/>
+      </w:rPr>
+    </w:lvl>
+    <w:lvl w:ilvl="2" w:tentative="1">
+      <w:start w:val="1"/>
+      <w:numFmt w:val="bullet"/>
+      <w:lvlText w:val=""/>
+      <w:lvlJc w:val="left"/>
+      <w:pPr>
+        <w:tabs>
+          <w:tab w:val="num" w:pos="2160"/>
+        </w:tabs>
+        <w:ind w:left="2160" w:hanging="360"/>
+      </w:pPr>
+      <w:rPr>
+        <w:rFonts w:ascii="Wingdings" w:hAnsi="Wingdings" w:hint="default"/>
+        <w:sz w:val="20"/>
+      </w:rPr>
+    </w:lvl>
+    <w:lvl w:ilvl="3" w:tentative="1">
+      <w:start w:val="1"/>
+      <w:numFmt w:val="bullet"/>
+      <w:lvlText w:val=""/>
+      <w:lvlJc w:val="left"/>
+      <w:pPr>
+        <w:tabs>
+          <w:tab w:val="num" w:pos="2880"/>
+        </w:tabs>
+        <w:ind w:left="2880" w:hanging="360"/>
+      </w:pPr>
+      <w:rPr>
+        <w:rFonts w:ascii="Wingdings" w:hAnsi="Wingdings" w:hint="default"/>
+        <w:sz w:val="20"/>
+      </w:rPr>
+    </w:lvl>
+    <w:lvl w:ilvl="4" w:tentative="1">
+      <w:start w:val="1"/>
+      <w:numFmt w:val="bullet"/>
+      <w:lvlText w:val=""/>
+      <w:lvlJc w:val="left"/>
+      <w:pPr>
+        <w:tabs>
+          <w:tab w:val="num" w:pos="3600"/>
+        </w:tabs>
+        <w:ind w:left="3600" w:hanging="360"/>
+      </w:pPr>
+      <w:rPr>
+        <w:rFonts w:ascii="Wingdings" w:hAnsi="Wingdings" w:hint="default"/>
+        <w:sz w:val="20"/>
+      </w:rPr>
+    </w:lvl>
+    <w:lvl w:ilvl="5" w:tentative="1">
+      <w:start w:val="1"/>
+      <w:numFmt w:val="bullet"/>
+      <w:lvlText w:val=""/>
+      <w:lvlJc w:val="left"/>
+      <w:pPr>
+        <w:tabs>
+          <w:tab w:val="num" w:pos="4320"/>
+        </w:tabs>
+        <w:ind w:left="4320" w:hanging="360"/>
+      </w:pPr>
+      <w:rPr>
+        <w:rFonts w:ascii="Wingdings" w:hAnsi="Wingdings" w:hint="default"/>
+        <w:sz w:val="20"/>
+      </w:rPr>
+    </w:lvl>
+    <w:lvl w:ilvl="6" w:tentative="1">
+      <w:start w:val="1"/>
+      <w:numFmt w:val="bullet"/>
+      <w:lvlText w:val=""/>
+      <w:lvlJc w:val="left"/>
+      <w:pPr>
+        <w:tabs>
+          <w:tab w:val="num" w:pos="5040"/>
+        </w:tabs>
+        <w:ind w:left="5040" w:hanging="360"/>
+      </w:pPr>
+      <w:rPr>
+        <w:rFonts w:ascii="Wingdings" w:hAnsi="Wingdings" w:hint="default"/>
+        <w:sz w:val="20"/>
+      </w:rPr>
+    </w:lvl>
+    <w:lvl w:ilvl="7" w:tentative="1">
+      <w:start w:val="1"/>
+      <w:numFmt w:val="bullet"/>
+      <w:lvlText w:val=""/>
+      <w:lvlJc w:val="left"/>
+      <w:pPr>
+        <w:tabs>
+          <w:tab w:val="num" w:pos="5760"/>
+        </w:tabs>
+        <w:ind w:left="5760" w:hanging="360"/>
+      </w:pPr>
+      <w:rPr>
+        <w:rFonts w:ascii="Wingdings" w:hAnsi="Wingdings" w:hint="default"/>
+        <w:sz w:val="20"/>
+      </w:rPr>
+    </w:lvl>
+    <w:lvl w:ilvl="8" w:tentative="1">
+      <w:start w:val="1"/>
+      <w:numFmt w:val="bullet"/>
+      <w:lvlText w:val=""/>
+      <w:lvlJc w:val="left"/>
+      <w:pPr>
+        <w:tabs>
+          <w:tab w:val="num" w:pos="6480"/>
+        </w:tabs>
+        <w:ind w:left="6480" w:hanging="360"/>
+      </w:pPr>
+      <w:rPr>
+        <w:rFonts w:ascii="Wingdings" w:hAnsi="Wingdings" w:hint="default"/>
+        <w:sz w:val="20"/>
+      </w:rPr>
+    </w:lvl>
+  </w:abstractNum>
+  <w:abstractNum w:abstractNumId="25" w15:restartNumberingAfterBreak="0">
+    <w:nsid w:val="654560AC"/>
+    <w:multiLevelType w:val="multilevel"/>
+    <w:tmpl w:val="CB563876"/>
+    <w:lvl w:ilvl="0">
+      <w:start w:val="1"/>
+      <w:numFmt w:val="bullet"/>
+      <w:lvlText w:val=""/>
+      <w:lvlJc w:val="left"/>
+      <w:pPr>
+        <w:tabs>
+          <w:tab w:val="num" w:pos="720"/>
+        </w:tabs>
+        <w:ind w:left="720" w:hanging="360"/>
+      </w:pPr>
+      <w:rPr>
+        <w:rFonts w:ascii="Symbol" w:hAnsi="Symbol" w:hint="default"/>
+        <w:sz w:val="20"/>
+      </w:rPr>
+    </w:lvl>
+    <w:lvl w:ilvl="1" w:tentative="1">
+      <w:start w:val="1"/>
+      <w:numFmt w:val="bullet"/>
+      <w:lvlText w:val="o"/>
+      <w:lvlJc w:val="left"/>
+      <w:pPr>
+        <w:tabs>
+          <w:tab w:val="num" w:pos="1440"/>
+        </w:tabs>
+        <w:ind w:left="1440" w:hanging="360"/>
+      </w:pPr>
+      <w:rPr>
+        <w:rFonts w:ascii="Courier New" w:hAnsi="Courier New" w:hint="default"/>
+        <w:sz w:val="20"/>
+      </w:rPr>
+    </w:lvl>
+    <w:lvl w:ilvl="2" w:tentative="1">
+      <w:start w:val="1"/>
+      <w:numFmt w:val="bullet"/>
+      <w:lvlText w:val=""/>
+      <w:lvlJc w:val="left"/>
+      <w:pPr>
+        <w:tabs>
+          <w:tab w:val="num" w:pos="2160"/>
+        </w:tabs>
+        <w:ind w:left="2160" w:hanging="360"/>
+      </w:pPr>
+      <w:rPr>
+        <w:rFonts w:ascii="Wingdings" w:hAnsi="Wingdings" w:hint="default"/>
+        <w:sz w:val="20"/>
+      </w:rPr>
+    </w:lvl>
+    <w:lvl w:ilvl="3" w:tentative="1">
+      <w:start w:val="1"/>
+      <w:numFmt w:val="bullet"/>
+      <w:lvlText w:val=""/>
+      <w:lvlJc w:val="left"/>
+      <w:pPr>
+        <w:tabs>
+          <w:tab w:val="num" w:pos="2880"/>
+        </w:tabs>
+        <w:ind w:left="2880" w:hanging="360"/>
+      </w:pPr>
+      <w:rPr>
+        <w:rFonts w:ascii="Wingdings" w:hAnsi="Wingdings" w:hint="default"/>
+        <w:sz w:val="20"/>
+      </w:rPr>
+    </w:lvl>
+    <w:lvl w:ilvl="4" w:tentative="1">
+      <w:start w:val="1"/>
+      <w:numFmt w:val="bullet"/>
+      <w:lvlText w:val=""/>
+      <w:lvlJc w:val="left"/>
+      <w:pPr>
+        <w:tabs>
+          <w:tab w:val="num" w:pos="3600"/>
+        </w:tabs>
+        <w:ind w:left="3600" w:hanging="360"/>
+      </w:pPr>
+      <w:rPr>
+        <w:rFonts w:ascii="Wingdings" w:hAnsi="Wingdings" w:hint="default"/>
+        <w:sz w:val="20"/>
+      </w:rPr>
+    </w:lvl>
+    <w:lvl w:ilvl="5" w:tentative="1">
+      <w:start w:val="1"/>
+      <w:numFmt w:val="bullet"/>
+      <w:lvlText w:val=""/>
+      <w:lvlJc w:val="left"/>
+      <w:pPr>
+        <w:tabs>
+          <w:tab w:val="num" w:pos="4320"/>
+        </w:tabs>
+        <w:ind w:left="4320" w:hanging="360"/>
+      </w:pPr>
+      <w:rPr>
+        <w:rFonts w:ascii="Wingdings" w:hAnsi="Wingdings" w:hint="default"/>
+        <w:sz w:val="20"/>
+      </w:rPr>
+    </w:lvl>
+    <w:lvl w:ilvl="6" w:tentative="1">
+      <w:start w:val="1"/>
+      <w:numFmt w:val="bullet"/>
+      <w:lvlText w:val=""/>
+      <w:lvlJc w:val="left"/>
+      <w:pPr>
+        <w:tabs>
+          <w:tab w:val="num" w:pos="5040"/>
+        </w:tabs>
+        <w:ind w:left="5040" w:hanging="360"/>
+      </w:pPr>
+      <w:rPr>
+        <w:rFonts w:ascii="Wingdings" w:hAnsi="Wingdings" w:hint="default"/>
+        <w:sz w:val="20"/>
+      </w:rPr>
+    </w:lvl>
+    <w:lvl w:ilvl="7" w:tentative="1">
+      <w:start w:val="1"/>
+      <w:numFmt w:val="bullet"/>
+      <w:lvlText w:val=""/>
+      <w:lvlJc w:val="left"/>
+      <w:pPr>
+        <w:tabs>
+          <w:tab w:val="num" w:pos="5760"/>
+        </w:tabs>
+        <w:ind w:left="5760" w:hanging="360"/>
+      </w:pPr>
+      <w:rPr>
+        <w:rFonts w:ascii="Wingdings" w:hAnsi="Wingdings" w:hint="default"/>
+        <w:sz w:val="20"/>
+      </w:rPr>
+    </w:lvl>
+    <w:lvl w:ilvl="8" w:tentative="1">
+      <w:start w:val="1"/>
+      <w:numFmt w:val="bullet"/>
+      <w:lvlText w:val=""/>
+      <w:lvlJc w:val="left"/>
+      <w:pPr>
+        <w:tabs>
+          <w:tab w:val="num" w:pos="6480"/>
+        </w:tabs>
+        <w:ind w:left="6480" w:hanging="360"/>
+      </w:pPr>
+      <w:rPr>
+        <w:rFonts w:ascii="Wingdings" w:hAnsi="Wingdings" w:hint="default"/>
+        <w:sz w:val="20"/>
+      </w:rPr>
+    </w:lvl>
+  </w:abstractNum>
+  <w:abstractNum w:abstractNumId="26" w15:restartNumberingAfterBreak="0">
+    <w:nsid w:val="6DE413B9"/>
+    <w:multiLevelType w:val="multilevel"/>
+    <w:tmpl w:val="B8E4AA82"/>
+    <w:lvl w:ilvl="0">
+      <w:start w:val="1"/>
+      <w:numFmt w:val="bullet"/>
+      <w:lvlText w:val=""/>
+      <w:lvlJc w:val="left"/>
+      <w:pPr>
+        <w:tabs>
+          <w:tab w:val="num" w:pos="720"/>
+        </w:tabs>
+        <w:ind w:left="720" w:hanging="360"/>
+      </w:pPr>
+      <w:rPr>
+        <w:rFonts w:ascii="Symbol" w:hAnsi="Symbol" w:hint="default"/>
+        <w:sz w:val="20"/>
+      </w:rPr>
+    </w:lvl>
+    <w:lvl w:ilvl="1" w:tentative="1">
+      <w:start w:val="1"/>
+      <w:numFmt w:val="bullet"/>
+      <w:lvlText w:val="o"/>
+      <w:lvlJc w:val="left"/>
+      <w:pPr>
+        <w:tabs>
+          <w:tab w:val="num" w:pos="1440"/>
+        </w:tabs>
+        <w:ind w:left="1440" w:hanging="360"/>
+      </w:pPr>
+      <w:rPr>
+        <w:rFonts w:ascii="Courier New" w:hAnsi="Courier New" w:hint="default"/>
+        <w:sz w:val="20"/>
+      </w:rPr>
+    </w:lvl>
+    <w:lvl w:ilvl="2" w:tentative="1">
+      <w:start w:val="1"/>
+      <w:numFmt w:val="bullet"/>
+      <w:lvlText w:val=""/>
+      <w:lvlJc w:val="left"/>
+      <w:pPr>
+        <w:tabs>
+          <w:tab w:val="num" w:pos="2160"/>
+        </w:tabs>
+        <w:ind w:left="2160" w:hanging="360"/>
+      </w:pPr>
+      <w:rPr>
+        <w:rFonts w:ascii="Wingdings" w:hAnsi="Wingdings" w:hint="default"/>
+        <w:sz w:val="20"/>
+      </w:rPr>
+    </w:lvl>
+    <w:lvl w:ilvl="3" w:tentative="1">
+      <w:start w:val="1"/>
+      <w:numFmt w:val="bullet"/>
+      <w:lvlText w:val=""/>
+      <w:lvlJc w:val="left"/>
+      <w:pPr>
+        <w:tabs>
+          <w:tab w:val="num" w:pos="2880"/>
+        </w:tabs>
+        <w:ind w:left="2880" w:hanging="360"/>
+      </w:pPr>
+      <w:rPr>
+        <w:rFonts w:ascii="Wingdings" w:hAnsi="Wingdings" w:hint="default"/>
+        <w:sz w:val="20"/>
+      </w:rPr>
+    </w:lvl>
+    <w:lvl w:ilvl="4" w:tentative="1">
+      <w:start w:val="1"/>
+      <w:numFmt w:val="bullet"/>
+      <w:lvlText w:val=""/>
+      <w:lvlJc w:val="left"/>
+      <w:pPr>
+        <w:tabs>
+          <w:tab w:val="num" w:pos="3600"/>
+        </w:tabs>
+        <w:ind w:left="3600" w:hanging="360"/>
+      </w:pPr>
+      <w:rPr>
+        <w:rFonts w:ascii="Wingdings" w:hAnsi="Wingdings" w:hint="default"/>
+        <w:sz w:val="20"/>
+      </w:rPr>
+    </w:lvl>
+    <w:lvl w:ilvl="5" w:tentative="1">
+      <w:start w:val="1"/>
+      <w:numFmt w:val="bullet"/>
+      <w:lvlText w:val=""/>
+      <w:lvlJc w:val="left"/>
+      <w:pPr>
+        <w:tabs>
+          <w:tab w:val="num" w:pos="4320"/>
+        </w:tabs>
+        <w:ind w:left="4320" w:hanging="360"/>
+      </w:pPr>
+      <w:rPr>
+        <w:rFonts w:ascii="Wingdings" w:hAnsi="Wingdings" w:hint="default"/>
+        <w:sz w:val="20"/>
+      </w:rPr>
+    </w:lvl>
+    <w:lvl w:ilvl="6" w:tentative="1">
+      <w:start w:val="1"/>
+      <w:numFmt w:val="bullet"/>
+      <w:lvlText w:val=""/>
+      <w:lvlJc w:val="left"/>
+      <w:pPr>
+        <w:tabs>
+          <w:tab w:val="num" w:pos="5040"/>
+        </w:tabs>
+        <w:ind w:left="5040" w:hanging="360"/>
+      </w:pPr>
+      <w:rPr>
+        <w:rFonts w:ascii="Wingdings" w:hAnsi="Wingdings" w:hint="default"/>
+        <w:sz w:val="20"/>
+      </w:rPr>
+    </w:lvl>
+    <w:lvl w:ilvl="7" w:tentative="1">
+      <w:start w:val="1"/>
+      <w:numFmt w:val="bullet"/>
+      <w:lvlText w:val=""/>
+      <w:lvlJc w:val="left"/>
+      <w:pPr>
+        <w:tabs>
+          <w:tab w:val="num" w:pos="5760"/>
+        </w:tabs>
+        <w:ind w:left="5760" w:hanging="360"/>
+      </w:pPr>
+      <w:rPr>
+        <w:rFonts w:ascii="Wingdings" w:hAnsi="Wingdings" w:hint="default"/>
+        <w:sz w:val="20"/>
+      </w:rPr>
+    </w:lvl>
+    <w:lvl w:ilvl="8" w:tentative="1">
+      <w:start w:val="1"/>
+      <w:numFmt w:val="bullet"/>
+      <w:lvlText w:val=""/>
+      <w:lvlJc w:val="left"/>
+      <w:pPr>
+        <w:tabs>
+          <w:tab w:val="num" w:pos="6480"/>
+        </w:tabs>
+        <w:ind w:left="6480" w:hanging="360"/>
+      </w:pPr>
+      <w:rPr>
+        <w:rFonts w:ascii="Wingdings" w:hAnsi="Wingdings" w:hint="default"/>
+        <w:sz w:val="20"/>
+      </w:rPr>
+    </w:lvl>
+  </w:abstractNum>
+  <w:abstractNum w:abstractNumId="27" w15:restartNumberingAfterBreak="0">
+    <w:nsid w:val="740D79CE"/>
+    <w:multiLevelType w:val="multilevel"/>
+    <w:tmpl w:val="60342050"/>
+    <w:lvl w:ilvl="0">
+      <w:start w:val="1"/>
+      <w:numFmt w:val="bullet"/>
+      <w:lvlText w:val=""/>
+      <w:lvlJc w:val="left"/>
+      <w:pPr>
+        <w:tabs>
+          <w:tab w:val="num" w:pos="720"/>
+        </w:tabs>
+        <w:ind w:left="720" w:hanging="360"/>
+      </w:pPr>
+      <w:rPr>
+        <w:rFonts w:ascii="Symbol" w:hAnsi="Symbol" w:hint="default"/>
+        <w:sz w:val="20"/>
+      </w:rPr>
+    </w:lvl>
+    <w:lvl w:ilvl="1" w:tentative="1">
+      <w:start w:val="1"/>
+      <w:numFmt w:val="bullet"/>
+      <w:lvlText w:val="o"/>
+      <w:lvlJc w:val="left"/>
+      <w:pPr>
+        <w:tabs>
+          <w:tab w:val="num" w:pos="1440"/>
+        </w:tabs>
+        <w:ind w:left="1440" w:hanging="360"/>
+      </w:pPr>
+      <w:rPr>
+        <w:rFonts w:ascii="Courier New" w:hAnsi="Courier New" w:hint="default"/>
+        <w:sz w:val="20"/>
+      </w:rPr>
+    </w:lvl>
+    <w:lvl w:ilvl="2" w:tentative="1">
+      <w:start w:val="1"/>
+      <w:numFmt w:val="bullet"/>
+      <w:lvlText w:val=""/>
+      <w:lvlJc w:val="left"/>
+      <w:pPr>
+        <w:tabs>
+          <w:tab w:val="num" w:pos="2160"/>
+        </w:tabs>
+        <w:ind w:left="2160" w:hanging="360"/>
+      </w:pPr>
+      <w:rPr>
+        <w:rFonts w:ascii="Wingdings" w:hAnsi="Wingdings" w:hint="default"/>
+        <w:sz w:val="20"/>
+      </w:rPr>
+    </w:lvl>
+    <w:lvl w:ilvl="3" w:tentative="1">
+      <w:start w:val="1"/>
+      <w:numFmt w:val="bullet"/>
+      <w:lvlText w:val=""/>
+      <w:lvlJc w:val="left"/>
+      <w:pPr>
+        <w:tabs>
+          <w:tab w:val="num" w:pos="2880"/>
+        </w:tabs>
+        <w:ind w:left="2880" w:hanging="360"/>
+      </w:pPr>
+      <w:rPr>
+        <w:rFonts w:ascii="Wingdings" w:hAnsi="Wingdings" w:hint="default"/>
+        <w:sz w:val="20"/>
+      </w:rPr>
+    </w:lvl>
+    <w:lvl w:ilvl="4" w:tentative="1">
+      <w:start w:val="1"/>
+      <w:numFmt w:val="bullet"/>
+      <w:lvlText w:val=""/>
+      <w:lvlJc w:val="left"/>
+      <w:pPr>
+        <w:tabs>
+          <w:tab w:val="num" w:pos="3600"/>
+        </w:tabs>
+        <w:ind w:left="3600" w:hanging="360"/>
+      </w:pPr>
+      <w:rPr>
+        <w:rFonts w:ascii="Wingdings" w:hAnsi="Wingdings" w:hint="default"/>
+        <w:sz w:val="20"/>
+      </w:rPr>
+    </w:lvl>
+    <w:lvl w:ilvl="5" w:tentative="1">
+      <w:start w:val="1"/>
+      <w:numFmt w:val="bullet"/>
+      <w:lvlText w:val=""/>
+      <w:lvlJc w:val="left"/>
+      <w:pPr>
+        <w:tabs>
+          <w:tab w:val="num" w:pos="4320"/>
+        </w:tabs>
+        <w:ind w:left="4320" w:hanging="360"/>
+      </w:pPr>
+      <w:rPr>
+        <w:rFonts w:ascii="Wingdings" w:hAnsi="Wingdings" w:hint="default"/>
+        <w:sz w:val="20"/>
+      </w:rPr>
+    </w:lvl>
+    <w:lvl w:ilvl="6" w:tentative="1">
+      <w:start w:val="1"/>
+      <w:numFmt w:val="bullet"/>
+      <w:lvlText w:val=""/>
+      <w:lvlJc w:val="left"/>
+      <w:pPr>
+        <w:tabs>
+          <w:tab w:val="num" w:pos="5040"/>
+        </w:tabs>
+        <w:ind w:left="5040" w:hanging="360"/>
+      </w:pPr>
+      <w:rPr>
+        <w:rFonts w:ascii="Wingdings" w:hAnsi="Wingdings" w:hint="default"/>
+        <w:sz w:val="20"/>
+      </w:rPr>
+    </w:lvl>
+    <w:lvl w:ilvl="7" w:tentative="1">
+      <w:start w:val="1"/>
+      <w:numFmt w:val="bullet"/>
+      <w:lvlText w:val=""/>
+      <w:lvlJc w:val="left"/>
+      <w:pPr>
+        <w:tabs>
+          <w:tab w:val="num" w:pos="5760"/>
+        </w:tabs>
+        <w:ind w:left="5760" w:hanging="360"/>
+      </w:pPr>
+      <w:rPr>
+        <w:rFonts w:ascii="Wingdings" w:hAnsi="Wingdings" w:hint="default"/>
+        <w:sz w:val="20"/>
+      </w:rPr>
+    </w:lvl>
+    <w:lvl w:ilvl="8" w:tentative="1">
+      <w:start w:val="1"/>
+      <w:numFmt w:val="bullet"/>
+      <w:lvlText w:val=""/>
+      <w:lvlJc w:val="left"/>
+      <w:pPr>
+        <w:tabs>
+          <w:tab w:val="num" w:pos="6480"/>
+        </w:tabs>
+        <w:ind w:left="6480" w:hanging="360"/>
+      </w:pPr>
+      <w:rPr>
+        <w:rFonts w:ascii="Wingdings" w:hAnsi="Wingdings" w:hint="default"/>
+        <w:sz w:val="20"/>
+      </w:rPr>
+    </w:lvl>
+  </w:abstractNum>
+  <w:abstractNum w:abstractNumId="28" w15:restartNumberingAfterBreak="0">
+    <w:nsid w:val="7D8245FB"/>
+    <w:multiLevelType w:val="multilevel"/>
+    <w:tmpl w:val="C25E3146"/>
+    <w:lvl w:ilvl="0">
+      <w:start w:val="1"/>
+      <w:numFmt w:val="bullet"/>
+      <w:lvlText w:val=""/>
+      <w:lvlJc w:val="left"/>
+      <w:pPr>
+        <w:tabs>
+          <w:tab w:val="num" w:pos="720"/>
+        </w:tabs>
+        <w:ind w:left="720" w:hanging="360"/>
+      </w:pPr>
+      <w:rPr>
+        <w:rFonts w:ascii="Symbol" w:hAnsi="Symbol" w:hint="default"/>
+        <w:sz w:val="20"/>
+      </w:rPr>
+    </w:lvl>
+    <w:lvl w:ilvl="1" w:tentative="1">
+      <w:start w:val="1"/>
+      <w:numFmt w:val="bullet"/>
+      <w:lvlText w:val="o"/>
+      <w:lvlJc w:val="left"/>
+      <w:pPr>
+        <w:tabs>
+          <w:tab w:val="num" w:pos="1440"/>
+        </w:tabs>
+        <w:ind w:left="1440" w:hanging="360"/>
+      </w:pPr>
+      <w:rPr>
+        <w:rFonts w:ascii="Courier New" w:hAnsi="Courier New" w:hint="default"/>
+        <w:sz w:val="20"/>
+      </w:rPr>
+    </w:lvl>
+    <w:lvl w:ilvl="2" w:tentative="1">
+      <w:start w:val="1"/>
+      <w:numFmt w:val="bullet"/>
+      <w:lvlText w:val=""/>
+      <w:lvlJc w:val="left"/>
+      <w:pPr>
+        <w:tabs>
+          <w:tab w:val="num" w:pos="2160"/>
+        </w:tabs>
+        <w:ind w:left="2160" w:hanging="360"/>
+      </w:pPr>
+      <w:rPr>
+        <w:rFonts w:ascii="Wingdings" w:hAnsi="Wingdings" w:hint="default"/>
+        <w:sz w:val="20"/>
+      </w:rPr>
+    </w:lvl>
+    <w:lvl w:ilvl="3" w:tentative="1">
+      <w:start w:val="1"/>
+      <w:numFmt w:val="bullet"/>
+      <w:lvlText w:val=""/>
+      <w:lvlJc w:val="left"/>
+      <w:pPr>
+        <w:tabs>
+          <w:tab w:val="num" w:pos="2880"/>
+        </w:tabs>
+        <w:ind w:left="2880" w:hanging="360"/>
+      </w:pPr>
+      <w:rPr>
+        <w:rFonts w:ascii="Wingdings" w:hAnsi="Wingdings" w:hint="default"/>
+        <w:sz w:val="20"/>
+      </w:rPr>
+    </w:lvl>
+    <w:lvl w:ilvl="4" w:tentative="1">
+      <w:start w:val="1"/>
+      <w:numFmt w:val="bullet"/>
+      <w:lvlText w:val=""/>
+      <w:lvlJc w:val="left"/>
+      <w:pPr>
+        <w:tabs>
+          <w:tab w:val="num" w:pos="3600"/>
+        </w:tabs>
+        <w:ind w:left="3600" w:hanging="360"/>
+      </w:pPr>
+      <w:rPr>
+        <w:rFonts w:ascii="Wingdings" w:hAnsi="Wingdings" w:hint="default"/>
+        <w:sz w:val="20"/>
+      </w:rPr>
+    </w:lvl>
+    <w:lvl w:ilvl="5" w:tentative="1">
+      <w:start w:val="1"/>
+      <w:numFmt w:val="bullet"/>
+      <w:lvlText w:val=""/>
+      <w:lvlJc w:val="left"/>
+      <w:pPr>
+        <w:tabs>
+          <w:tab w:val="num" w:pos="4320"/>
+        </w:tabs>
+        <w:ind w:left="4320" w:hanging="360"/>
+      </w:pPr>
+      <w:rPr>
+        <w:rFonts w:ascii="Wingdings" w:hAnsi="Wingdings" w:hint="default"/>
+        <w:sz w:val="20"/>
+      </w:rPr>
+    </w:lvl>
+    <w:lvl w:ilvl="6" w:tentative="1">
+      <w:start w:val="1"/>
+      <w:numFmt w:val="bullet"/>
+      <w:lvlText w:val=""/>
+      <w:lvlJc w:val="left"/>
+      <w:pPr>
+        <w:tabs>
+          <w:tab w:val="num" w:pos="5040"/>
+        </w:tabs>
+        <w:ind w:left="5040" w:hanging="360"/>
+      </w:pPr>
+      <w:rPr>
+        <w:rFonts w:ascii="Wingdings" w:hAnsi="Wingdings" w:hint="default"/>
+        <w:sz w:val="20"/>
+      </w:rPr>
+    </w:lvl>
+    <w:lvl w:ilvl="7" w:tentative="1">
+      <w:start w:val="1"/>
+      <w:numFmt w:val="bullet"/>
+      <w:lvlText w:val=""/>
+      <w:lvlJc w:val="left"/>
+      <w:pPr>
+        <w:tabs>
+          <w:tab w:val="num" w:pos="5760"/>
+        </w:tabs>
+        <w:ind w:left="5760" w:hanging="360"/>
+      </w:pPr>
+      <w:rPr>
+        <w:rFonts w:ascii="Wingdings" w:hAnsi="Wingdings" w:hint="default"/>
+        <w:sz w:val="20"/>
+      </w:rPr>
+    </w:lvl>
+    <w:lvl w:ilvl="8" w:tentative="1">
+      <w:start w:val="1"/>
+      <w:numFmt w:val="bullet"/>
+      <w:lvlText w:val=""/>
+      <w:lvlJc w:val="left"/>
+      <w:pPr>
+        <w:tabs>
+          <w:tab w:val="num" w:pos="6480"/>
+        </w:tabs>
+        <w:ind w:left="6480" w:hanging="360"/>
+      </w:pPr>
+      <w:rPr>
+        <w:rFonts w:ascii="Wingdings" w:hAnsi="Wingdings" w:hint="default"/>
+        <w:sz w:val="20"/>
+      </w:rPr>
+    </w:lvl>
+  </w:abstractNum>
+  <w:num w:numId="1" w16cid:durableId="449710142">
+    <w:abstractNumId w:val="8"/>
+  </w:num>
+  <w:num w:numId="2" w16cid:durableId="1900509110">
+    <w:abstractNumId w:val="24"/>
+  </w:num>
+  <w:num w:numId="3" w16cid:durableId="1204833203">
+    <w:abstractNumId w:val="17"/>
+  </w:num>
+  <w:num w:numId="4" w16cid:durableId="1864397265">
+    <w:abstractNumId w:val="12"/>
+  </w:num>
+  <w:num w:numId="5" w16cid:durableId="779225472">
+    <w:abstractNumId w:val="11"/>
+  </w:num>
+  <w:num w:numId="6" w16cid:durableId="847016181">
+    <w:abstractNumId w:val="5"/>
+  </w:num>
+  <w:num w:numId="7" w16cid:durableId="1933706348">
+    <w:abstractNumId w:val="26"/>
+  </w:num>
+  <w:num w:numId="8" w16cid:durableId="422841109">
+    <w:abstractNumId w:val="23"/>
+  </w:num>
+  <w:num w:numId="9" w16cid:durableId="1245990060">
+    <w:abstractNumId w:val="21"/>
+  </w:num>
+  <w:num w:numId="10" w16cid:durableId="72361897">
+    <w:abstractNumId w:val="27"/>
+  </w:num>
+  <w:num w:numId="11" w16cid:durableId="325279510">
+    <w:abstractNumId w:val="10"/>
+  </w:num>
+  <w:num w:numId="12" w16cid:durableId="2070030634">
+    <w:abstractNumId w:val="2"/>
+  </w:num>
+  <w:num w:numId="13" w16cid:durableId="1062564390">
+    <w:abstractNumId w:val="15"/>
+  </w:num>
+  <w:num w:numId="14" w16cid:durableId="1231500868">
+    <w:abstractNumId w:val="25"/>
+  </w:num>
+  <w:num w:numId="15" w16cid:durableId="177355258">
+    <w:abstractNumId w:val="6"/>
+  </w:num>
+  <w:num w:numId="16" w16cid:durableId="1759059689">
+    <w:abstractNumId w:val="14"/>
+  </w:num>
+  <w:num w:numId="17" w16cid:durableId="590773051">
+    <w:abstractNumId w:val="4"/>
+  </w:num>
+  <w:num w:numId="18" w16cid:durableId="34351332">
+    <w:abstractNumId w:val="18"/>
+  </w:num>
+  <w:num w:numId="19" w16cid:durableId="1531262494">
+    <w:abstractNumId w:val="7"/>
+  </w:num>
+  <w:num w:numId="20" w16cid:durableId="1494222467">
+    <w:abstractNumId w:val="19"/>
+  </w:num>
+  <w:num w:numId="21" w16cid:durableId="1482309497">
+    <w:abstractNumId w:val="28"/>
+  </w:num>
+  <w:num w:numId="22" w16cid:durableId="909384902">
+    <w:abstractNumId w:val="20"/>
+  </w:num>
+  <w:num w:numId="23" w16cid:durableId="791947489">
+    <w:abstractNumId w:val="3"/>
+  </w:num>
+  <w:num w:numId="24" w16cid:durableId="1243104440">
+    <w:abstractNumId w:val="1"/>
+  </w:num>
+  <w:num w:numId="25" w16cid:durableId="682318861">
+    <w:abstractNumId w:val="0"/>
+  </w:num>
+  <w:num w:numId="26" w16cid:durableId="818813574">
+    <w:abstractNumId w:val="16"/>
+  </w:num>
+  <w:num w:numId="27" w16cid:durableId="1467776300">
+    <w:abstractNumId w:val="13"/>
+  </w:num>
+  <w:num w:numId="28" w16cid:durableId="353313257">
+    <w:abstractNumId w:val="22"/>
+  </w:num>
+  <w:num w:numId="29" w16cid:durableId="505094153">
+    <w:abstractNumId w:val="9"/>
+  </w:num>
+</w:numbering>
 </file>
 
 <file path=word/styles.xml><?xml version="1.0" encoding="utf-8"?>
@@ -2036,6 +8946,29 @@
     <w:uiPriority w:val="99"/>
     <w:rsid w:val="00485BCF"/>
   </w:style>
+  <w:style w:type="character" w:styleId="Hyperlink">
+    <w:name w:val="Hyperlink"/>
+    <w:basedOn w:val="DefaultParagraphFont"/>
+    <w:uiPriority w:val="99"/>
+    <w:unhideWhenUsed/>
+    <w:rsid w:val="00B47E86"/>
+    <w:rPr>
+      <w:color w:val="467886" w:themeColor="hyperlink"/>
+      <w:u w:val="single"/>
+    </w:rPr>
+  </w:style>
+  <w:style w:type="character" w:styleId="UnresolvedMention">
+    <w:name w:val="Unresolved Mention"/>
+    <w:basedOn w:val="DefaultParagraphFont"/>
+    <w:uiPriority w:val="99"/>
+    <w:semiHidden/>
+    <w:unhideWhenUsed/>
+    <w:rsid w:val="00B47E86"/>
+    <w:rPr>
+      <w:color w:val="605E5C"/>
+      <w:shd w:val="clear" w:color="auto" w:fill="E1DFDD"/>
+    </w:rPr>
+  </w:style>
 </w:styles>
 </file>
 
@@ -2232,11 +9165,12 @@
 
 <file path=word/glossary/fontTable.xml><?xml version="1.0" encoding="utf-8"?>
 <w:fonts xmlns:mc="http://schemas.openxmlformats.org/markup-compatibility/2006" xmlns:r="http://schemas.openxmlformats.org/officeDocument/2006/relationships" xmlns:w="http://schemas.openxmlformats.org/wordprocessingml/2006/main" xmlns:w14="http://schemas.microsoft.com/office/word/2010/wordml" xmlns:w15="http://schemas.microsoft.com/office/word/2012/wordml" xmlns:w16cex="http://schemas.microsoft.com/office/word/2018/wordml/cex" xmlns:w16cid="http://schemas.microsoft.com/office/word/2016/wordml/cid" xmlns:w16="http://schemas.microsoft.com/office/word/2018/wordml" xmlns:w16du="http://schemas.microsoft.com/office/word/2023/wordml/word16du" xmlns:w16sdtdh="http://schemas.microsoft.com/office/word/2020/wordml/sdtdatahash" xmlns:w16sdtfl="http://schemas.microsoft.com/office/word/2024/wordml/sdtformatlock" xmlns:w16se="http://schemas.microsoft.com/office/word/2015/wordml/symex" mc:Ignorable="w14 w15 w16se w16cid w16 w16cex w16sdtdh w16sdtfl w16du">
-  <w:font w:name="Aptos">
-    <w:charset w:val="00"/>
-    <w:family w:val="swiss"/>
+  <w:font w:name="Symbol">
+    <w:panose1 w:val="05050102010706020507"/>
+    <w:charset w:val="02"/>
+    <w:family w:val="roman"/>
     <w:pitch w:val="variable"/>
-    <w:sig w:usb0="20000287" w:usb1="00000003" w:usb2="00000000" w:usb3="00000000" w:csb0="0000019F" w:csb1="00000000"/>
+    <w:sig w:usb0="00000000" w:usb1="10000000" w:usb2="00000000" w:usb3="00000000" w:csb0="80000000" w:csb1="00000000"/>
   </w:font>
   <w:font w:name="Times New Roman">
     <w:panose1 w:val="02020603050405020304"/>
@@ -2244,6 +9178,26 @@
     <w:family w:val="roman"/>
     <w:pitch w:val="variable"/>
     <w:sig w:usb0="E0002EFF" w:usb1="C000785B" w:usb2="00000009" w:usb3="00000000" w:csb0="000001FF" w:csb1="00000000"/>
+  </w:font>
+  <w:font w:name="Courier New">
+    <w:panose1 w:val="02070309020205020404"/>
+    <w:charset w:val="00"/>
+    <w:family w:val="modern"/>
+    <w:pitch w:val="fixed"/>
+    <w:sig w:usb0="E0002EFF" w:usb1="C0007843" w:usb2="00000009" w:usb3="00000000" w:csb0="000001FF" w:csb1="00000000"/>
+  </w:font>
+  <w:font w:name="Wingdings">
+    <w:panose1 w:val="05000000000000000000"/>
+    <w:charset w:val="02"/>
+    <w:family w:val="auto"/>
+    <w:pitch w:val="variable"/>
+    <w:sig w:usb0="00000000" w:usb1="10000000" w:usb2="00000000" w:usb3="00000000" w:csb0="80000000" w:csb1="00000000"/>
+  </w:font>
+  <w:font w:name="Aptos">
+    <w:charset w:val="00"/>
+    <w:family w:val="swiss"/>
+    <w:pitch w:val="variable"/>
+    <w:sig w:usb0="20000287" w:usb1="00000003" w:usb2="00000000" w:usb3="00000000" w:csb0="0000019F" w:csb1="00000000"/>
   </w:font>
   <w:font w:name="Aptos Display">
     <w:charset w:val="00"/>
@@ -2277,9 +9231,12 @@
   </w:compat>
   <w:rsids>
     <w:rsidRoot w:val="00B53967"/>
+    <w:rsid w:val="00957270"/>
     <w:rsid w:val="009574D8"/>
     <w:rsid w:val="00B53967"/>
     <w:rsid w:val="00B57ADC"/>
+    <w:rsid w:val="00C72888"/>
+    <w:rsid w:val="00E73D06"/>
   </w:rsids>
   <m:mathPr>
     <m:mathFont m:val="Cambria Math"/>

--- a/Documentation/Emerald Wallet - Planning & Design.docx
+++ b/Documentation/Emerald Wallet - Planning & Design.docx
@@ -294,6 +294,90 @@
       </w:pPr>
       <w:r>
         <w:lastRenderedPageBreak/>
+        <w:t>Development Team</w:t>
+      </w:r>
+    </w:p>
+    <w:p>
+      <w:pPr>
+        <w:pStyle w:val="VCText"/>
+        <w:numPr>
+          <w:ilvl w:val="0"/>
+          <w:numId w:val="30"/>
+        </w:numPr>
+      </w:pPr>
+      <w:r>
+        <w:t>Kaehil Indurjeeth (ST10438880)</w:t>
+      </w:r>
+    </w:p>
+    <w:p>
+      <w:pPr>
+        <w:pStyle w:val="VCText"/>
+        <w:numPr>
+          <w:ilvl w:val="0"/>
+          <w:numId w:val="30"/>
+        </w:numPr>
+      </w:pPr>
+      <w:r>
+        <w:t>Kyra Naidoo (ST10448414)</w:t>
+      </w:r>
+    </w:p>
+    <w:p>
+      <w:pPr>
+        <w:pStyle w:val="VCText"/>
+        <w:numPr>
+          <w:ilvl w:val="0"/>
+          <w:numId w:val="30"/>
+        </w:numPr>
+      </w:pPr>
+      <w:r>
+        <w:t>Gregory Luyckfasseel (ST10441344)</w:t>
+      </w:r>
+    </w:p>
+    <w:p>
+      <w:pPr>
+        <w:pStyle w:val="VCText"/>
+        <w:numPr>
+          <w:ilvl w:val="0"/>
+          <w:numId w:val="30"/>
+        </w:numPr>
+      </w:pPr>
+      <w:r>
+        <w:t>Zario Di Paolo (ST1044134</w:t>
+      </w:r>
+      <w:r>
+        <w:t>9)</w:t>
+      </w:r>
+    </w:p>
+    <w:p>
+      <w:pPr>
+        <w:pStyle w:val="VCText"/>
+        <w:numPr>
+          <w:ilvl w:val="0"/>
+          <w:numId w:val="30"/>
+        </w:numPr>
+      </w:pPr>
+      <w:r>
+        <w:t>Diya Lakha (ST10439176)</w:t>
+      </w:r>
+    </w:p>
+    <w:p>
+      <w:pPr>
+        <w:rPr>
+          <w:rFonts w:ascii="Calibri" w:hAnsi="Calibri"/>
+          <w:b/>
+          <w:sz w:val="48"/>
+        </w:rPr>
+      </w:pPr>
+      <w:r>
+        <w:br w:type="page"/>
+      </w:r>
+    </w:p>
+    <w:p>
+      <w:pPr>
+        <w:pStyle w:val="VCHeading"/>
+      </w:pPr>
+      <w:r>
+        <w:lastRenderedPageBreak/>
         <w:t>Introduction</w:t>
       </w:r>
     </w:p>
@@ -318,31 +402,7 @@
         <w:pStyle w:val="VCText"/>
       </w:pPr>
       <w:r>
-        <w:t xml:space="preserve">The design of Emerald Wallet is informed by features found in established personal finance applications such as YNAB (You Need </w:t>
-      </w:r>
-      <w:proofErr w:type="gramStart"/>
-      <w:r>
-        <w:t>A</w:t>
-      </w:r>
-      <w:proofErr w:type="gramEnd"/>
-      <w:r>
-        <w:t xml:space="preserve"> Budget), </w:t>
-      </w:r>
-      <w:proofErr w:type="spellStart"/>
-      <w:r>
-        <w:t>Goodbudget</w:t>
-      </w:r>
-      <w:proofErr w:type="spellEnd"/>
-      <w:r>
-        <w:t xml:space="preserve">, and </w:t>
-      </w:r>
-      <w:proofErr w:type="spellStart"/>
-      <w:r>
-        <w:t>Simplifi</w:t>
-      </w:r>
-      <w:proofErr w:type="spellEnd"/>
-      <w:r>
-        <w:t>. These systems demonstrate effective methods for helping users allocate money, visualize budgets, and maintain financial discipline.</w:t>
+        <w:t>The design of Emerald Wallet is informed by features found in established personal finance applications such as YNAB (You Need A Budget), Goodbudget, and Simplifi. These systems demonstrate effective methods for helping users allocate money, visualize budgets, and maintain financial discipline.</w:t>
       </w:r>
     </w:p>
     <w:p>
@@ -542,23 +602,7 @@
           <w:b/>
           <w:bCs/>
         </w:rPr>
-        <w:t>Model–View–</w:t>
-      </w:r>
-      <w:proofErr w:type="spellStart"/>
-      <w:r>
-        <w:rPr>
-          <w:b/>
-          <w:bCs/>
-        </w:rPr>
-        <w:t>ViewModel</w:t>
-      </w:r>
-      <w:proofErr w:type="spellEnd"/>
-      <w:r>
-        <w:rPr>
-          <w:b/>
-          <w:bCs/>
-        </w:rPr>
-        <w:t xml:space="preserve"> (MVVM)</w:t>
+        <w:t>Model–View–ViewModel (MVVM)</w:t>
       </w:r>
       <w:r>
         <w:t xml:space="preserve"> architecture. This pattern separates the user interface from business logic and data management, improving maintainability and testability.</w:t>
@@ -629,23 +673,7 @@
           <w:b/>
           <w:bCs/>
         </w:rPr>
-        <w:t xml:space="preserve">YNAB (You Need </w:t>
-      </w:r>
-      <w:proofErr w:type="gramStart"/>
-      <w:r>
-        <w:rPr>
-          <w:b/>
-          <w:bCs/>
-        </w:rPr>
-        <w:t>A</w:t>
-      </w:r>
-      <w:proofErr w:type="gramEnd"/>
-      <w:r>
-        <w:rPr>
-          <w:b/>
-          <w:bCs/>
-        </w:rPr>
-        <w:t xml:space="preserve"> Budget)</w:t>
+        <w:t>YNAB (You Need A Budget)</w:t>
       </w:r>
       <w:r>
         <w:t xml:space="preserve"> follows a zero-based budgeting strategy where users assign every unit of income to a category or purpose. This approach ensures that users are aware of how all their money is allocated and prevents overspending (YNAB, 2024).</w:t>
@@ -686,7 +714,6 @@
       <w:r>
         <w:t xml:space="preserve">The budgeting system used by </w:t>
       </w:r>
-      <w:proofErr w:type="spellStart"/>
       <w:r>
         <w:rPr>
           <w:b/>
@@ -694,17 +721,8 @@
         </w:rPr>
         <w:t>Goodbudget</w:t>
       </w:r>
-      <w:proofErr w:type="spellEnd"/>
-      <w:r>
-        <w:t xml:space="preserve"> is based on the envelope budgeting method, where users divide money into spending envelopes representing categories such as groceries or transportation (</w:t>
-      </w:r>
-      <w:proofErr w:type="spellStart"/>
-      <w:r>
-        <w:t>Goodbudget</w:t>
-      </w:r>
-      <w:proofErr w:type="spellEnd"/>
-      <w:r>
-        <w:t>, 2024).</w:t>
+      <w:r>
+        <w:t xml:space="preserve"> is based on the envelope budgeting method, where users divide money into spending envelopes representing categories such as groceries or transportation (Goodbudget, 2024).</w:t>
       </w:r>
     </w:p>
     <w:p>
@@ -739,7 +757,6 @@
       <w:pPr>
         <w:pStyle w:val="VCText"/>
       </w:pPr>
-      <w:proofErr w:type="spellStart"/>
       <w:r>
         <w:rPr>
           <w:b/>
@@ -747,7 +764,6 @@
         </w:rPr>
         <w:t>Simplifi</w:t>
       </w:r>
-      <w:proofErr w:type="spellEnd"/>
       <w:r>
         <w:t xml:space="preserve"> emphasizes spending plans and financial dashboards that allow users to monitor how their expenses compare with planned budgets (Quicken, 2024).</w:t>
       </w:r>
@@ -858,7 +874,7 @@
         </w:numPr>
       </w:pPr>
       <w:r>
-        <w:t>Username</w:t>
+        <w:t>Full name</w:t>
       </w:r>
     </w:p>
     <w:p>
@@ -1956,15 +1972,7 @@
         <w:pStyle w:val="VCText"/>
       </w:pPr>
       <w:r>
-        <w:t xml:space="preserve">Users must be able to view expenses over a user-selected </w:t>
-      </w:r>
-      <w:proofErr w:type="gramStart"/>
-      <w:r>
-        <w:t>time period</w:t>
-      </w:r>
-      <w:proofErr w:type="gramEnd"/>
-      <w:r>
-        <w:t>.</w:t>
+        <w:t>Users must be able to view expenses over a user-selected time period.</w:t>
       </w:r>
     </w:p>
     <w:p>
@@ -2116,15 +2124,7 @@
         <w:pStyle w:val="VCText"/>
       </w:pPr>
       <w:r>
-        <w:t xml:space="preserve">Users must be able to view the total amount spent per category within a selected </w:t>
-      </w:r>
-      <w:proofErr w:type="gramStart"/>
-      <w:r>
-        <w:t>time period</w:t>
-      </w:r>
-      <w:proofErr w:type="gramEnd"/>
-      <w:r>
-        <w:t>.</w:t>
+        <w:t>Users must be able to view the total amount spent per category within a selected time period.</w:t>
       </w:r>
     </w:p>
     <w:p>
@@ -2154,15 +2154,7 @@
         </w:numPr>
       </w:pPr>
       <w:r>
-        <w:t xml:space="preserve">Selected </w:t>
-      </w:r>
-      <w:proofErr w:type="gramStart"/>
-      <w:r>
-        <w:t>time period</w:t>
-      </w:r>
-      <w:proofErr w:type="gramEnd"/>
-      <w:r>
-        <w:t>.</w:t>
+        <w:t>Selected time period.</w:t>
       </w:r>
     </w:p>
     <w:p>
@@ -2879,7 +2871,6 @@
           <w:szCs w:val="28"/>
         </w:rPr>
       </w:pPr>
-      <w:proofErr w:type="spellStart"/>
       <w:r>
         <w:rPr>
           <w:b/>
@@ -2889,7 +2880,6 @@
         </w:rPr>
         <w:t>ViewModel</w:t>
       </w:r>
-      <w:proofErr w:type="spellEnd"/>
     </w:p>
     <w:p>
       <w:pPr>
@@ -3081,6 +3071,9 @@
       <w:pPr>
         <w:pStyle w:val="VCText"/>
       </w:pPr>
+      <w:r>
+        <w:t>A Microsoft Project Document and a PDF adaption of the Gantt Chart may be found in the GitHub repository for this project.</w:t>
+      </w:r>
     </w:p>
     <w:p>
       <w:pPr>
@@ -3119,13 +3112,511 @@
       </w:pPr>
       <w:r>
         <w:lastRenderedPageBreak/>
-        <w:t xml:space="preserve">Interface </w:t>
-      </w:r>
-      <w:proofErr w:type="spellStart"/>
-      <w:r>
-        <w:t>Mockups</w:t>
-      </w:r>
-      <w:proofErr w:type="spellEnd"/>
+        <w:t>Interface Mockups</w:t>
+      </w:r>
+    </w:p>
+    <w:p>
+      <w:pPr>
+        <w:pStyle w:val="VCText"/>
+      </w:pPr>
+      <w:r>
+        <w:t>Referenced below is the GitHub repository with the source code for the following mockups. Dark mode support will be implemented along with colour correction during development.</w:t>
+      </w:r>
+    </w:p>
+    <w:p>
+      <w:pPr>
+        <w:pStyle w:val="VCText"/>
+      </w:pPr>
+      <w:hyperlink r:id="rId8" w:history="1">
+        <w:r>
+          <w:rPr>
+            <w:rStyle w:val="Hyperlink"/>
+          </w:rPr>
+          <w:t>https://github.com/Gregory-Luyckfasseel/Emerald-Wallet-Mockups</w:t>
+        </w:r>
+      </w:hyperlink>
+      <w:r>
+        <w:t xml:space="preserve"> </w:t>
+      </w:r>
+    </w:p>
+    <w:p>
+      <w:pPr>
+        <w:pStyle w:val="VCText"/>
+      </w:pPr>
+      <w:r>
+        <w:drawing>
+          <wp:inline distT="0" distB="0" distL="0" distR="0" wp14:anchorId="46764EAA" wp14:editId="43B4A76D">
+            <wp:extent cx="3381847" cy="5296639"/>
+            <wp:effectExtent l="0" t="0" r="9525" b="0"/>
+            <wp:docPr id="6" name="Picture 6"/>
+            <wp:cNvGraphicFramePr>
+              <a:graphicFrameLocks xmlns:a="http://schemas.openxmlformats.org/drawingml/2006/main" noChangeAspect="1"/>
+            </wp:cNvGraphicFramePr>
+            <a:graphic xmlns:a="http://schemas.openxmlformats.org/drawingml/2006/main">
+              <a:graphicData uri="http://schemas.openxmlformats.org/drawingml/2006/picture">
+                <pic:pic xmlns:pic="http://schemas.openxmlformats.org/drawingml/2006/picture">
+                  <pic:nvPicPr>
+                    <pic:cNvPr id="1" name=""/>
+                    <pic:cNvPicPr/>
+                  </pic:nvPicPr>
+                  <pic:blipFill>
+                    <a:blip r:embed="rId9"/>
+                    <a:stretch>
+                      <a:fillRect/>
+                    </a:stretch>
+                  </pic:blipFill>
+                  <pic:spPr>
+                    <a:xfrm>
+                      <a:off x="0" y="0"/>
+                      <a:ext cx="3381847" cy="5296639"/>
+                    </a:xfrm>
+                    <a:prstGeom prst="rect">
+                      <a:avLst/>
+                    </a:prstGeom>
+                  </pic:spPr>
+                </pic:pic>
+              </a:graphicData>
+            </a:graphic>
+          </wp:inline>
+        </w:drawing>
+      </w:r>
+    </w:p>
+    <w:p>
+      <w:pPr>
+        <w:pStyle w:val="VCText"/>
+      </w:pPr>
+      <w:r>
+        <w:t>Login screen: This is the entry point to the application. This screen allows users to login by filling in the email and password fields which is then authenticated against the accounts already created for application. For new users, the screen features an option to register an account through a clean, branded interface.</w:t>
+      </w:r>
+    </w:p>
+    <w:p>
+      <w:pPr>
+        <w:pStyle w:val="VCText"/>
+      </w:pPr>
+      <w:r>
+        <w:lastRenderedPageBreak/>
+        <w:drawing>
+          <wp:inline distT="0" distB="0" distL="0" distR="0" wp14:anchorId="0487C802" wp14:editId="6810AC2C">
+            <wp:extent cx="3677163" cy="6354062"/>
+            <wp:effectExtent l="0" t="0" r="0" b="8890"/>
+            <wp:docPr id="7" name="Picture 7"/>
+            <wp:cNvGraphicFramePr>
+              <a:graphicFrameLocks xmlns:a="http://schemas.openxmlformats.org/drawingml/2006/main" noChangeAspect="1"/>
+            </wp:cNvGraphicFramePr>
+            <a:graphic xmlns:a="http://schemas.openxmlformats.org/drawingml/2006/main">
+              <a:graphicData uri="http://schemas.openxmlformats.org/drawingml/2006/picture">
+                <pic:pic xmlns:pic="http://schemas.openxmlformats.org/drawingml/2006/picture">
+                  <pic:nvPicPr>
+                    <pic:cNvPr id="1" name=""/>
+                    <pic:cNvPicPr/>
+                  </pic:nvPicPr>
+                  <pic:blipFill>
+                    <a:blip r:embed="rId10"/>
+                    <a:stretch>
+                      <a:fillRect/>
+                    </a:stretch>
+                  </pic:blipFill>
+                  <pic:spPr>
+                    <a:xfrm>
+                      <a:off x="0" y="0"/>
+                      <a:ext cx="3677163" cy="6354062"/>
+                    </a:xfrm>
+                    <a:prstGeom prst="rect">
+                      <a:avLst/>
+                    </a:prstGeom>
+                  </pic:spPr>
+                </pic:pic>
+              </a:graphicData>
+            </a:graphic>
+          </wp:inline>
+        </w:drawing>
+      </w:r>
+    </w:p>
+    <w:p>
+      <w:pPr>
+        <w:pStyle w:val="VCText"/>
+      </w:pPr>
+      <w:r>
+        <w:t>Register screen: This screen allows users to create an account through a structured form that captures their full name, email address, and password. If the user already has an account, they can easily be redirected back to the login screen.</w:t>
+      </w:r>
+    </w:p>
+    <w:p>
+      <w:pPr>
+        <w:pStyle w:val="VCText"/>
+      </w:pPr>
+      <w:r>
+        <w:lastRenderedPageBreak/>
+        <w:drawing>
+          <wp:inline distT="0" distB="0" distL="0" distR="0" wp14:anchorId="62A9FDB5" wp14:editId="2E76EDE9">
+            <wp:extent cx="3667637" cy="6287377"/>
+            <wp:effectExtent l="0" t="0" r="9525" b="0"/>
+            <wp:docPr id="5" name="Picture 5"/>
+            <wp:cNvGraphicFramePr>
+              <a:graphicFrameLocks xmlns:a="http://schemas.openxmlformats.org/drawingml/2006/main" noChangeAspect="1"/>
+            </wp:cNvGraphicFramePr>
+            <a:graphic xmlns:a="http://schemas.openxmlformats.org/drawingml/2006/main">
+              <a:graphicData uri="http://schemas.openxmlformats.org/drawingml/2006/picture">
+                <pic:pic xmlns:pic="http://schemas.openxmlformats.org/drawingml/2006/picture">
+                  <pic:nvPicPr>
+                    <pic:cNvPr id="1" name=""/>
+                    <pic:cNvPicPr/>
+                  </pic:nvPicPr>
+                  <pic:blipFill>
+                    <a:blip r:embed="rId11"/>
+                    <a:stretch>
+                      <a:fillRect/>
+                    </a:stretch>
+                  </pic:blipFill>
+                  <pic:spPr>
+                    <a:xfrm>
+                      <a:off x="0" y="0"/>
+                      <a:ext cx="3667637" cy="6287377"/>
+                    </a:xfrm>
+                    <a:prstGeom prst="rect">
+                      <a:avLst/>
+                    </a:prstGeom>
+                  </pic:spPr>
+                </pic:pic>
+              </a:graphicData>
+            </a:graphic>
+          </wp:inline>
+        </w:drawing>
+      </w:r>
+    </w:p>
+    <w:p>
+      <w:pPr>
+        <w:pStyle w:val="VCText"/>
+      </w:pPr>
+      <w:r>
+        <w:t>Dashboard screen: This screen is the central hub of the application which shows a quick view of the user’s financial health including their current balance, a progress bar of their monthly budget and a list of recent transactions. Below are quick action buttons that direct the user to other sections of the application.</w:t>
+      </w:r>
+    </w:p>
+    <w:p>
+      <w:pPr>
+        <w:pStyle w:val="VCText"/>
+      </w:pPr>
+      <w:r>
+        <w:lastRenderedPageBreak/>
+        <w:drawing>
+          <wp:inline distT="0" distB="0" distL="0" distR="0" wp14:anchorId="2391BF5D" wp14:editId="296723B6">
+            <wp:extent cx="3419952" cy="5915851"/>
+            <wp:effectExtent l="0" t="0" r="9525" b="8890"/>
+            <wp:docPr id="4" name="Picture 4"/>
+            <wp:cNvGraphicFramePr>
+              <a:graphicFrameLocks xmlns:a="http://schemas.openxmlformats.org/drawingml/2006/main" noChangeAspect="1"/>
+            </wp:cNvGraphicFramePr>
+            <a:graphic xmlns:a="http://schemas.openxmlformats.org/drawingml/2006/main">
+              <a:graphicData uri="http://schemas.openxmlformats.org/drawingml/2006/picture">
+                <pic:pic xmlns:pic="http://schemas.openxmlformats.org/drawingml/2006/picture">
+                  <pic:nvPicPr>
+                    <pic:cNvPr id="1" name=""/>
+                    <pic:cNvPicPr/>
+                  </pic:nvPicPr>
+                  <pic:blipFill>
+                    <a:blip r:embed="rId12"/>
+                    <a:stretch>
+                      <a:fillRect/>
+                    </a:stretch>
+                  </pic:blipFill>
+                  <pic:spPr>
+                    <a:xfrm>
+                      <a:off x="0" y="0"/>
+                      <a:ext cx="3419952" cy="5915851"/>
+                    </a:xfrm>
+                    <a:prstGeom prst="rect">
+                      <a:avLst/>
+                    </a:prstGeom>
+                  </pic:spPr>
+                </pic:pic>
+              </a:graphicData>
+            </a:graphic>
+          </wp:inline>
+        </w:drawing>
+      </w:r>
+    </w:p>
+    <w:p>
+      <w:pPr>
+        <w:pStyle w:val="VCText"/>
+      </w:pPr>
+      <w:r>
+        <w:t>Add expense screen: This screen serves for the user to record transactions. It includes fields for the title of the transaction, the amount, category of spending and the date of the transaction.</w:t>
+      </w:r>
+    </w:p>
+    <w:p>
+      <w:pPr>
+        <w:pStyle w:val="VCText"/>
+      </w:pPr>
+      <w:r>
+        <w:lastRenderedPageBreak/>
+        <w:drawing>
+          <wp:inline distT="0" distB="0" distL="0" distR="0" wp14:anchorId="74D1B72F" wp14:editId="2C6D7D83">
+            <wp:extent cx="3381847" cy="7449590"/>
+            <wp:effectExtent l="0" t="0" r="9525" b="0"/>
+            <wp:docPr id="8" name="Picture 8"/>
+            <wp:cNvGraphicFramePr>
+              <a:graphicFrameLocks xmlns:a="http://schemas.openxmlformats.org/drawingml/2006/main" noChangeAspect="1"/>
+            </wp:cNvGraphicFramePr>
+            <a:graphic xmlns:a="http://schemas.openxmlformats.org/drawingml/2006/main">
+              <a:graphicData uri="http://schemas.openxmlformats.org/drawingml/2006/picture">
+                <pic:pic xmlns:pic="http://schemas.openxmlformats.org/drawingml/2006/picture">
+                  <pic:nvPicPr>
+                    <pic:cNvPr id="1" name=""/>
+                    <pic:cNvPicPr/>
+                  </pic:nvPicPr>
+                  <pic:blipFill>
+                    <a:blip r:embed="rId13"/>
+                    <a:stretch>
+                      <a:fillRect/>
+                    </a:stretch>
+                  </pic:blipFill>
+                  <pic:spPr>
+                    <a:xfrm>
+                      <a:off x="0" y="0"/>
+                      <a:ext cx="3381847" cy="7449590"/>
+                    </a:xfrm>
+                    <a:prstGeom prst="rect">
+                      <a:avLst/>
+                    </a:prstGeom>
+                  </pic:spPr>
+                </pic:pic>
+              </a:graphicData>
+            </a:graphic>
+          </wp:inline>
+        </w:drawing>
+      </w:r>
+    </w:p>
+    <w:p>
+      <w:pPr>
+        <w:pStyle w:val="VCText"/>
+      </w:pPr>
+      <w:r>
+        <w:t>Reports screen: The reports screen utilises a bar graph and pie chart to help users visual their spending and analyse it by showing how much a user is spending in each category so they can identify where their money is being spent.</w:t>
+      </w:r>
+    </w:p>
+    <w:p>
+      <w:pPr>
+        <w:pStyle w:val="VCText"/>
+      </w:pPr>
+      <w:r>
+        <w:lastRenderedPageBreak/>
+        <w:drawing>
+          <wp:inline distT="0" distB="0" distL="0" distR="0" wp14:anchorId="7F74D2BE" wp14:editId="3FC5C027">
+            <wp:extent cx="3429479" cy="5058481"/>
+            <wp:effectExtent l="0" t="0" r="0" b="0"/>
+            <wp:docPr id="9" name="Picture 9"/>
+            <wp:cNvGraphicFramePr>
+              <a:graphicFrameLocks xmlns:a="http://schemas.openxmlformats.org/drawingml/2006/main" noChangeAspect="1"/>
+            </wp:cNvGraphicFramePr>
+            <a:graphic xmlns:a="http://schemas.openxmlformats.org/drawingml/2006/main">
+              <a:graphicData uri="http://schemas.openxmlformats.org/drawingml/2006/picture">
+                <pic:pic xmlns:pic="http://schemas.openxmlformats.org/drawingml/2006/picture">
+                  <pic:nvPicPr>
+                    <pic:cNvPr id="1" name=""/>
+                    <pic:cNvPicPr/>
+                  </pic:nvPicPr>
+                  <pic:blipFill>
+                    <a:blip r:embed="rId14"/>
+                    <a:stretch>
+                      <a:fillRect/>
+                    </a:stretch>
+                  </pic:blipFill>
+                  <pic:spPr>
+                    <a:xfrm>
+                      <a:off x="0" y="0"/>
+                      <a:ext cx="3429479" cy="5058481"/>
+                    </a:xfrm>
+                    <a:prstGeom prst="rect">
+                      <a:avLst/>
+                    </a:prstGeom>
+                  </pic:spPr>
+                </pic:pic>
+              </a:graphicData>
+            </a:graphic>
+          </wp:inline>
+        </w:drawing>
+      </w:r>
+    </w:p>
+    <w:p>
+      <w:pPr>
+        <w:pStyle w:val="VCText"/>
+      </w:pPr>
+      <w:r>
+        <w:t>Goals screen: This is the users screen for keeping track of long-term spending goals. It displays the progress that the user has made in saving towards their active goals by using a progress bar for the user to easily visualise how much more they need to save. Each goal may be clicked on to edit them and the button on the top right is used for adding a new goal to the list.</w:t>
+      </w:r>
+    </w:p>
+    <w:p>
+      <w:pPr>
+        <w:pStyle w:val="VCText"/>
+      </w:pPr>
+      <w:r>
+        <w:lastRenderedPageBreak/>
+        <w:drawing>
+          <wp:inline distT="0" distB="0" distL="0" distR="0" wp14:anchorId="20697F32" wp14:editId="0A4171A4">
+            <wp:extent cx="3648584" cy="5563376"/>
+            <wp:effectExtent l="0" t="0" r="9525" b="0"/>
+            <wp:docPr id="10" name="Picture 10"/>
+            <wp:cNvGraphicFramePr>
+              <a:graphicFrameLocks xmlns:a="http://schemas.openxmlformats.org/drawingml/2006/main" noChangeAspect="1"/>
+            </wp:cNvGraphicFramePr>
+            <a:graphic xmlns:a="http://schemas.openxmlformats.org/drawingml/2006/main">
+              <a:graphicData uri="http://schemas.openxmlformats.org/drawingml/2006/picture">
+                <pic:pic xmlns:pic="http://schemas.openxmlformats.org/drawingml/2006/picture">
+                  <pic:nvPicPr>
+                    <pic:cNvPr id="1" name=""/>
+                    <pic:cNvPicPr/>
+                  </pic:nvPicPr>
+                  <pic:blipFill>
+                    <a:blip r:embed="rId15"/>
+                    <a:stretch>
+                      <a:fillRect/>
+                    </a:stretch>
+                  </pic:blipFill>
+                  <pic:spPr>
+                    <a:xfrm>
+                      <a:off x="0" y="0"/>
+                      <a:ext cx="3648584" cy="5563376"/>
+                    </a:xfrm>
+                    <a:prstGeom prst="rect">
+                      <a:avLst/>
+                    </a:prstGeom>
+                  </pic:spPr>
+                </pic:pic>
+              </a:graphicData>
+            </a:graphic>
+          </wp:inline>
+        </w:drawing>
+      </w:r>
+    </w:p>
+    <w:p>
+      <w:pPr>
+        <w:pStyle w:val="VCText"/>
+      </w:pPr>
+    </w:p>
+    <w:p>
+      <w:pPr>
+        <w:pStyle w:val="VCText"/>
+      </w:pPr>
+      <w:r>
+        <w:t>Add goal screen: This screen is used for users to initialise new milestones for them to reach. The screen has fields for the goals name, total amount and the amount the user is initialling putting towards the goal, this information sets the foundation for tracking the goal in future.</w:t>
+      </w:r>
+    </w:p>
+    <w:p>
+      <w:pPr>
+        <w:pStyle w:val="VCText"/>
+      </w:pPr>
+      <w:r>
+        <w:lastRenderedPageBreak/>
+        <w:drawing>
+          <wp:inline distT="0" distB="0" distL="0" distR="0" wp14:anchorId="0BB15734" wp14:editId="2D6B2954">
+            <wp:extent cx="3439005" cy="7182852"/>
+            <wp:effectExtent l="0" t="0" r="9525" b="0"/>
+            <wp:docPr id="1" name="Picture 1"/>
+            <wp:cNvGraphicFramePr>
+              <a:graphicFrameLocks xmlns:a="http://schemas.openxmlformats.org/drawingml/2006/main" noChangeAspect="1"/>
+            </wp:cNvGraphicFramePr>
+            <a:graphic xmlns:a="http://schemas.openxmlformats.org/drawingml/2006/main">
+              <a:graphicData uri="http://schemas.openxmlformats.org/drawingml/2006/picture">
+                <pic:pic xmlns:pic="http://schemas.openxmlformats.org/drawingml/2006/picture">
+                  <pic:nvPicPr>
+                    <pic:cNvPr id="1" name=""/>
+                    <pic:cNvPicPr/>
+                  </pic:nvPicPr>
+                  <pic:blipFill>
+                    <a:blip r:embed="rId16"/>
+                    <a:stretch>
+                      <a:fillRect/>
+                    </a:stretch>
+                  </pic:blipFill>
+                  <pic:spPr>
+                    <a:xfrm>
+                      <a:off x="0" y="0"/>
+                      <a:ext cx="3439005" cy="7182852"/>
+                    </a:xfrm>
+                    <a:prstGeom prst="rect">
+                      <a:avLst/>
+                    </a:prstGeom>
+                  </pic:spPr>
+                </pic:pic>
+              </a:graphicData>
+            </a:graphic>
+          </wp:inline>
+        </w:drawing>
+      </w:r>
+    </w:p>
+    <w:p>
+      <w:pPr>
+        <w:pStyle w:val="VCText"/>
+      </w:pPr>
+      <w:r>
+        <w:t>Edit goal screen: This extension of the goals screen allows the user to record progress they are making in saving towards a goal, adjust the name or target amount of the goal or delete the goal entirely.</w:t>
+      </w:r>
+    </w:p>
+    <w:p>
+      <w:pPr>
+        <w:pStyle w:val="VCText"/>
+      </w:pPr>
+      <w:r>
+        <w:lastRenderedPageBreak/>
+        <w:t>User flow diagram:</w:t>
+      </w:r>
+      <w:r>
+        <w:br/>
+      </w:r>
+      <w:r>
+        <w:drawing>
+          <wp:inline distT="0" distB="0" distL="0" distR="0" wp14:anchorId="031D4147" wp14:editId="145DF865">
+            <wp:extent cx="5731510" cy="3503443"/>
+            <wp:effectExtent l="0" t="0" r="2540" b="1905"/>
+            <wp:docPr id="2" name="Picture 2" descr="C:\Users\user-pc\Downloads\Emerald_wallet_user_flow.jpg"/>
+            <wp:cNvGraphicFramePr>
+              <a:graphicFrameLocks xmlns:a="http://schemas.openxmlformats.org/drawingml/2006/main" noChangeAspect="1"/>
+            </wp:cNvGraphicFramePr>
+            <a:graphic xmlns:a="http://schemas.openxmlformats.org/drawingml/2006/main">
+              <a:graphicData uri="http://schemas.openxmlformats.org/drawingml/2006/picture">
+                <pic:pic xmlns:pic="http://schemas.openxmlformats.org/drawingml/2006/picture">
+                  <pic:nvPicPr>
+                    <pic:cNvPr id="0" name="Picture 1" descr="C:\Users\user-pc\Downloads\Emerald_wallet_user_flow.jpg"/>
+                    <pic:cNvPicPr>
+                      <a:picLocks noChangeAspect="1" noChangeArrowheads="1"/>
+                    </pic:cNvPicPr>
+                  </pic:nvPicPr>
+                  <pic:blipFill>
+                    <a:blip r:embed="rId17">
+                      <a:extLst>
+                        <a:ext uri="{28A0092B-C50C-407E-A947-70E740481C1C}">
+                          <a14:useLocalDpi xmlns:a14="http://schemas.microsoft.com/office/drawing/2010/main" val="0"/>
+                        </a:ext>
+                      </a:extLst>
+                    </a:blip>
+                    <a:srcRect/>
+                    <a:stretch>
+                      <a:fillRect/>
+                    </a:stretch>
+                  </pic:blipFill>
+                  <pic:spPr bwMode="auto">
+                    <a:xfrm>
+                      <a:off x="0" y="0"/>
+                      <a:ext cx="5731510" cy="3503443"/>
+                    </a:xfrm>
+                    <a:prstGeom prst="rect">
+                      <a:avLst/>
+                    </a:prstGeom>
+                    <a:noFill/>
+                    <a:ln>
+                      <a:noFill/>
+                    </a:ln>
+                  </pic:spPr>
+                </pic:pic>
+              </a:graphicData>
+            </a:graphic>
+          </wp:inline>
+        </w:drawing>
+      </w:r>
+    </w:p>
+    <w:p>
+      <w:pPr>
+        <w:pStyle w:val="VCText"/>
+      </w:pPr>
     </w:p>
     <w:p>
       <w:pPr>
@@ -3157,34 +3648,20 @@
       <w:pPr>
         <w:pStyle w:val="VCText"/>
       </w:pPr>
-      <w:proofErr w:type="spellStart"/>
-      <w:r>
-        <w:t>Goodbudget</w:t>
-      </w:r>
-      <w:proofErr w:type="spellEnd"/>
-      <w:r>
-        <w:t xml:space="preserve">, 2024. </w:t>
-      </w:r>
-      <w:proofErr w:type="spellStart"/>
+      <w:r>
+        <w:t xml:space="preserve">Goodbudget, 2024. </w:t>
+      </w:r>
       <w:r>
         <w:rPr>
           <w:i/>
           <w:iCs/>
         </w:rPr>
-        <w:t>Goodbudget</w:t>
-      </w:r>
-      <w:proofErr w:type="spellEnd"/>
-      <w:r>
-        <w:rPr>
-          <w:i/>
-          <w:iCs/>
-        </w:rPr>
-        <w:t xml:space="preserve"> budgeting methodology.</w:t>
+        <w:t>Goodbudget budgeting methodology.</w:t>
       </w:r>
       <w:r>
         <w:t xml:space="preserve"> Available at: </w:t>
       </w:r>
-      <w:hyperlink r:id="rId8" w:tgtFrame="_new" w:history="1">
+      <w:hyperlink r:id="rId18" w:tgtFrame="_new" w:history="1">
         <w:r>
           <w:rPr>
             <w:rStyle w:val="Hyperlink"/>
@@ -3219,26 +3696,17 @@
       <w:r>
         <w:t xml:space="preserve">Quicken, 2024. </w:t>
       </w:r>
-      <w:proofErr w:type="spellStart"/>
       <w:r>
         <w:rPr>
           <w:i/>
           <w:iCs/>
         </w:rPr>
-        <w:t>Simplifi</w:t>
-      </w:r>
-      <w:proofErr w:type="spellEnd"/>
-      <w:r>
-        <w:rPr>
-          <w:i/>
-          <w:iCs/>
-        </w:rPr>
-        <w:t xml:space="preserve"> budgeting features.</w:t>
+        <w:t>Simplifi budgeting features.</w:t>
       </w:r>
       <w:r>
         <w:t xml:space="preserve"> Available at: </w:t>
       </w:r>
-      <w:hyperlink r:id="rId9" w:tgtFrame="_new" w:history="1">
+      <w:hyperlink r:id="rId19" w:tgtFrame="_new" w:history="1">
         <w:r>
           <w:rPr>
             <w:rStyle w:val="Hyperlink"/>
@@ -3263,28 +3731,12 @@
           <w:i/>
           <w:iCs/>
         </w:rPr>
-        <w:t xml:space="preserve">You Need </w:t>
-      </w:r>
-      <w:proofErr w:type="gramStart"/>
-      <w:r>
-        <w:rPr>
-          <w:i/>
-          <w:iCs/>
-        </w:rPr>
-        <w:t>A</w:t>
-      </w:r>
-      <w:proofErr w:type="gramEnd"/>
-      <w:r>
-        <w:rPr>
-          <w:i/>
-          <w:iCs/>
-        </w:rPr>
-        <w:t xml:space="preserve"> Budget methodology.</w:t>
+        <w:t>You Need A Budget methodology.</w:t>
       </w:r>
       <w:r>
         <w:t xml:space="preserve"> Available at: </w:t>
       </w:r>
-      <w:hyperlink r:id="rId10" w:tgtFrame="_new" w:history="1">
+      <w:hyperlink r:id="rId20" w:tgtFrame="_new" w:history="1">
         <w:r>
           <w:rPr>
             <w:rStyle w:val="Hyperlink"/>
@@ -3302,9 +3754,203 @@
         <w:pStyle w:val="VCText"/>
       </w:pPr>
     </w:p>
+    <w:p>
+      <w:pPr>
+        <w:pStyle w:val="VCHeading"/>
+      </w:pPr>
+      <w:r>
+        <w:t>Disclosures</w:t>
+      </w:r>
+    </w:p>
+    <w:p>
+      <w:pPr>
+        <w:pStyle w:val="VCText"/>
+        <w:rPr>
+          <w:b/>
+          <w:bCs/>
+          <w:sz w:val="28"/>
+          <w:szCs w:val="28"/>
+        </w:rPr>
+      </w:pPr>
+      <w:r>
+        <w:rPr>
+          <w:b/>
+          <w:bCs/>
+          <w:sz w:val="28"/>
+          <w:szCs w:val="28"/>
+        </w:rPr>
+        <w:t>Annexure A</w:t>
+      </w:r>
+    </w:p>
+    <w:p>
+      <w:pPr>
+        <w:pStyle w:val="VCText"/>
+      </w:pPr>
+      <w:r>
+        <w:t>Title: Disclosure of AI that is used in my assignment.</w:t>
+      </w:r>
+    </w:p>
+    <w:p>
+      <w:pPr>
+        <w:pStyle w:val="VCText"/>
+      </w:pPr>
+      <w:r>
+        <w:t>Name: OpenAI</w:t>
+      </w:r>
+    </w:p>
+    <w:p>
+      <w:pPr>
+        <w:pStyle w:val="VCText"/>
+      </w:pPr>
+      <w:r>
+        <w:t>Section: Research</w:t>
+      </w:r>
+    </w:p>
+    <w:p>
+      <w:pPr>
+        <w:pStyle w:val="VCText"/>
+      </w:pPr>
+      <w:r>
+        <w:t>Purpose: Used for help with research and understanding</w:t>
+      </w:r>
+    </w:p>
+    <w:p>
+      <w:pPr>
+        <w:pStyle w:val="VCText"/>
+      </w:pPr>
+      <w:r>
+        <w:t xml:space="preserve">Date: </w:t>
+      </w:r>
+      <w:r>
+        <w:t xml:space="preserve">15 </w:t>
+      </w:r>
+      <w:r>
+        <w:t>March 2026</w:t>
+      </w:r>
+    </w:p>
+    <w:p>
+      <w:pPr>
+        <w:pStyle w:val="VCText"/>
+      </w:pPr>
+      <w:r>
+        <w:t xml:space="preserve">Link: </w:t>
+      </w:r>
+      <w:r>
+        <w:t>https://chatgpt.com/c/69b8f8bf-3eac-8329-b346-c2d4f2429dc4</w:t>
+      </w:r>
+    </w:p>
+    <w:p>
+      <w:pPr>
+        <w:pStyle w:val="VCText"/>
+      </w:pPr>
+    </w:p>
+    <w:p>
+      <w:pPr>
+        <w:pStyle w:val="VCText"/>
+        <w:rPr>
+          <w:b/>
+          <w:bCs/>
+          <w:sz w:val="28"/>
+          <w:szCs w:val="28"/>
+        </w:rPr>
+      </w:pPr>
+      <w:r>
+        <w:rPr>
+          <w:b/>
+          <w:bCs/>
+          <w:sz w:val="28"/>
+          <w:szCs w:val="28"/>
+        </w:rPr>
+        <w:t>Annexure B</w:t>
+      </w:r>
+    </w:p>
+    <w:p>
+      <w:pPr>
+        <w:pStyle w:val="VCText"/>
+      </w:pPr>
+      <w:r>
+        <w:t xml:space="preserve">Title: Disclosure of </w:t>
+      </w:r>
+      <w:r>
+        <w:t>draw.io</w:t>
+      </w:r>
+      <w:r>
+        <w:t xml:space="preserve"> that is used in my assignment.</w:t>
+      </w:r>
+    </w:p>
+    <w:p>
+      <w:pPr>
+        <w:pStyle w:val="VCText"/>
+      </w:pPr>
+      <w:r>
+        <w:t xml:space="preserve">Name: </w:t>
+      </w:r>
+      <w:r>
+        <w:t>draw.io</w:t>
+      </w:r>
+    </w:p>
+    <w:p>
+      <w:pPr>
+        <w:pStyle w:val="VCText"/>
+      </w:pPr>
+      <w:r>
+        <w:t>Section: Infographic</w:t>
+      </w:r>
+    </w:p>
+    <w:p>
+      <w:pPr>
+        <w:pStyle w:val="VCText"/>
+      </w:pPr>
+      <w:r>
+        <w:t>Purpose: Used to create the infographic</w:t>
+      </w:r>
+    </w:p>
+    <w:p>
+      <w:pPr>
+        <w:pStyle w:val="VCText"/>
+      </w:pPr>
+      <w:r>
+        <w:t xml:space="preserve">Date: </w:t>
+      </w:r>
+      <w:r>
+        <w:t>16</w:t>
+      </w:r>
+      <w:r>
+        <w:t xml:space="preserve"> March 2026</w:t>
+      </w:r>
+    </w:p>
+    <w:p>
+      <w:pPr>
+        <w:pStyle w:val="VCText"/>
+      </w:pPr>
+      <w:r>
+        <w:t xml:space="preserve">Link: </w:t>
+      </w:r>
+      <w:hyperlink r:id="rId21" w:history="1">
+        <w:r>
+          <w:rPr>
+            <w:rStyle w:val="Hyperlink"/>
+          </w:rPr>
+          <w:t>https://www.drawio.com/</w:t>
+        </w:r>
+      </w:hyperlink>
+      <w:r>
+        <w:t xml:space="preserve"> </w:t>
+      </w:r>
+    </w:p>
+    <w:p>
+      <w:pPr>
+        <w:pStyle w:val="VCText"/>
+      </w:pPr>
+    </w:p>
+    <w:p>
+      <w:pPr>
+        <w:pStyle w:val="VCText"/>
+      </w:pPr>
+    </w:p>
     <w:sectPr>
-      <w:headerReference w:type="default" r:id="rId11"/>
-      <w:footerReference w:type="default" r:id="rId12"/>
+      <w:headerReference w:type="default" r:id="rId22"/>
+      <w:footerReference w:type="default" r:id="rId23"/>
       <w:pgSz w:w="11906" w:h="16838"/>
       <w:pgMar w:top="1440" w:right="1440" w:bottom="1440" w:left="1440" w:header="708" w:footer="708" w:gutter="0"/>
       <w:pgNumType w:start="0"/>
@@ -7374,6 +8020,119 @@
     </w:lvl>
   </w:abstractNum>
   <w:abstractNum w:abstractNumId="26" w15:restartNumberingAfterBreak="0">
+    <w:nsid w:val="69E53D46"/>
+    <w:multiLevelType w:val="hybridMultilevel"/>
+    <w:tmpl w:val="D3AC16E2"/>
+    <w:lvl w:ilvl="0" w:tplc="1C090001">
+      <w:start w:val="1"/>
+      <w:numFmt w:val="bullet"/>
+      <w:lvlText w:val=""/>
+      <w:lvlJc w:val="left"/>
+      <w:pPr>
+        <w:ind w:left="720" w:hanging="360"/>
+      </w:pPr>
+      <w:rPr>
+        <w:rFonts w:ascii="Symbol" w:hAnsi="Symbol" w:hint="default"/>
+      </w:rPr>
+    </w:lvl>
+    <w:lvl w:ilvl="1" w:tplc="1C090003" w:tentative="1">
+      <w:start w:val="1"/>
+      <w:numFmt w:val="bullet"/>
+      <w:lvlText w:val="o"/>
+      <w:lvlJc w:val="left"/>
+      <w:pPr>
+        <w:ind w:left="1440" w:hanging="360"/>
+      </w:pPr>
+      <w:rPr>
+        <w:rFonts w:ascii="Courier New" w:hAnsi="Courier New" w:cs="Courier New" w:hint="default"/>
+      </w:rPr>
+    </w:lvl>
+    <w:lvl w:ilvl="2" w:tplc="1C090005" w:tentative="1">
+      <w:start w:val="1"/>
+      <w:numFmt w:val="bullet"/>
+      <w:lvlText w:val=""/>
+      <w:lvlJc w:val="left"/>
+      <w:pPr>
+        <w:ind w:left="2160" w:hanging="360"/>
+      </w:pPr>
+      <w:rPr>
+        <w:rFonts w:ascii="Wingdings" w:hAnsi="Wingdings" w:hint="default"/>
+      </w:rPr>
+    </w:lvl>
+    <w:lvl w:ilvl="3" w:tplc="1C090001" w:tentative="1">
+      <w:start w:val="1"/>
+      <w:numFmt w:val="bullet"/>
+      <w:lvlText w:val=""/>
+      <w:lvlJc w:val="left"/>
+      <w:pPr>
+        <w:ind w:left="2880" w:hanging="360"/>
+      </w:pPr>
+      <w:rPr>
+        <w:rFonts w:ascii="Symbol" w:hAnsi="Symbol" w:hint="default"/>
+      </w:rPr>
+    </w:lvl>
+    <w:lvl w:ilvl="4" w:tplc="1C090003" w:tentative="1">
+      <w:start w:val="1"/>
+      <w:numFmt w:val="bullet"/>
+      <w:lvlText w:val="o"/>
+      <w:lvlJc w:val="left"/>
+      <w:pPr>
+        <w:ind w:left="3600" w:hanging="360"/>
+      </w:pPr>
+      <w:rPr>
+        <w:rFonts w:ascii="Courier New" w:hAnsi="Courier New" w:cs="Courier New" w:hint="default"/>
+      </w:rPr>
+    </w:lvl>
+    <w:lvl w:ilvl="5" w:tplc="1C090005" w:tentative="1">
+      <w:start w:val="1"/>
+      <w:numFmt w:val="bullet"/>
+      <w:lvlText w:val=""/>
+      <w:lvlJc w:val="left"/>
+      <w:pPr>
+        <w:ind w:left="4320" w:hanging="360"/>
+      </w:pPr>
+      <w:rPr>
+        <w:rFonts w:ascii="Wingdings" w:hAnsi="Wingdings" w:hint="default"/>
+      </w:rPr>
+    </w:lvl>
+    <w:lvl w:ilvl="6" w:tplc="1C090001" w:tentative="1">
+      <w:start w:val="1"/>
+      <w:numFmt w:val="bullet"/>
+      <w:lvlText w:val=""/>
+      <w:lvlJc w:val="left"/>
+      <w:pPr>
+        <w:ind w:left="5040" w:hanging="360"/>
+      </w:pPr>
+      <w:rPr>
+        <w:rFonts w:ascii="Symbol" w:hAnsi="Symbol" w:hint="default"/>
+      </w:rPr>
+    </w:lvl>
+    <w:lvl w:ilvl="7" w:tplc="1C090003" w:tentative="1">
+      <w:start w:val="1"/>
+      <w:numFmt w:val="bullet"/>
+      <w:lvlText w:val="o"/>
+      <w:lvlJc w:val="left"/>
+      <w:pPr>
+        <w:ind w:left="5760" w:hanging="360"/>
+      </w:pPr>
+      <w:rPr>
+        <w:rFonts w:ascii="Courier New" w:hAnsi="Courier New" w:cs="Courier New" w:hint="default"/>
+      </w:rPr>
+    </w:lvl>
+    <w:lvl w:ilvl="8" w:tplc="1C090005" w:tentative="1">
+      <w:start w:val="1"/>
+      <w:numFmt w:val="bullet"/>
+      <w:lvlText w:val=""/>
+      <w:lvlJc w:val="left"/>
+      <w:pPr>
+        <w:ind w:left="6480" w:hanging="360"/>
+      </w:pPr>
+      <w:rPr>
+        <w:rFonts w:ascii="Wingdings" w:hAnsi="Wingdings" w:hint="default"/>
+      </w:rPr>
+    </w:lvl>
+  </w:abstractNum>
+  <w:abstractNum w:abstractNumId="27" w15:restartNumberingAfterBreak="0">
     <w:nsid w:val="6DE413B9"/>
     <w:multiLevelType w:val="multilevel"/>
     <w:tmpl w:val="B8E4AA82"/>
@@ -7522,7 +8281,7 @@
       </w:rPr>
     </w:lvl>
   </w:abstractNum>
-  <w:abstractNum w:abstractNumId="27" w15:restartNumberingAfterBreak="0">
+  <w:abstractNum w:abstractNumId="28" w15:restartNumberingAfterBreak="0">
     <w:nsid w:val="740D79CE"/>
     <w:multiLevelType w:val="multilevel"/>
     <w:tmpl w:val="60342050"/>
@@ -7671,7 +8430,7 @@
       </w:rPr>
     </w:lvl>
   </w:abstractNum>
-  <w:abstractNum w:abstractNumId="28" w15:restartNumberingAfterBreak="0">
+  <w:abstractNum w:abstractNumId="29" w15:restartNumberingAfterBreak="0">
     <w:nsid w:val="7D8245FB"/>
     <w:multiLevelType w:val="multilevel"/>
     <w:tmpl w:val="C25E3146"/>
@@ -7839,7 +8598,7 @@
     <w:abstractNumId w:val="5"/>
   </w:num>
   <w:num w:numId="7" w16cid:durableId="1933706348">
-    <w:abstractNumId w:val="26"/>
+    <w:abstractNumId w:val="27"/>
   </w:num>
   <w:num w:numId="8" w16cid:durableId="422841109">
     <w:abstractNumId w:val="23"/>
@@ -7848,7 +8607,7 @@
     <w:abstractNumId w:val="21"/>
   </w:num>
   <w:num w:numId="10" w16cid:durableId="72361897">
-    <w:abstractNumId w:val="27"/>
+    <w:abstractNumId w:val="28"/>
   </w:num>
   <w:num w:numId="11" w16cid:durableId="325279510">
     <w:abstractNumId w:val="10"/>
@@ -7881,7 +8640,7 @@
     <w:abstractNumId w:val="19"/>
   </w:num>
   <w:num w:numId="21" w16cid:durableId="1482309497">
-    <w:abstractNumId w:val="28"/>
+    <w:abstractNumId w:val="29"/>
   </w:num>
   <w:num w:numId="22" w16cid:durableId="909384902">
     <w:abstractNumId w:val="20"/>
@@ -7906,6 +8665,9 @@
   </w:num>
   <w:num w:numId="29" w16cid:durableId="505094153">
     <w:abstractNumId w:val="9"/>
+  </w:num>
+  <w:num w:numId="30" w16cid:durableId="2045904134">
+    <w:abstractNumId w:val="26"/>
   </w:num>
 </w:numbering>
 </file>
@@ -8969,6 +9731,18 @@
       <w:shd w:val="clear" w:color="auto" w:fill="E1DFDD"/>
     </w:rPr>
   </w:style>
+  <w:style w:type="character" w:styleId="FollowedHyperlink">
+    <w:name w:val="FollowedHyperlink"/>
+    <w:basedOn w:val="DefaultParagraphFont"/>
+    <w:uiPriority w:val="99"/>
+    <w:semiHidden/>
+    <w:unhideWhenUsed/>
+    <w:rsid w:val="00797DEE"/>
+    <w:rPr>
+      <w:color w:val="96607D" w:themeColor="followedHyperlink"/>
+      <w:u w:val="single"/>
+    </w:rPr>
+  </w:style>
 </w:styles>
 </file>
 
@@ -9231,8 +10005,10 @@
   </w:compat>
   <w:rsids>
     <w:rsidRoot w:val="00B53967"/>
+    <w:rsid w:val="002439C5"/>
     <w:rsid w:val="00957270"/>
     <w:rsid w:val="009574D8"/>
+    <w:rsid w:val="00AE362D"/>
     <w:rsid w:val="00B53967"/>
     <w:rsid w:val="00B57ADC"/>
     <w:rsid w:val="00C72888"/>
